--- a/Docs/Lista de Requisitos.docx
+++ b/Docs/Lista de Requisitos.docx
@@ -4,7 +4,7 @@
   <w:body>
     <w:p>
       <w:pPr>
-        <w:pStyle w:val="676"/>
+        <w:pStyle w:val="904"/>
         <w:pBdr/>
         <w:spacing/>
         <w:ind/>
@@ -27,46 +27,92 @@
           <w:szCs w:val="40"/>
         </w:rPr>
       </w:r>
+      <w:r>
+        <w:rPr>
+          <w:sz w:val="40"/>
+          <w:szCs w:val="40"/>
+        </w:rPr>
+      </w:r>
     </w:p>
     <w:p>
       <w:pPr>
-        <w:pStyle w:val="670"/>
+        <w:pStyle w:val="898"/>
         <w:pBdr/>
         <w:spacing/>
         <w:ind/>
         <w:rPr>
-          <w:rFonts w:ascii="Liberation Serif" w:hAnsi="Liberation Serif"/>
+          <w:rFonts w:ascii="Liberation Serif" w:hAnsi="Liberation Serif" w:cs="Liberation Serif"/>
+          <w:bCs w:val="0"/>
+          <w:i w:val="0"/>
+          <w:sz w:val="22"/>
+          <w:szCs w:val="22"/>
         </w:rPr>
       </w:pPr>
       <w:r>
+        <w:rPr>
+          <w:rFonts w:ascii="Liberation Serif" w:hAnsi="Liberation Serif" w:eastAsia="Liberation Serif" w:cs="Liberation Serif"/>
+          <w:i w:val="0"/>
+          <w:iCs w:val="0"/>
+          <w:sz w:val="22"/>
+          <w:szCs w:val="22"/>
+        </w:rPr>
         <w:t xml:space="preserve">Requisitos:</w:t>
       </w:r>
       <w:r>
         <w:rPr>
-          <w:rFonts w:ascii="Liberation Serif" w:hAnsi="Liberation Serif"/>
+          <w:rFonts w:ascii="Liberation Serif" w:hAnsi="Liberation Serif" w:eastAsia="Liberation Serif" w:cs="Liberation Serif"/>
+          <w:i w:val="0"/>
+          <w:iCs w:val="0"/>
+          <w:sz w:val="22"/>
+          <w:szCs w:val="22"/>
+        </w:rPr>
+      </w:r>
+      <w:r>
+        <w:rPr>
+          <w:rFonts w:ascii="Liberation Serif" w:hAnsi="Liberation Serif" w:eastAsia="Liberation Serif" w:cs="Liberation Serif"/>
+          <w:i w:val="0"/>
+          <w:iCs w:val="0"/>
+          <w:sz w:val="22"/>
+          <w:szCs w:val="22"/>
         </w:rPr>
       </w:r>
     </w:p>
     <w:p>
       <w:pPr>
-        <w:pStyle w:val="670"/>
+        <w:pStyle w:val="898"/>
         <w:pBdr/>
         <w:spacing/>
         <w:ind/>
         <w:rPr>
-          <w:rFonts w:ascii="Liberation Serif" w:hAnsi="Liberation Serif"/>
+          <w:rFonts w:ascii="Liberation Serif" w:hAnsi="Liberation Serif" w:cs="Liberation Serif"/>
+          <w:bCs w:val="0"/>
+          <w:i w:val="0"/>
+          <w:sz w:val="22"/>
+          <w:szCs w:val="22"/>
         </w:rPr>
       </w:pPr>
-      <w:r/>
       <w:r>
         <w:rPr>
-          <w:rFonts w:ascii="Liberation Serif" w:hAnsi="Liberation Serif"/>
+          <w:rFonts w:ascii="Liberation Serif" w:hAnsi="Liberation Serif" w:eastAsia="Liberation Serif" w:cs="Liberation Serif"/>
+          <w:i w:val="0"/>
+          <w:iCs w:val="0"/>
+          <w:sz w:val="22"/>
+          <w:szCs w:val="22"/>
+        </w:rPr>
+      </w:r>
+      <w:r>
+        <w:rPr>
+          <w:rFonts w:ascii="Liberation Serif" w:hAnsi="Liberation Serif" w:eastAsia="Liberation Serif" w:cs="Liberation Serif"/>
+          <w:i w:val="0"/>
+          <w:iCs w:val="0"/>
+          <w:sz w:val="22"/>
+          <w:szCs w:val="22"/>
         </w:rPr>
       </w:r>
     </w:p>
     <w:p>
       <w:pPr>
-        <w:pStyle w:val="670"/>
+        <w:pStyle w:val="898"/>
         <w:numPr>
           <w:ilvl w:val="0"/>
           <w:numId w:val="1"/>
@@ -75,21 +121,45 @@
         <w:spacing/>
         <w:ind/>
         <w:rPr>
-          <w:rFonts w:ascii="Liberation Serif" w:hAnsi="Liberation Serif"/>
+          <w:rFonts w:ascii="Liberation Serif" w:hAnsi="Liberation Serif" w:cs="Liberation Serif"/>
+          <w:bCs w:val="0"/>
+          <w:i w:val="0"/>
+          <w:sz w:val="22"/>
+          <w:szCs w:val="22"/>
         </w:rPr>
       </w:pPr>
       <w:r>
+        <w:rPr>
+          <w:rFonts w:ascii="Liberation Serif" w:hAnsi="Liberation Serif" w:eastAsia="Liberation Serif" w:cs="Liberation Serif"/>
+          <w:i w:val="0"/>
+          <w:iCs w:val="0"/>
+          <w:sz w:val="22"/>
+          <w:szCs w:val="22"/>
+        </w:rPr>
         <w:t xml:space="preserve">Requisitos funcionales: </w:t>
       </w:r>
       <w:r>
         <w:rPr>
-          <w:rFonts w:ascii="Liberation Serif" w:hAnsi="Liberation Serif"/>
+          <w:rFonts w:ascii="Liberation Serif" w:hAnsi="Liberation Serif" w:eastAsia="Liberation Serif" w:cs="Liberation Serif"/>
+          <w:i w:val="0"/>
+          <w:iCs w:val="0"/>
+          <w:sz w:val="22"/>
+          <w:szCs w:val="22"/>
+        </w:rPr>
+      </w:r>
+      <w:r>
+        <w:rPr>
+          <w:rFonts w:ascii="Liberation Serif" w:hAnsi="Liberation Serif" w:eastAsia="Liberation Serif" w:cs="Liberation Serif"/>
+          <w:i w:val="0"/>
+          <w:iCs w:val="0"/>
+          <w:sz w:val="22"/>
+          <w:szCs w:val="22"/>
         </w:rPr>
       </w:r>
     </w:p>
     <w:p>
       <w:pPr>
-        <w:pStyle w:val="165"/>
+        <w:pStyle w:val="865"/>
         <w:numPr>
           <w:ilvl w:val="1"/>
           <w:numId w:val="5"/>
@@ -106,6 +176,7 @@
           <w:rFonts w:ascii="Liberation Serif" w:hAnsi="Liberation Serif" w:cs="Liberation Serif"/>
           <w:b w:val="0"/>
           <w:bCs w:val="0"/>
+          <w:i w:val="0"/>
           <w:sz w:val="22"/>
           <w:szCs w:val="22"/>
         </w:rPr>
@@ -115,6 +186,8 @@
           <w:rFonts w:ascii="Liberation Serif" w:hAnsi="Liberation Serif" w:eastAsia="Liberation Serif" w:cs="Liberation Serif"/>
           <w:b w:val="0"/>
           <w:bCs w:val="0"/>
+          <w:i w:val="0"/>
+          <w:iCs w:val="0"/>
           <w:color w:val="000000"/>
           <w:sz w:val="22"/>
           <w:szCs w:val="22"/>
@@ -126,6 +199,8 @@
           <w:rFonts w:ascii="Liberation Serif" w:hAnsi="Liberation Serif" w:eastAsia="Liberation Serif" w:cs="Liberation Serif"/>
           <w:b w:val="0"/>
           <w:bCs w:val="0"/>
+          <w:i w:val="0"/>
+          <w:iCs w:val="0"/>
           <w:color w:val="000000"/>
           <w:sz w:val="22"/>
           <w:szCs w:val="22"/>
@@ -137,6 +212,19 @@
           <w:rFonts w:ascii="Liberation Serif" w:hAnsi="Liberation Serif" w:eastAsia="Liberation Serif" w:cs="Liberation Serif"/>
           <w:b w:val="0"/>
           <w:bCs w:val="0"/>
+          <w:i w:val="0"/>
+          <w:iCs w:val="0"/>
+          <w:sz w:val="22"/>
+          <w:szCs w:val="22"/>
+        </w:rPr>
+      </w:r>
+      <w:r>
+        <w:rPr>
+          <w:rFonts w:ascii="Liberation Serif" w:hAnsi="Liberation Serif" w:eastAsia="Liberation Serif" w:cs="Liberation Serif"/>
+          <w:b w:val="0"/>
+          <w:bCs w:val="0"/>
+          <w:i w:val="0"/>
+          <w:iCs w:val="0"/>
           <w:sz w:val="22"/>
           <w:szCs w:val="22"/>
         </w:rPr>
@@ -144,7 +232,7 @@
     </w:p>
     <w:p>
       <w:pPr>
-        <w:pStyle w:val="165"/>
+        <w:pStyle w:val="865"/>
         <w:numPr>
           <w:ilvl w:val="1"/>
           <w:numId w:val="5"/>
@@ -161,6 +249,7 @@
           <w:rFonts w:ascii="Liberation Serif" w:hAnsi="Liberation Serif" w:cs="Liberation Serif"/>
           <w:b w:val="0"/>
           <w:bCs w:val="0"/>
+          <w:i w:val="0"/>
           <w:sz w:val="22"/>
           <w:szCs w:val="22"/>
         </w:rPr>
@@ -170,6 +259,8 @@
           <w:rFonts w:ascii="Liberation Serif" w:hAnsi="Liberation Serif" w:eastAsia="Liberation Serif" w:cs="Liberation Serif"/>
           <w:b w:val="0"/>
           <w:bCs w:val="0"/>
+          <w:i w:val="0"/>
+          <w:iCs w:val="0"/>
           <w:color w:val="000000"/>
           <w:sz w:val="22"/>
           <w:szCs w:val="22"/>
@@ -181,6 +272,8 @@
           <w:rFonts w:ascii="Liberation Serif" w:hAnsi="Liberation Serif" w:eastAsia="Liberation Serif" w:cs="Liberation Serif"/>
           <w:b w:val="0"/>
           <w:bCs w:val="0"/>
+          <w:i w:val="0"/>
+          <w:iCs w:val="0"/>
           <w:color w:val="000000"/>
           <w:sz w:val="22"/>
           <w:szCs w:val="22"/>
@@ -192,6 +285,19 @@
           <w:rFonts w:ascii="Liberation Serif" w:hAnsi="Liberation Serif" w:eastAsia="Liberation Serif" w:cs="Liberation Serif"/>
           <w:b w:val="0"/>
           <w:bCs w:val="0"/>
+          <w:i w:val="0"/>
+          <w:iCs w:val="0"/>
+          <w:sz w:val="22"/>
+          <w:szCs w:val="22"/>
+        </w:rPr>
+      </w:r>
+      <w:r>
+        <w:rPr>
+          <w:rFonts w:ascii="Liberation Serif" w:hAnsi="Liberation Serif" w:eastAsia="Liberation Serif" w:cs="Liberation Serif"/>
+          <w:b w:val="0"/>
+          <w:bCs w:val="0"/>
+          <w:i w:val="0"/>
+          <w:iCs w:val="0"/>
           <w:sz w:val="22"/>
           <w:szCs w:val="22"/>
         </w:rPr>
@@ -199,7 +305,7 @@
     </w:p>
     <w:p>
       <w:pPr>
-        <w:pStyle w:val="165"/>
+        <w:pStyle w:val="865"/>
         <w:numPr>
           <w:ilvl w:val="1"/>
           <w:numId w:val="5"/>
@@ -216,6 +322,7 @@
           <w:rFonts w:ascii="Liberation Serif" w:hAnsi="Liberation Serif" w:cs="Liberation Serif"/>
           <w:b w:val="0"/>
           <w:bCs w:val="0"/>
+          <w:i w:val="0"/>
           <w:sz w:val="22"/>
           <w:szCs w:val="22"/>
         </w:rPr>
@@ -225,6 +332,8 @@
           <w:rFonts w:ascii="Liberation Serif" w:hAnsi="Liberation Serif" w:eastAsia="Liberation Serif" w:cs="Liberation Serif"/>
           <w:b w:val="0"/>
           <w:bCs w:val="0"/>
+          <w:i w:val="0"/>
+          <w:iCs w:val="0"/>
           <w:color w:val="000000"/>
           <w:sz w:val="22"/>
           <w:szCs w:val="22"/>
@@ -236,6 +345,8 @@
           <w:rFonts w:ascii="Liberation Serif" w:hAnsi="Liberation Serif" w:eastAsia="Liberation Serif" w:cs="Liberation Serif"/>
           <w:b w:val="0"/>
           <w:bCs w:val="0"/>
+          <w:i w:val="0"/>
+          <w:iCs w:val="0"/>
           <w:color w:val="000000"/>
           <w:sz w:val="22"/>
           <w:szCs w:val="22"/>
@@ -247,6 +358,19 @@
           <w:rFonts w:ascii="Liberation Serif" w:hAnsi="Liberation Serif" w:eastAsia="Liberation Serif" w:cs="Liberation Serif"/>
           <w:b w:val="0"/>
           <w:bCs w:val="0"/>
+          <w:i w:val="0"/>
+          <w:iCs w:val="0"/>
+          <w:sz w:val="22"/>
+          <w:szCs w:val="22"/>
+        </w:rPr>
+      </w:r>
+      <w:r>
+        <w:rPr>
+          <w:rFonts w:ascii="Liberation Serif" w:hAnsi="Liberation Serif" w:eastAsia="Liberation Serif" w:cs="Liberation Serif"/>
+          <w:b w:val="0"/>
+          <w:bCs w:val="0"/>
+          <w:i w:val="0"/>
+          <w:iCs w:val="0"/>
           <w:sz w:val="22"/>
           <w:szCs w:val="22"/>
         </w:rPr>
@@ -254,7 +378,7 @@
     </w:p>
     <w:p>
       <w:pPr>
-        <w:pStyle w:val="165"/>
+        <w:pStyle w:val="865"/>
         <w:numPr>
           <w:ilvl w:val="1"/>
           <w:numId w:val="5"/>
@@ -271,6 +395,7 @@
           <w:rFonts w:ascii="Liberation Serif" w:hAnsi="Liberation Serif" w:cs="Liberation Serif"/>
           <w:b w:val="0"/>
           <w:bCs w:val="0"/>
+          <w:i w:val="0"/>
           <w:sz w:val="22"/>
           <w:szCs w:val="22"/>
         </w:rPr>
@@ -280,6 +405,8 @@
           <w:rFonts w:ascii="Liberation Serif" w:hAnsi="Liberation Serif" w:eastAsia="Liberation Serif" w:cs="Liberation Serif"/>
           <w:b w:val="0"/>
           <w:bCs w:val="0"/>
+          <w:i w:val="0"/>
+          <w:iCs w:val="0"/>
           <w:color w:val="000000"/>
           <w:sz w:val="22"/>
           <w:szCs w:val="22"/>
@@ -291,6 +418,8 @@
           <w:rFonts w:ascii="Liberation Serif" w:hAnsi="Liberation Serif" w:eastAsia="Liberation Serif" w:cs="Liberation Serif"/>
           <w:b w:val="0"/>
           <w:bCs w:val="0"/>
+          <w:i w:val="0"/>
+          <w:iCs w:val="0"/>
           <w:color w:val="000000"/>
           <w:sz w:val="22"/>
           <w:szCs w:val="22"/>
@@ -302,6 +431,19 @@
           <w:rFonts w:ascii="Liberation Serif" w:hAnsi="Liberation Serif" w:eastAsia="Liberation Serif" w:cs="Liberation Serif"/>
           <w:b w:val="0"/>
           <w:bCs w:val="0"/>
+          <w:i w:val="0"/>
+          <w:iCs w:val="0"/>
+          <w:sz w:val="22"/>
+          <w:szCs w:val="22"/>
+        </w:rPr>
+      </w:r>
+      <w:r>
+        <w:rPr>
+          <w:rFonts w:ascii="Liberation Serif" w:hAnsi="Liberation Serif" w:eastAsia="Liberation Serif" w:cs="Liberation Serif"/>
+          <w:b w:val="0"/>
+          <w:bCs w:val="0"/>
+          <w:i w:val="0"/>
+          <w:iCs w:val="0"/>
           <w:sz w:val="22"/>
           <w:szCs w:val="22"/>
         </w:rPr>
@@ -309,7 +451,7 @@
     </w:p>
     <w:p>
       <w:pPr>
-        <w:pStyle w:val="165"/>
+        <w:pStyle w:val="865"/>
         <w:numPr>
           <w:ilvl w:val="1"/>
           <w:numId w:val="5"/>
@@ -326,6 +468,7 @@
           <w:rFonts w:ascii="Liberation Serif" w:hAnsi="Liberation Serif" w:cs="Liberation Serif"/>
           <w:b w:val="0"/>
           <w:bCs w:val="0"/>
+          <w:i w:val="0"/>
           <w:sz w:val="22"/>
           <w:szCs w:val="22"/>
         </w:rPr>
@@ -335,6 +478,8 @@
           <w:rFonts w:ascii="Liberation Serif" w:hAnsi="Liberation Serif" w:eastAsia="Liberation Serif" w:cs="Liberation Serif"/>
           <w:b w:val="0"/>
           <w:bCs w:val="0"/>
+          <w:i w:val="0"/>
+          <w:iCs w:val="0"/>
           <w:color w:val="000000"/>
           <w:sz w:val="22"/>
           <w:szCs w:val="22"/>
@@ -342,6 +487,9 @@
       </w:r>
       <w:r>
         <w:rPr>
+          <w:rFonts w:ascii="Liberation Serif" w:hAnsi="Liberation Serif" w:eastAsia="Liberation Serif" w:cs="Liberation Serif"/>
+          <w:i w:val="0"/>
+          <w:iCs w:val="0"/>
           <w:sz w:val="22"/>
           <w:szCs w:val="22"/>
         </w:rPr>
@@ -352,6 +500,8 @@
           <w:rFonts w:ascii="Liberation Serif" w:hAnsi="Liberation Serif" w:eastAsia="Liberation Serif" w:cs="Liberation Serif"/>
           <w:b w:val="0"/>
           <w:bCs w:val="0"/>
+          <w:i w:val="0"/>
+          <w:iCs w:val="0"/>
           <w:color w:val="000000"/>
           <w:sz w:val="22"/>
           <w:szCs w:val="22"/>
@@ -364,6 +514,8 @@
           <w:rFonts w:ascii="Liberation Serif" w:hAnsi="Liberation Serif" w:eastAsia="Liberation Serif" w:cs="Liberation Serif"/>
           <w:b w:val="0"/>
           <w:bCs w:val="0"/>
+          <w:i w:val="0"/>
+          <w:iCs w:val="0"/>
           <w:color w:val="000000"/>
           <w:sz w:val="22"/>
           <w:szCs w:val="22"/>
@@ -375,6 +527,8 @@
           <w:rFonts w:ascii="Liberation Serif" w:hAnsi="Liberation Serif" w:eastAsia="Liberation Serif" w:cs="Liberation Serif"/>
           <w:b w:val="0"/>
           <w:bCs w:val="0"/>
+          <w:i w:val="0"/>
+          <w:iCs w:val="0"/>
           <w:color w:val="000000"/>
           <w:sz w:val="22"/>
           <w:szCs w:val="22"/>
@@ -386,6 +540,19 @@
           <w:rFonts w:ascii="Liberation Serif" w:hAnsi="Liberation Serif" w:eastAsia="Liberation Serif" w:cs="Liberation Serif"/>
           <w:b w:val="0"/>
           <w:bCs w:val="0"/>
+          <w:i w:val="0"/>
+          <w:iCs w:val="0"/>
+          <w:sz w:val="22"/>
+          <w:szCs w:val="22"/>
+        </w:rPr>
+      </w:r>
+      <w:r>
+        <w:rPr>
+          <w:rFonts w:ascii="Liberation Serif" w:hAnsi="Liberation Serif" w:eastAsia="Liberation Serif" w:cs="Liberation Serif"/>
+          <w:b w:val="0"/>
+          <w:bCs w:val="0"/>
+          <w:i w:val="0"/>
+          <w:iCs w:val="0"/>
           <w:sz w:val="22"/>
           <w:szCs w:val="22"/>
         </w:rPr>
@@ -393,7 +560,7 @@
     </w:p>
     <w:p>
       <w:pPr>
-        <w:pStyle w:val="165"/>
+        <w:pStyle w:val="865"/>
         <w:numPr>
           <w:ilvl w:val="1"/>
           <w:numId w:val="5"/>
@@ -410,6 +577,7 @@
           <w:rFonts w:ascii="Liberation Serif" w:hAnsi="Liberation Serif" w:cs="Liberation Serif"/>
           <w:b w:val="0"/>
           <w:bCs w:val="0"/>
+          <w:i w:val="0"/>
           <w:sz w:val="22"/>
           <w:szCs w:val="22"/>
         </w:rPr>
@@ -419,6 +587,8 @@
           <w:rFonts w:ascii="Liberation Serif" w:hAnsi="Liberation Serif" w:eastAsia="Liberation Serif" w:cs="Liberation Serif"/>
           <w:b w:val="0"/>
           <w:bCs w:val="0"/>
+          <w:i w:val="0"/>
+          <w:iCs w:val="0"/>
           <w:color w:val="000000"/>
           <w:sz w:val="22"/>
           <w:szCs w:val="22"/>
@@ -430,6 +600,8 @@
           <w:rFonts w:ascii="Liberation Serif" w:hAnsi="Liberation Serif" w:eastAsia="Liberation Serif" w:cs="Liberation Serif"/>
           <w:b w:val="0"/>
           <w:bCs w:val="0"/>
+          <w:i w:val="0"/>
+          <w:iCs w:val="0"/>
           <w:color w:val="000000"/>
           <w:sz w:val="22"/>
           <w:szCs w:val="22"/>
@@ -441,6 +613,19 @@
           <w:rFonts w:ascii="Liberation Serif" w:hAnsi="Liberation Serif" w:eastAsia="Liberation Serif" w:cs="Liberation Serif"/>
           <w:b w:val="0"/>
           <w:bCs w:val="0"/>
+          <w:i w:val="0"/>
+          <w:iCs w:val="0"/>
+          <w:sz w:val="22"/>
+          <w:szCs w:val="22"/>
+        </w:rPr>
+      </w:r>
+      <w:r>
+        <w:rPr>
+          <w:rFonts w:ascii="Liberation Serif" w:hAnsi="Liberation Serif" w:eastAsia="Liberation Serif" w:cs="Liberation Serif"/>
+          <w:b w:val="0"/>
+          <w:bCs w:val="0"/>
+          <w:i w:val="0"/>
+          <w:iCs w:val="0"/>
           <w:sz w:val="22"/>
           <w:szCs w:val="22"/>
         </w:rPr>
@@ -448,7 +633,7 @@
     </w:p>
     <w:p>
       <w:pPr>
-        <w:pStyle w:val="165"/>
+        <w:pStyle w:val="865"/>
         <w:numPr>
           <w:ilvl w:val="1"/>
           <w:numId w:val="5"/>
@@ -465,6 +650,7 @@
           <w:rFonts w:ascii="Liberation Serif" w:hAnsi="Liberation Serif" w:cs="Liberation Serif"/>
           <w:b w:val="0"/>
           <w:bCs w:val="0"/>
+          <w:i w:val="0"/>
           <w:sz w:val="22"/>
           <w:szCs w:val="22"/>
         </w:rPr>
@@ -474,6 +660,8 @@
           <w:rFonts w:ascii="Liberation Serif" w:hAnsi="Liberation Serif" w:eastAsia="Liberation Serif" w:cs="Liberation Serif"/>
           <w:b w:val="0"/>
           <w:bCs w:val="0"/>
+          <w:i w:val="0"/>
+          <w:iCs w:val="0"/>
           <w:color w:val="000000"/>
           <w:sz w:val="22"/>
           <w:szCs w:val="22"/>
@@ -485,6 +673,8 @@
           <w:rFonts w:ascii="Liberation Serif" w:hAnsi="Liberation Serif" w:eastAsia="Liberation Serif" w:cs="Liberation Serif"/>
           <w:b w:val="0"/>
           <w:bCs w:val="0"/>
+          <w:i w:val="0"/>
+          <w:iCs w:val="0"/>
           <w:color w:val="000000"/>
           <w:sz w:val="22"/>
           <w:szCs w:val="22"/>
@@ -496,6 +686,19 @@
           <w:rFonts w:ascii="Liberation Serif" w:hAnsi="Liberation Serif" w:eastAsia="Liberation Serif" w:cs="Liberation Serif"/>
           <w:b w:val="0"/>
           <w:bCs w:val="0"/>
+          <w:i w:val="0"/>
+          <w:iCs w:val="0"/>
+          <w:sz w:val="22"/>
+          <w:szCs w:val="22"/>
+        </w:rPr>
+      </w:r>
+      <w:r>
+        <w:rPr>
+          <w:rFonts w:ascii="Liberation Serif" w:hAnsi="Liberation Serif" w:eastAsia="Liberation Serif" w:cs="Liberation Serif"/>
+          <w:b w:val="0"/>
+          <w:bCs w:val="0"/>
+          <w:i w:val="0"/>
+          <w:iCs w:val="0"/>
           <w:sz w:val="22"/>
           <w:szCs w:val="22"/>
         </w:rPr>
@@ -503,7 +706,7 @@
     </w:p>
     <w:p>
       <w:pPr>
-        <w:pStyle w:val="165"/>
+        <w:pStyle w:val="865"/>
         <w:numPr>
           <w:ilvl w:val="1"/>
           <w:numId w:val="5"/>
@@ -520,6 +723,7 @@
           <w:rFonts w:ascii="Liberation Serif" w:hAnsi="Liberation Serif" w:cs="Liberation Serif"/>
           <w:b w:val="0"/>
           <w:bCs w:val="0"/>
+          <w:i w:val="0"/>
           <w:sz w:val="22"/>
           <w:szCs w:val="22"/>
         </w:rPr>
@@ -529,6 +733,8 @@
           <w:rFonts w:ascii="Liberation Serif" w:hAnsi="Liberation Serif" w:eastAsia="Liberation Serif" w:cs="Liberation Serif"/>
           <w:b w:val="0"/>
           <w:bCs w:val="0"/>
+          <w:i w:val="0"/>
+          <w:iCs w:val="0"/>
           <w:color w:val="000000"/>
           <w:sz w:val="22"/>
           <w:szCs w:val="22"/>
@@ -540,6 +746,8 @@
           <w:rFonts w:ascii="Liberation Serif" w:hAnsi="Liberation Serif" w:eastAsia="Liberation Serif" w:cs="Liberation Serif"/>
           <w:b w:val="0"/>
           <w:bCs w:val="0"/>
+          <w:i w:val="0"/>
+          <w:iCs w:val="0"/>
           <w:color w:val="000000"/>
           <w:sz w:val="22"/>
           <w:szCs w:val="22"/>
@@ -551,6 +759,19 @@
           <w:rFonts w:ascii="Liberation Serif" w:hAnsi="Liberation Serif" w:eastAsia="Liberation Serif" w:cs="Liberation Serif"/>
           <w:b w:val="0"/>
           <w:bCs w:val="0"/>
+          <w:i w:val="0"/>
+          <w:iCs w:val="0"/>
+          <w:sz w:val="22"/>
+          <w:szCs w:val="22"/>
+        </w:rPr>
+      </w:r>
+      <w:r>
+        <w:rPr>
+          <w:rFonts w:ascii="Liberation Serif" w:hAnsi="Liberation Serif" w:eastAsia="Liberation Serif" w:cs="Liberation Serif"/>
+          <w:b w:val="0"/>
+          <w:bCs w:val="0"/>
+          <w:i w:val="0"/>
+          <w:iCs w:val="0"/>
           <w:sz w:val="22"/>
           <w:szCs w:val="22"/>
         </w:rPr>
@@ -558,7 +779,7 @@
     </w:p>
     <w:p>
       <w:pPr>
-        <w:pStyle w:val="165"/>
+        <w:pStyle w:val="865"/>
         <w:numPr>
           <w:ilvl w:val="1"/>
           <w:numId w:val="5"/>
@@ -575,6 +796,7 @@
           <w:rFonts w:ascii="Liberation Serif" w:hAnsi="Liberation Serif" w:cs="Liberation Serif"/>
           <w:b w:val="0"/>
           <w:bCs w:val="0"/>
+          <w:i w:val="0"/>
           <w:sz w:val="22"/>
           <w:szCs w:val="22"/>
         </w:rPr>
@@ -584,6 +806,8 @@
           <w:rFonts w:ascii="Liberation Serif" w:hAnsi="Liberation Serif" w:eastAsia="Liberation Serif" w:cs="Liberation Serif"/>
           <w:b w:val="0"/>
           <w:bCs w:val="0"/>
+          <w:i w:val="0"/>
+          <w:iCs w:val="0"/>
           <w:color w:val="000000"/>
           <w:sz w:val="22"/>
           <w:szCs w:val="22"/>
@@ -595,6 +819,8 @@
           <w:rFonts w:ascii="Liberation Serif" w:hAnsi="Liberation Serif" w:eastAsia="Liberation Serif" w:cs="Liberation Serif"/>
           <w:b w:val="0"/>
           <w:bCs w:val="0"/>
+          <w:i w:val="0"/>
+          <w:iCs w:val="0"/>
           <w:color w:val="000000"/>
           <w:sz w:val="22"/>
           <w:szCs w:val="22"/>
@@ -606,6 +832,19 @@
           <w:rFonts w:ascii="Liberation Serif" w:hAnsi="Liberation Serif" w:eastAsia="Liberation Serif" w:cs="Liberation Serif"/>
           <w:b w:val="0"/>
           <w:bCs w:val="0"/>
+          <w:i w:val="0"/>
+          <w:iCs w:val="0"/>
+          <w:sz w:val="22"/>
+          <w:szCs w:val="22"/>
+        </w:rPr>
+      </w:r>
+      <w:r>
+        <w:rPr>
+          <w:rFonts w:ascii="Liberation Serif" w:hAnsi="Liberation Serif" w:eastAsia="Liberation Serif" w:cs="Liberation Serif"/>
+          <w:b w:val="0"/>
+          <w:bCs w:val="0"/>
+          <w:i w:val="0"/>
+          <w:iCs w:val="0"/>
           <w:sz w:val="22"/>
           <w:szCs w:val="22"/>
         </w:rPr>
@@ -613,7 +852,7 @@
     </w:p>
     <w:p>
       <w:pPr>
-        <w:pStyle w:val="165"/>
+        <w:pStyle w:val="865"/>
         <w:numPr>
           <w:ilvl w:val="1"/>
           <w:numId w:val="5"/>
@@ -630,6 +869,7 @@
           <w:rFonts w:ascii="Liberation Serif" w:hAnsi="Liberation Serif" w:cs="Liberation Serif"/>
           <w:b w:val="0"/>
           <w:bCs w:val="0"/>
+          <w:i w:val="0"/>
           <w:sz w:val="22"/>
           <w:szCs w:val="22"/>
         </w:rPr>
@@ -639,6 +879,8 @@
           <w:rFonts w:ascii="Liberation Serif" w:hAnsi="Liberation Serif" w:eastAsia="Liberation Serif" w:cs="Liberation Serif"/>
           <w:b w:val="0"/>
           <w:bCs w:val="0"/>
+          <w:i w:val="0"/>
+          <w:iCs w:val="0"/>
           <w:color w:val="000000"/>
           <w:sz w:val="22"/>
           <w:szCs w:val="22"/>
@@ -650,6 +892,8 @@
           <w:rFonts w:ascii="Liberation Serif" w:hAnsi="Liberation Serif" w:eastAsia="Liberation Serif" w:cs="Liberation Serif"/>
           <w:b w:val="0"/>
           <w:bCs w:val="0"/>
+          <w:i w:val="0"/>
+          <w:iCs w:val="0"/>
           <w:color w:val="000000"/>
           <w:sz w:val="22"/>
           <w:szCs w:val="22"/>
@@ -661,6 +905,19 @@
           <w:rFonts w:ascii="Liberation Serif" w:hAnsi="Liberation Serif" w:eastAsia="Liberation Serif" w:cs="Liberation Serif"/>
           <w:b w:val="0"/>
           <w:bCs w:val="0"/>
+          <w:i w:val="0"/>
+          <w:iCs w:val="0"/>
+          <w:sz w:val="22"/>
+          <w:szCs w:val="22"/>
+        </w:rPr>
+      </w:r>
+      <w:r>
+        <w:rPr>
+          <w:rFonts w:ascii="Liberation Serif" w:hAnsi="Liberation Serif" w:eastAsia="Liberation Serif" w:cs="Liberation Serif"/>
+          <w:b w:val="0"/>
+          <w:bCs w:val="0"/>
+          <w:i w:val="0"/>
+          <w:iCs w:val="0"/>
           <w:sz w:val="22"/>
           <w:szCs w:val="22"/>
         </w:rPr>
@@ -668,7 +925,7 @@
     </w:p>
     <w:p>
       <w:pPr>
-        <w:pStyle w:val="165"/>
+        <w:pStyle w:val="865"/>
         <w:numPr>
           <w:ilvl w:val="1"/>
           <w:numId w:val="5"/>
@@ -685,6 +942,7 @@
           <w:rFonts w:ascii="Liberation Serif" w:hAnsi="Liberation Serif" w:cs="Liberation Serif"/>
           <w:b w:val="0"/>
           <w:bCs w:val="0"/>
+          <w:i w:val="0"/>
           <w:sz w:val="22"/>
           <w:szCs w:val="22"/>
         </w:rPr>
@@ -694,6 +952,8 @@
           <w:rFonts w:ascii="Liberation Serif" w:hAnsi="Liberation Serif" w:eastAsia="Liberation Serif" w:cs="Liberation Serif"/>
           <w:b w:val="0"/>
           <w:bCs w:val="0"/>
+          <w:i w:val="0"/>
+          <w:iCs w:val="0"/>
           <w:color w:val="000000"/>
           <w:sz w:val="22"/>
           <w:szCs w:val="22"/>
@@ -705,6 +965,8 @@
           <w:rFonts w:ascii="Liberation Serif" w:hAnsi="Liberation Serif" w:eastAsia="Liberation Serif" w:cs="Liberation Serif"/>
           <w:b w:val="0"/>
           <w:bCs w:val="0"/>
+          <w:i w:val="0"/>
+          <w:iCs w:val="0"/>
           <w:color w:val="000000"/>
           <w:sz w:val="22"/>
           <w:szCs w:val="22"/>
@@ -717,6 +979,8 @@
           <w:rFonts w:ascii="Liberation Serif" w:hAnsi="Liberation Serif" w:eastAsia="Liberation Serif" w:cs="Liberation Serif"/>
           <w:b w:val="0"/>
           <w:bCs w:val="0"/>
+          <w:i w:val="0"/>
+          <w:iCs w:val="0"/>
           <w:color w:val="000000"/>
           <w:sz w:val="22"/>
           <w:szCs w:val="22"/>
@@ -728,6 +992,8 @@
           <w:rFonts w:ascii="Liberation Serif" w:hAnsi="Liberation Serif" w:eastAsia="Liberation Serif" w:cs="Liberation Serif"/>
           <w:b w:val="0"/>
           <w:bCs w:val="0"/>
+          <w:i w:val="0"/>
+          <w:iCs w:val="0"/>
           <w:color w:val="000000"/>
           <w:sz w:val="22"/>
           <w:szCs w:val="22"/>
@@ -739,6 +1005,19 @@
           <w:rFonts w:ascii="Liberation Serif" w:hAnsi="Liberation Serif" w:eastAsia="Liberation Serif" w:cs="Liberation Serif"/>
           <w:b w:val="0"/>
           <w:bCs w:val="0"/>
+          <w:i w:val="0"/>
+          <w:iCs w:val="0"/>
+          <w:sz w:val="22"/>
+          <w:szCs w:val="22"/>
+        </w:rPr>
+      </w:r>
+      <w:r>
+        <w:rPr>
+          <w:rFonts w:ascii="Liberation Serif" w:hAnsi="Liberation Serif" w:eastAsia="Liberation Serif" w:cs="Liberation Serif"/>
+          <w:b w:val="0"/>
+          <w:bCs w:val="0"/>
+          <w:i w:val="0"/>
+          <w:iCs w:val="0"/>
           <w:sz w:val="22"/>
           <w:szCs w:val="22"/>
         </w:rPr>
@@ -746,7 +1025,7 @@
     </w:p>
     <w:p>
       <w:pPr>
-        <w:pStyle w:val="165"/>
+        <w:pStyle w:val="865"/>
         <w:numPr>
           <w:ilvl w:val="1"/>
           <w:numId w:val="5"/>
@@ -759,13 +1038,21 @@
         </w:pBdr>
         <w:spacing w:before="0" w:line="276" w:lineRule="auto"/>
         <w:ind w:right="0"/>
-        <w:rPr/>
+        <w:rPr>
+          <w:rFonts w:ascii="Liberation Serif" w:hAnsi="Liberation Serif" w:cs="Liberation Serif"/>
+          <w:bCs w:val="0"/>
+          <w:i w:val="0"/>
+          <w:sz w:val="22"/>
+          <w:szCs w:val="22"/>
+        </w:rPr>
       </w:pPr>
       <w:r>
         <w:rPr>
           <w:rFonts w:ascii="Liberation Serif" w:hAnsi="Liberation Serif" w:eastAsia="Liberation Serif" w:cs="Liberation Serif"/>
           <w:b w:val="0"/>
           <w:bCs w:val="0"/>
+          <w:i w:val="0"/>
+          <w:iCs w:val="0"/>
           <w:color w:val="000000"/>
           <w:sz w:val="22"/>
           <w:szCs w:val="22"/>
@@ -777,6 +1064,8 @@
           <w:rFonts w:ascii="Liberation Serif" w:hAnsi="Liberation Serif" w:eastAsia="Liberation Serif" w:cs="Liberation Serif"/>
           <w:b w:val="0"/>
           <w:bCs w:val="0"/>
+          <w:i w:val="0"/>
+          <w:iCs w:val="0"/>
           <w:color w:val="000000"/>
           <w:sz w:val="22"/>
           <w:szCs w:val="22"/>
@@ -785,44 +1074,273 @@
       </w:r>
       <w:r>
         <w:rPr>
-          <w:rFonts w:ascii="Arial" w:hAnsi="Arial" w:eastAsia="Arial" w:cs="Arial"/>
+          <w:rFonts w:ascii="Liberation Serif" w:hAnsi="Liberation Serif" w:eastAsia="Liberation Serif" w:cs="Liberation Serif"/>
+          <w:i w:val="0"/>
+          <w:iCs w:val="0"/>
           <w:color w:val="000000"/>
-          <w:sz w:val="24"/>
+          <w:sz w:val="22"/>
+          <w:szCs w:val="22"/>
         </w:rPr>
         <w:t xml:space="preserve">.</w:t>
       </w:r>
       <w:r>
         <w:rPr>
-          <w:rFonts w:ascii="Liberation Serif" w:hAnsi="Liberation Serif"/>
+          <w:rFonts w:ascii="Liberation Serif" w:hAnsi="Liberation Serif" w:eastAsia="Liberation Serif" w:cs="Liberation Serif"/>
+          <w:i w:val="0"/>
+          <w:iCs w:val="0"/>
+          <w:sz w:val="22"/>
+          <w:szCs w:val="22"/>
         </w:rPr>
       </w:r>
       <w:r>
         <w:rPr>
-          <w:rFonts w:ascii="Arial" w:hAnsi="Arial" w:eastAsia="Arial" w:cs="Arial"/>
-          <w:sz w:val="24"/>
+          <w:rFonts w:ascii="Liberation Serif" w:hAnsi="Liberation Serif" w:eastAsia="Liberation Serif" w:cs="Liberation Serif"/>
+          <w:i w:val="0"/>
+          <w:iCs w:val="0"/>
+          <w:sz w:val="22"/>
+          <w:szCs w:val="22"/>
         </w:rPr>
       </w:r>
     </w:p>
     <w:p>
       <w:pPr>
-        <w:pStyle w:val="670"/>
-        <w:pBdr/>
-        <w:spacing/>
-        <w:ind/>
+        <w:pStyle w:val="865"/>
+        <w:numPr>
+          <w:ilvl w:val="1"/>
+          <w:numId w:val="5"/>
+        </w:numPr>
+        <w:pBdr>
+          <w:top w:val="none" w:color="000000" w:sz="4" w:space="0"/>
+          <w:left w:val="none" w:color="000000" w:sz="4" w:space="0"/>
+          <w:bottom w:val="none" w:color="000000" w:sz="4" w:space="0"/>
+          <w:right w:val="none" w:color="000000" w:sz="4" w:space="0"/>
+        </w:pBdr>
+        <w:spacing w:before="0" w:line="276" w:lineRule="auto"/>
+        <w:ind w:right="0"/>
         <w:rPr>
-          <w:rFonts w:ascii="Liberation Serif" w:hAnsi="Liberation Serif"/>
+          <w:rFonts w:ascii="Liberation Serif" w:hAnsi="Liberation Serif" w:cs="Liberation Serif"/>
+          <w:b w:val="0"/>
+          <w:bCs w:val="0"/>
+          <w:i w:val="0"/>
+          <w:sz w:val="22"/>
+          <w:szCs w:val="22"/>
         </w:rPr>
       </w:pPr>
-      <w:r/>
       <w:r>
         <w:rPr>
-          <w:rFonts w:ascii="Liberation Serif" w:hAnsi="Liberation Serif"/>
+          <w:rFonts w:ascii="Liberation Serif" w:hAnsi="Liberation Serif" w:eastAsia="Liberation Serif" w:cs="Liberation Serif"/>
+          <w:b w:val="0"/>
+          <w:bCs w:val="0"/>
+          <w:i w:val="0"/>
+          <w:iCs w:val="0"/>
+          <w:sz w:val="22"/>
+          <w:szCs w:val="22"/>
+          <w:highlight w:val="none"/>
+        </w:rPr>
+      </w:r>
+      <w:r>
+        <w:rPr>
+          <w:rFonts w:ascii="Liberation Serif" w:hAnsi="Liberation Serif" w:eastAsia="Liberation Serif" w:cs="Liberation Serif"/>
+          <w:b w:val="0"/>
+          <w:bCs w:val="0"/>
+          <w:i w:val="0"/>
+          <w:iCs w:val="0"/>
+          <w:color w:val="000000"/>
+          <w:sz w:val="22"/>
+          <w:szCs w:val="22"/>
+        </w:rPr>
+        <w:t xml:space="preserve">Envío de Notificaciones por Email (Nuevo):</w:t>
+      </w:r>
+      <w:r>
+        <w:rPr>
+          <w:rFonts w:ascii="Liberation Serif" w:hAnsi="Liberation Serif" w:eastAsia="Liberation Serif" w:cs="Liberation Serif"/>
+          <w:b w:val="0"/>
+          <w:bCs w:val="0"/>
+          <w:i w:val="0"/>
+          <w:iCs w:val="0"/>
+          <w:color w:val="000000"/>
+          <w:sz w:val="22"/>
+          <w:szCs w:val="22"/>
+        </w:rPr>
+        <w:t xml:space="preserve"> </w:t>
+      </w:r>
+      <w:r>
+        <w:rPr>
+          <w:rFonts w:ascii="Liberation Serif" w:hAnsi="Liberation Serif" w:eastAsia="Liberation Serif" w:cs="Liberation Serif"/>
+          <w:b w:val="0"/>
+          <w:bCs w:val="0"/>
+          <w:i w:val="0"/>
+          <w:iCs w:val="0"/>
+          <w:color w:val="000000"/>
+          <w:sz w:val="22"/>
+          <w:szCs w:val="22"/>
+        </w:rPr>
+        <w:t xml:space="preserve">El sistema enviará notificaciones por correo electrónico (vía SMTP) al cliente cuando se cree una orden o cambie su estado de reparación (ej: "Listo para retirar").</w:t>
+      </w:r>
+      <w:r>
+        <w:rPr>
+          <w:rFonts w:ascii="Liberation Serif" w:hAnsi="Liberation Serif" w:eastAsia="Liberation Serif" w:cs="Liberation Serif"/>
+          <w:b w:val="0"/>
+          <w:bCs w:val="0"/>
+          <w:i w:val="0"/>
+          <w:iCs w:val="0"/>
+          <w:sz w:val="22"/>
+          <w:szCs w:val="22"/>
+          <w:highlight w:val="none"/>
+        </w:rPr>
+      </w:r>
+      <w:r>
+        <w:rPr>
+          <w:rFonts w:ascii="Liberation Serif" w:hAnsi="Liberation Serif" w:eastAsia="Liberation Serif" w:cs="Liberation Serif"/>
+          <w:b w:val="0"/>
+          <w:bCs w:val="0"/>
+          <w:i w:val="0"/>
+          <w:iCs w:val="0"/>
+          <w:sz w:val="22"/>
+          <w:szCs w:val="22"/>
         </w:rPr>
       </w:r>
     </w:p>
     <w:p>
       <w:pPr>
-        <w:pStyle w:val="670"/>
+        <w:pStyle w:val="865"/>
+        <w:numPr>
+          <w:ilvl w:val="1"/>
+          <w:numId w:val="5"/>
+        </w:numPr>
+        <w:pBdr>
+          <w:top w:val="none" w:color="000000" w:sz="4" w:space="0"/>
+          <w:left w:val="none" w:color="000000" w:sz="4" w:space="0"/>
+          <w:bottom w:val="none" w:color="000000" w:sz="4" w:space="0"/>
+          <w:right w:val="none" w:color="000000" w:sz="4" w:space="0"/>
+        </w:pBdr>
+        <w:spacing w:before="0" w:line="276" w:lineRule="auto"/>
+        <w:ind w:right="0"/>
+        <w:rPr>
+          <w:rFonts w:ascii="Liberation Serif" w:hAnsi="Liberation Serif" w:cs="Liberation Serif"/>
+          <w:b w:val="0"/>
+          <w:bCs w:val="0"/>
+          <w:i w:val="0"/>
+          <w:sz w:val="22"/>
+          <w:szCs w:val="22"/>
+        </w:rPr>
+      </w:pPr>
+      <w:r>
+        <w:rPr>
+          <w:rFonts w:ascii="Liberation Serif" w:hAnsi="Liberation Serif" w:eastAsia="Liberation Serif" w:cs="Liberation Serif"/>
+          <w:b w:val="0"/>
+          <w:bCs w:val="0"/>
+          <w:i w:val="0"/>
+          <w:iCs w:val="0"/>
+          <w:sz w:val="22"/>
+          <w:szCs w:val="22"/>
+          <w:highlight w:val="none"/>
+        </w:rPr>
+      </w:r>
+      <w:r>
+        <w:rPr>
+          <w:rFonts w:ascii="Liberation Serif" w:hAnsi="Liberation Serif" w:eastAsia="Liberation Serif" w:cs="Liberation Serif"/>
+          <w:b w:val="0"/>
+          <w:bCs w:val="0"/>
+          <w:i w:val="0"/>
+          <w:iCs w:val="0"/>
+          <w:color w:val="000000"/>
+          <w:sz w:val="22"/>
+          <w:szCs w:val="22"/>
+        </w:rPr>
+        <w:t xml:space="preserve">Infraestructura de Escaneo QR con Ngrok (Nuevo):</w:t>
+      </w:r>
+      <w:r>
+        <w:rPr>
+          <w:rFonts w:ascii="Liberation Serif" w:hAnsi="Liberation Serif" w:eastAsia="Liberation Serif" w:cs="Liberation Serif"/>
+          <w:b w:val="0"/>
+          <w:bCs w:val="0"/>
+          <w:i w:val="0"/>
+          <w:iCs w:val="0"/>
+          <w:color w:val="000000"/>
+          <w:sz w:val="22"/>
+          <w:szCs w:val="22"/>
+        </w:rPr>
+        <w:t xml:space="preserve"> </w:t>
+      </w:r>
+      <w:r>
+        <w:rPr>
+          <w:rFonts w:ascii="Liberation Serif" w:hAnsi="Liberation Serif" w:eastAsia="Liberation Serif" w:cs="Liberation Serif"/>
+          <w:b w:val="0"/>
+          <w:bCs w:val="0"/>
+          <w:i w:val="0"/>
+          <w:iCs w:val="0"/>
+          <w:color w:val="000000"/>
+          <w:sz w:val="22"/>
+          <w:szCs w:val="22"/>
+        </w:rPr>
+        <w:t xml:space="preserve">Integración de túnel seguro HTTPS (Ngrok) para garantizar que los códigos QR impresos en las garantes/comprobantes sean accesibles desde cualquier red externa o dispositivo móvil.</w:t>
+      </w:r>
+      <w:r>
+        <w:rPr>
+          <w:rFonts w:ascii="Liberation Serif" w:hAnsi="Liberation Serif" w:eastAsia="Liberation Serif" w:cs="Liberation Serif"/>
+          <w:b w:val="0"/>
+          <w:bCs w:val="0"/>
+          <w:i w:val="0"/>
+          <w:iCs w:val="0"/>
+          <w:sz w:val="22"/>
+          <w:szCs w:val="22"/>
+          <w:highlight w:val="none"/>
+        </w:rPr>
+      </w:r>
+      <w:r>
+        <w:rPr>
+          <w:rFonts w:ascii="Liberation Serif" w:hAnsi="Liberation Serif" w:eastAsia="Liberation Serif" w:cs="Liberation Serif"/>
+          <w:b w:val="0"/>
+          <w:bCs w:val="0"/>
+          <w:i w:val="0"/>
+          <w:iCs w:val="0"/>
+          <w:sz w:val="22"/>
+          <w:szCs w:val="22"/>
+        </w:rPr>
+      </w:r>
+    </w:p>
+    <w:p>
+      <w:pPr>
+        <w:pStyle w:val="898"/>
+        <w:pBdr/>
+        <w:spacing/>
+        <w:ind/>
+        <w:rPr>
+          <w:rFonts w:ascii="Liberation Serif" w:hAnsi="Liberation Serif" w:cs="Liberation Serif"/>
+          <w:b w:val="0"/>
+          <w:bCs w:val="0"/>
+          <w:i w:val="0"/>
+          <w:sz w:val="22"/>
+          <w:szCs w:val="22"/>
+        </w:rPr>
+      </w:pPr>
+      <w:r>
+        <w:rPr>
+          <w:rFonts w:ascii="Liberation Serif" w:hAnsi="Liberation Serif" w:eastAsia="Liberation Serif" w:cs="Liberation Serif"/>
+          <w:b w:val="0"/>
+          <w:bCs w:val="0"/>
+          <w:i w:val="0"/>
+          <w:iCs w:val="0"/>
+          <w:sz w:val="22"/>
+          <w:szCs w:val="22"/>
+        </w:rPr>
+      </w:r>
+      <w:r>
+        <w:rPr>
+          <w:rFonts w:ascii="Liberation Serif" w:hAnsi="Liberation Serif" w:eastAsia="Liberation Serif" w:cs="Liberation Serif"/>
+          <w:b w:val="0"/>
+          <w:bCs w:val="0"/>
+          <w:i w:val="0"/>
+          <w:iCs w:val="0"/>
+          <w:sz w:val="22"/>
+          <w:szCs w:val="22"/>
+        </w:rPr>
+      </w:r>
+    </w:p>
+    <w:p>
+      <w:pPr>
+        <w:pStyle w:val="898"/>
         <w:numPr>
           <w:ilvl w:val="0"/>
           <w:numId w:val="2"/>
@@ -831,21 +1349,45 @@
         <w:spacing/>
         <w:ind/>
         <w:rPr>
-          <w:rFonts w:ascii="Liberation Serif" w:hAnsi="Liberation Serif"/>
+          <w:rFonts w:ascii="Liberation Serif" w:hAnsi="Liberation Serif" w:cs="Liberation Serif"/>
+          <w:bCs w:val="0"/>
+          <w:i w:val="0"/>
+          <w:sz w:val="22"/>
+          <w:szCs w:val="22"/>
         </w:rPr>
       </w:pPr>
       <w:r>
+        <w:rPr>
+          <w:rFonts w:ascii="Liberation Serif" w:hAnsi="Liberation Serif" w:eastAsia="Liberation Serif" w:cs="Liberation Serif"/>
+          <w:i w:val="0"/>
+          <w:iCs w:val="0"/>
+          <w:sz w:val="22"/>
+          <w:szCs w:val="22"/>
+        </w:rPr>
         <w:t xml:space="preserve">Requisitos nos funcionales:</w:t>
       </w:r>
       <w:r>
         <w:rPr>
-          <w:rFonts w:ascii="Liberation Serif" w:hAnsi="Liberation Serif"/>
+          <w:rFonts w:ascii="Liberation Serif" w:hAnsi="Liberation Serif" w:eastAsia="Liberation Serif" w:cs="Liberation Serif"/>
+          <w:i w:val="0"/>
+          <w:iCs w:val="0"/>
+          <w:sz w:val="22"/>
+          <w:szCs w:val="22"/>
+        </w:rPr>
+      </w:r>
+      <w:r>
+        <w:rPr>
+          <w:rFonts w:ascii="Liberation Serif" w:hAnsi="Liberation Serif" w:eastAsia="Liberation Serif" w:cs="Liberation Serif"/>
+          <w:i w:val="0"/>
+          <w:iCs w:val="0"/>
+          <w:sz w:val="22"/>
+          <w:szCs w:val="22"/>
         </w:rPr>
       </w:r>
     </w:p>
     <w:p>
       <w:pPr>
-        <w:pStyle w:val="165"/>
+        <w:pStyle w:val="865"/>
         <w:numPr>
           <w:ilvl w:val="1"/>
           <w:numId w:val="7"/>
@@ -862,6 +1404,7 @@
           <w:rFonts w:ascii="Liberation Serif" w:hAnsi="Liberation Serif" w:cs="Liberation Serif"/>
           <w:b w:val="0"/>
           <w:bCs w:val="0"/>
+          <w:i w:val="0"/>
           <w:sz w:val="22"/>
           <w:szCs w:val="22"/>
         </w:rPr>
@@ -871,6 +1414,8 @@
           <w:rFonts w:ascii="Liberation Serif" w:hAnsi="Liberation Serif" w:eastAsia="Liberation Serif" w:cs="Liberation Serif"/>
           <w:b w:val="0"/>
           <w:bCs w:val="0"/>
+          <w:i w:val="0"/>
+          <w:iCs w:val="0"/>
           <w:color w:val="000000"/>
           <w:sz w:val="22"/>
           <w:szCs w:val="22"/>
@@ -882,6 +1427,8 @@
           <w:rFonts w:ascii="Liberation Serif" w:hAnsi="Liberation Serif" w:eastAsia="Liberation Serif" w:cs="Liberation Serif"/>
           <w:b w:val="0"/>
           <w:bCs w:val="0"/>
+          <w:i w:val="0"/>
+          <w:iCs w:val="0"/>
           <w:color w:val="000000"/>
           <w:sz w:val="22"/>
           <w:szCs w:val="22"/>
@@ -893,6 +1440,19 @@
           <w:rFonts w:ascii="Liberation Serif" w:hAnsi="Liberation Serif" w:eastAsia="Liberation Serif" w:cs="Liberation Serif"/>
           <w:b w:val="0"/>
           <w:bCs w:val="0"/>
+          <w:i w:val="0"/>
+          <w:iCs w:val="0"/>
+          <w:sz w:val="22"/>
+          <w:szCs w:val="22"/>
+        </w:rPr>
+      </w:r>
+      <w:r>
+        <w:rPr>
+          <w:rFonts w:ascii="Liberation Serif" w:hAnsi="Liberation Serif" w:eastAsia="Liberation Serif" w:cs="Liberation Serif"/>
+          <w:b w:val="0"/>
+          <w:bCs w:val="0"/>
+          <w:i w:val="0"/>
+          <w:iCs w:val="0"/>
           <w:sz w:val="22"/>
           <w:szCs w:val="22"/>
         </w:rPr>
@@ -900,7 +1460,7 @@
     </w:p>
     <w:p>
       <w:pPr>
-        <w:pStyle w:val="165"/>
+        <w:pStyle w:val="865"/>
         <w:numPr>
           <w:ilvl w:val="1"/>
           <w:numId w:val="7"/>
@@ -917,6 +1477,7 @@
           <w:rFonts w:ascii="Liberation Serif" w:hAnsi="Liberation Serif" w:cs="Liberation Serif"/>
           <w:b w:val="0"/>
           <w:bCs w:val="0"/>
+          <w:i w:val="0"/>
           <w:sz w:val="22"/>
           <w:szCs w:val="22"/>
         </w:rPr>
@@ -926,6 +1487,8 @@
           <w:rFonts w:ascii="Liberation Serif" w:hAnsi="Liberation Serif" w:eastAsia="Liberation Serif" w:cs="Liberation Serif"/>
           <w:b w:val="0"/>
           <w:bCs w:val="0"/>
+          <w:i w:val="0"/>
+          <w:iCs w:val="0"/>
           <w:color w:val="000000"/>
           <w:sz w:val="22"/>
           <w:szCs w:val="22"/>
@@ -937,6 +1500,8 @@
           <w:rFonts w:ascii="Liberation Serif" w:hAnsi="Liberation Serif" w:eastAsia="Liberation Serif" w:cs="Liberation Serif"/>
           <w:b w:val="0"/>
           <w:bCs w:val="0"/>
+          <w:i w:val="0"/>
+          <w:iCs w:val="0"/>
           <w:color w:val="000000"/>
           <w:sz w:val="22"/>
           <w:szCs w:val="22"/>
@@ -948,6 +1513,19 @@
           <w:rFonts w:ascii="Liberation Serif" w:hAnsi="Liberation Serif" w:eastAsia="Liberation Serif" w:cs="Liberation Serif"/>
           <w:b w:val="0"/>
           <w:bCs w:val="0"/>
+          <w:i w:val="0"/>
+          <w:iCs w:val="0"/>
+          <w:sz w:val="22"/>
+          <w:szCs w:val="22"/>
+        </w:rPr>
+      </w:r>
+      <w:r>
+        <w:rPr>
+          <w:rFonts w:ascii="Liberation Serif" w:hAnsi="Liberation Serif" w:eastAsia="Liberation Serif" w:cs="Liberation Serif"/>
+          <w:b w:val="0"/>
+          <w:bCs w:val="0"/>
+          <w:i w:val="0"/>
+          <w:iCs w:val="0"/>
           <w:sz w:val="22"/>
           <w:szCs w:val="22"/>
         </w:rPr>
@@ -955,7 +1533,7 @@
     </w:p>
     <w:p>
       <w:pPr>
-        <w:pStyle w:val="165"/>
+        <w:pStyle w:val="865"/>
         <w:numPr>
           <w:ilvl w:val="1"/>
           <w:numId w:val="7"/>
@@ -972,6 +1550,7 @@
           <w:rFonts w:ascii="Liberation Serif" w:hAnsi="Liberation Serif" w:cs="Liberation Serif"/>
           <w:b w:val="0"/>
           <w:bCs w:val="0"/>
+          <w:i w:val="0"/>
           <w:sz w:val="22"/>
           <w:szCs w:val="22"/>
         </w:rPr>
@@ -981,6 +1560,8 @@
           <w:rFonts w:ascii="Liberation Serif" w:hAnsi="Liberation Serif" w:eastAsia="Liberation Serif" w:cs="Liberation Serif"/>
           <w:b w:val="0"/>
           <w:bCs w:val="0"/>
+          <w:i w:val="0"/>
+          <w:iCs w:val="0"/>
           <w:color w:val="000000"/>
           <w:sz w:val="22"/>
           <w:szCs w:val="22"/>
@@ -992,6 +1573,8 @@
           <w:rFonts w:ascii="Liberation Serif" w:hAnsi="Liberation Serif" w:eastAsia="Liberation Serif" w:cs="Liberation Serif"/>
           <w:b w:val="0"/>
           <w:bCs w:val="0"/>
+          <w:i w:val="0"/>
+          <w:iCs w:val="0"/>
           <w:color w:val="000000"/>
           <w:sz w:val="22"/>
           <w:szCs w:val="22"/>
@@ -1003,6 +1586,19 @@
           <w:rFonts w:ascii="Liberation Serif" w:hAnsi="Liberation Serif" w:eastAsia="Liberation Serif" w:cs="Liberation Serif"/>
           <w:b w:val="0"/>
           <w:bCs w:val="0"/>
+          <w:i w:val="0"/>
+          <w:iCs w:val="0"/>
+          <w:sz w:val="22"/>
+          <w:szCs w:val="22"/>
+        </w:rPr>
+      </w:r>
+      <w:r>
+        <w:rPr>
+          <w:rFonts w:ascii="Liberation Serif" w:hAnsi="Liberation Serif" w:eastAsia="Liberation Serif" w:cs="Liberation Serif"/>
+          <w:b w:val="0"/>
+          <w:bCs w:val="0"/>
+          <w:i w:val="0"/>
+          <w:iCs w:val="0"/>
           <w:sz w:val="22"/>
           <w:szCs w:val="22"/>
         </w:rPr>
@@ -1010,7 +1606,7 @@
     </w:p>
     <w:p>
       <w:pPr>
-        <w:pStyle w:val="165"/>
+        <w:pStyle w:val="865"/>
         <w:numPr>
           <w:ilvl w:val="1"/>
           <w:numId w:val="7"/>
@@ -1027,6 +1623,7 @@
           <w:rFonts w:ascii="Liberation Serif" w:hAnsi="Liberation Serif" w:cs="Liberation Serif"/>
           <w:b w:val="0"/>
           <w:bCs w:val="0"/>
+          <w:i w:val="0"/>
           <w:sz w:val="22"/>
           <w:szCs w:val="22"/>
         </w:rPr>
@@ -1036,6 +1633,8 @@
           <w:rFonts w:ascii="Liberation Serif" w:hAnsi="Liberation Serif" w:eastAsia="Liberation Serif" w:cs="Liberation Serif"/>
           <w:b w:val="0"/>
           <w:bCs w:val="0"/>
+          <w:i w:val="0"/>
+          <w:iCs w:val="0"/>
           <w:color w:val="000000"/>
           <w:sz w:val="22"/>
           <w:szCs w:val="22"/>
@@ -1047,6 +1646,8 @@
           <w:rFonts w:ascii="Liberation Serif" w:hAnsi="Liberation Serif" w:eastAsia="Liberation Serif" w:cs="Liberation Serif"/>
           <w:b w:val="0"/>
           <w:bCs w:val="0"/>
+          <w:i w:val="0"/>
+          <w:iCs w:val="0"/>
           <w:color w:val="000000"/>
           <w:sz w:val="22"/>
           <w:szCs w:val="22"/>
@@ -1058,6 +1659,19 @@
           <w:rFonts w:ascii="Liberation Serif" w:hAnsi="Liberation Serif" w:eastAsia="Liberation Serif" w:cs="Liberation Serif"/>
           <w:b w:val="0"/>
           <w:bCs w:val="0"/>
+          <w:i w:val="0"/>
+          <w:iCs w:val="0"/>
+          <w:sz w:val="22"/>
+          <w:szCs w:val="22"/>
+        </w:rPr>
+      </w:r>
+      <w:r>
+        <w:rPr>
+          <w:rFonts w:ascii="Liberation Serif" w:hAnsi="Liberation Serif" w:eastAsia="Liberation Serif" w:cs="Liberation Serif"/>
+          <w:b w:val="0"/>
+          <w:bCs w:val="0"/>
+          <w:i w:val="0"/>
+          <w:iCs w:val="0"/>
           <w:sz w:val="22"/>
           <w:szCs w:val="22"/>
         </w:rPr>
@@ -1065,15 +1679,218 @@
     </w:p>
     <w:p>
       <w:pPr>
-        <w:pStyle w:val="670"/>
+        <w:pStyle w:val="865"/>
+        <w:numPr>
+          <w:ilvl w:val="1"/>
+          <w:numId w:val="8"/>
+        </w:numPr>
+        <w:pBdr>
+          <w:top w:val="none" w:color="000000" w:sz="4" w:space="0"/>
+          <w:left w:val="none" w:color="000000" w:sz="4" w:space="0"/>
+          <w:bottom w:val="none" w:color="000000" w:sz="4" w:space="0"/>
+          <w:right w:val="none" w:color="000000" w:sz="4" w:space="0"/>
+        </w:pBdr>
+        <w:spacing/>
+        <w:ind w:right="0"/>
+        <w:rPr>
+          <w:rFonts w:ascii="Liberation Serif" w:hAnsi="Liberation Serif" w:cs="Liberation Serif"/>
+          <w:b w:val="0"/>
+          <w:bCs w:val="0"/>
+          <w:i w:val="0"/>
+          <w:sz w:val="22"/>
+          <w:szCs w:val="22"/>
+        </w:rPr>
+      </w:pPr>
+      <w:r>
+        <w:rPr>
+          <w:rFonts w:ascii="Liberation Serif" w:hAnsi="Liberation Serif" w:eastAsia="Liberation Serif" w:cs="Liberation Serif"/>
+          <w:b w:val="0"/>
+          <w:bCs w:val="0"/>
+          <w:i w:val="0"/>
+          <w:iCs w:val="0"/>
+          <w:color w:val="000000"/>
+          <w:sz w:val="22"/>
+          <w:szCs w:val="22"/>
+        </w:rPr>
+        <w:t xml:space="preserve">Seguridad y Comunicaciones:</w:t>
+      </w:r>
+      <w:r>
+        <w:rPr>
+          <w:rFonts w:ascii="Liberation Serif" w:hAnsi="Liberation Serif" w:eastAsia="Liberation Serif" w:cs="Liberation Serif"/>
+          <w:b w:val="0"/>
+          <w:bCs w:val="0"/>
+          <w:i w:val="0"/>
+          <w:iCs w:val="0"/>
+          <w:color w:val="000000"/>
+          <w:sz w:val="22"/>
+          <w:szCs w:val="22"/>
+        </w:rPr>
+        <w:t xml:space="preserve"> </w:t>
+      </w:r>
+      <w:r>
+        <w:rPr>
+          <w:rFonts w:ascii="Liberation Serif" w:hAnsi="Liberation Serif" w:eastAsia="Liberation Serif" w:cs="Liberation Serif"/>
+          <w:b w:val="0"/>
+          <w:bCs w:val="0"/>
+          <w:i w:val="0"/>
+          <w:iCs w:val="0"/>
+          <w:color w:val="000000"/>
+          <w:sz w:val="22"/>
+          <w:szCs w:val="22"/>
+        </w:rPr>
+        <w:t xml:space="preserve">Las credenciales de correo se gestionan mediante tokens/contraseñas de aplicación cifradas mediante HTTPS/TLS (Puerto 587).</w:t>
+      </w:r>
+      <w:r>
+        <w:rPr>
+          <w:rFonts w:ascii="Liberation Serif" w:hAnsi="Liberation Serif" w:eastAsia="Liberation Serif" w:cs="Liberation Serif"/>
+          <w:b w:val="0"/>
+          <w:bCs w:val="0"/>
+          <w:i w:val="0"/>
+          <w:iCs w:val="0"/>
+          <w:sz w:val="22"/>
+          <w:szCs w:val="22"/>
+        </w:rPr>
+      </w:r>
+    </w:p>
+    <w:p>
+      <w:pPr>
+        <w:pBdr>
+          <w:top w:val="none" w:color="000000" w:sz="4" w:space="0"/>
+          <w:left w:val="none" w:color="000000" w:sz="4" w:space="0"/>
+          <w:bottom w:val="none" w:color="000000" w:sz="4" w:space="0"/>
+          <w:right w:val="none" w:color="000000" w:sz="4" w:space="0"/>
+        </w:pBdr>
+        <w:spacing w:before="0" w:line="276" w:lineRule="auto"/>
+        <w:ind w:right="0" w:firstLine="0" w:left="720"/>
+        <w:rPr>
+          <w:rFonts w:ascii="Liberation Serif" w:hAnsi="Liberation Serif" w:cs="Liberation Serif"/>
+          <w:b w:val="0"/>
+          <w:bCs w:val="0"/>
+          <w:i w:val="0"/>
+          <w:sz w:val="22"/>
+          <w:szCs w:val="22"/>
+        </w:rPr>
+      </w:pPr>
+      <w:r>
+        <w:rPr>
+          <w:rFonts w:ascii="Liberation Serif" w:hAnsi="Liberation Serif" w:eastAsia="Liberation Serif" w:cs="Liberation Serif"/>
+          <w:b w:val="0"/>
+          <w:bCs w:val="0"/>
+          <w:i w:val="0"/>
+          <w:iCs w:val="0"/>
+          <w:sz w:val="22"/>
+          <w:szCs w:val="22"/>
+          <w:highlight w:val="none"/>
+        </w:rPr>
+      </w:r>
+      <w:r>
+        <w:rPr>
+          <w:rFonts w:ascii="Liberation Serif" w:hAnsi="Liberation Serif" w:eastAsia="Liberation Serif" w:cs="Liberation Serif"/>
+          <w:b w:val="0"/>
+          <w:bCs w:val="0"/>
+          <w:i w:val="0"/>
+          <w:iCs w:val="0"/>
+          <w:sz w:val="22"/>
+          <w:szCs w:val="22"/>
+          <w:highlight w:val="none"/>
+        </w:rPr>
+      </w:r>
+      <w:r>
+        <w:rPr>
+          <w:rFonts w:ascii="Liberation Serif" w:hAnsi="Liberation Serif" w:eastAsia="Liberation Serif" w:cs="Liberation Serif"/>
+          <w:b w:val="0"/>
+          <w:bCs w:val="0"/>
+          <w:i w:val="0"/>
+          <w:iCs w:val="0"/>
+          <w:sz w:val="22"/>
+          <w:szCs w:val="22"/>
+          <w:highlight w:val="none"/>
+        </w:rPr>
+      </w:r>
+    </w:p>
+    <w:p>
+      <w:pPr>
+        <w:pStyle w:val="898"/>
         <w:pBdr/>
         <w:spacing/>
         <w:ind w:firstLine="0" w:left="720"/>
+        <w:rPr>
+          <w:rFonts w:ascii="Liberation Serif" w:hAnsi="Liberation Serif" w:cs="Liberation Serif"/>
+          <w:bCs w:val="0"/>
+          <w:i w:val="0"/>
+          <w:sz w:val="22"/>
+          <w:szCs w:val="22"/>
+        </w:rPr>
+      </w:pPr>
+      <w:r>
+        <w:rPr>
+          <w:rFonts w:ascii="Liberation Serif" w:hAnsi="Liberation Serif" w:eastAsia="Liberation Serif" w:cs="Liberation Serif"/>
+          <w:i w:val="0"/>
+          <w:iCs w:val="0"/>
+          <w:sz w:val="22"/>
+          <w:szCs w:val="22"/>
+        </w:rPr>
+      </w:r>
+      <w:r>
+        <w:rPr>
+          <w:rFonts w:ascii="Liberation Serif" w:hAnsi="Liberation Serif" w:eastAsia="Liberation Serif" w:cs="Liberation Serif"/>
+          <w:i w:val="0"/>
+          <w:iCs w:val="0"/>
+          <w:sz w:val="22"/>
+          <w:szCs w:val="22"/>
+        </w:rPr>
+      </w:r>
+    </w:p>
+    <w:p>
+      <w:pPr>
+        <w:pStyle w:val="898"/>
+        <w:pBdr/>
+        <w:spacing/>
+        <w:ind/>
+        <w:rPr>
+          <w:rFonts w:ascii="Liberation Serif" w:hAnsi="Liberation Serif" w:cs="Liberation Serif"/>
+          <w:bCs w:val="0"/>
+          <w:i w:val="0"/>
+          <w:sz w:val="22"/>
+          <w:szCs w:val="22"/>
+        </w:rPr>
+      </w:pPr>
+      <w:r>
+        <w:rPr>
+          <w:rFonts w:ascii="Liberation Serif" w:hAnsi="Liberation Serif" w:eastAsia="Liberation Serif" w:cs="Liberation Serif"/>
+          <w:i w:val="0"/>
+          <w:iCs w:val="0"/>
+          <w:sz w:val="22"/>
+          <w:szCs w:val="22"/>
+        </w:rPr>
+        <w:tab/>
+        <w:tab/>
+      </w:r>
+      <w:r>
+        <w:rPr>
+          <w:rFonts w:ascii="Liberation Serif" w:hAnsi="Liberation Serif" w:eastAsia="Liberation Serif" w:cs="Liberation Serif"/>
+          <w:i w:val="0"/>
+          <w:iCs w:val="0"/>
+          <w:sz w:val="22"/>
+          <w:szCs w:val="22"/>
+        </w:rPr>
+      </w:r>
+    </w:p>
+    <w:p>
+      <w:pPr>
+        <w:pStyle w:val="898"/>
+        <w:pBdr/>
+        <w:spacing/>
+        <w:ind/>
         <w:rPr>
           <w:rFonts w:ascii="Liberation Serif" w:hAnsi="Liberation Serif"/>
         </w:rPr>
       </w:pPr>
-      <w:r/>
+      <w:r>
+        <w:rPr>
+          <w:rFonts w:ascii="Liberation Serif" w:hAnsi="Liberation Serif"/>
+        </w:rPr>
+      </w:r>
       <w:r>
         <w:rPr>
           <w:rFonts w:ascii="Liberation Serif" w:hAnsi="Liberation Serif"/>
@@ -1082,41 +1899,7 @@
     </w:p>
     <w:p>
       <w:pPr>
-        <w:pStyle w:val="670"/>
-        <w:pBdr/>
-        <w:spacing/>
-        <w:ind/>
-        <w:rPr>
-          <w:rFonts w:ascii="Liberation Serif" w:hAnsi="Liberation Serif"/>
-        </w:rPr>
-      </w:pPr>
-      <w:r/>
-      <w:r>
-        <w:rPr>
-          <w:rFonts w:ascii="Liberation Serif" w:hAnsi="Liberation Serif"/>
-        </w:rPr>
-      </w:r>
-    </w:p>
-    <w:p>
-      <w:pPr>
-        <w:pStyle w:val="670"/>
-        <w:pBdr/>
-        <w:spacing/>
-        <w:ind/>
-        <w:rPr>
-          <w:rFonts w:ascii="Liberation Serif" w:hAnsi="Liberation Serif"/>
-        </w:rPr>
-      </w:pPr>
-      <w:r/>
-      <w:r>
-        <w:rPr>
-          <w:rFonts w:ascii="Liberation Serif" w:hAnsi="Liberation Serif"/>
-        </w:rPr>
-      </w:r>
-    </w:p>
-    <w:p>
-      <w:pPr>
-        <w:pStyle w:val="670"/>
+        <w:pStyle w:val="898"/>
         <w:pBdr/>
         <w:spacing/>
         <w:ind/>
@@ -1147,7 +1930,6 @@
         <w:ind/>
         <w:rPr/>
       </w:pPr>
-      <w:r/>
       <w:r>
         <w:separator/>
       </w:r>
@@ -1162,7 +1944,6 @@
         <w:ind/>
         <w:rPr/>
       </w:pPr>
-      <w:r/>
       <w:r>
         <w:continuationSeparator/>
       </w:r>
@@ -1182,7 +1963,6 @@
         <w:ind/>
         <w:rPr/>
       </w:pPr>
-      <w:r/>
       <w:r>
         <w:separator/>
       </w:r>
@@ -1197,7 +1977,6 @@
         <w:ind/>
         <w:rPr/>
       </w:pPr>
-      <w:r/>
       <w:r>
         <w:continuationSeparator/>
       </w:r>
@@ -2290,6 +3069,155 @@
         <w:pBdr/>
         <w:spacing/>
         <w:ind w:hanging="360" w:left="6480"/>
+      </w:pPr>
+      <w:rPr>
+        <w:rFonts w:hint="default" w:ascii="Wingdings" w:hAnsi="Wingdings" w:eastAsia="Wingdings" w:cs="Wingdings"/>
+      </w:rPr>
+      <w:start w:val="1"/>
+      <w:suff w:val="tab"/>
+    </w:lvl>
+  </w:abstractNum>
+  <w:abstractNum w:abstractNumId="7">
+    <w:nsid w:val="30B77B80"/>
+    <w:lvl w:ilvl="0">
+      <w:isLgl w:val="false"/>
+      <w:lvlJc w:val="left"/>
+      <w:lvlText w:val="·"/>
+      <w:numFmt w:val="bullet"/>
+      <w:pPr>
+        <w:pBdr/>
+        <w:spacing/>
+        <w:ind w:hanging="360" w:left="709"/>
+      </w:pPr>
+      <w:rPr>
+        <w:rFonts w:hint="default" w:ascii="Symbol" w:hAnsi="Symbol" w:eastAsia="Symbol" w:cs="Symbol"/>
+        <w:color w:val="000000"/>
+        <w:sz w:val="24"/>
+      </w:rPr>
+      <w:start w:val="1"/>
+      <w:suff w:val="tab"/>
+    </w:lvl>
+    <w:lvl w:ilvl="1">
+      <w:isLgl w:val="false"/>
+      <w:lvlJc w:val="left"/>
+      <w:lvlText w:val="o"/>
+      <w:numFmt w:val="bullet"/>
+      <w:pPr>
+        <w:pBdr/>
+        <w:spacing/>
+        <w:ind w:hanging="360" w:left="1429"/>
+      </w:pPr>
+      <w:rPr>
+        <w:rFonts w:hint="default" w:ascii="Courier New" w:hAnsi="Courier New" w:eastAsia="Courier New" w:cs="Courier New"/>
+      </w:rPr>
+      <w:start w:val="1"/>
+      <w:suff w:val="tab"/>
+    </w:lvl>
+    <w:lvl w:ilvl="2">
+      <w:isLgl w:val="false"/>
+      <w:lvlJc w:val="left"/>
+      <w:lvlText w:val="§"/>
+      <w:numFmt w:val="bullet"/>
+      <w:pPr>
+        <w:pBdr/>
+        <w:spacing/>
+        <w:ind w:hanging="360" w:left="2149"/>
+      </w:pPr>
+      <w:rPr>
+        <w:rFonts w:hint="default" w:ascii="Wingdings" w:hAnsi="Wingdings" w:eastAsia="Wingdings" w:cs="Wingdings"/>
+      </w:rPr>
+      <w:start w:val="1"/>
+      <w:suff w:val="tab"/>
+    </w:lvl>
+    <w:lvl w:ilvl="3">
+      <w:isLgl w:val="false"/>
+      <w:lvlJc w:val="left"/>
+      <w:lvlText w:val="·"/>
+      <w:numFmt w:val="bullet"/>
+      <w:pPr>
+        <w:pBdr/>
+        <w:spacing/>
+        <w:ind w:hanging="360" w:left="2869"/>
+      </w:pPr>
+      <w:rPr>
+        <w:rFonts w:hint="default" w:ascii="Symbol" w:hAnsi="Symbol" w:eastAsia="Symbol" w:cs="Symbol"/>
+      </w:rPr>
+      <w:start w:val="1"/>
+      <w:suff w:val="tab"/>
+    </w:lvl>
+    <w:lvl w:ilvl="4">
+      <w:isLgl w:val="false"/>
+      <w:lvlJc w:val="left"/>
+      <w:lvlText w:val="o"/>
+      <w:numFmt w:val="bullet"/>
+      <w:pPr>
+        <w:pBdr/>
+        <w:spacing/>
+        <w:ind w:hanging="360" w:left="3589"/>
+      </w:pPr>
+      <w:rPr>
+        <w:rFonts w:hint="default" w:ascii="Courier New" w:hAnsi="Courier New" w:eastAsia="Courier New" w:cs="Courier New"/>
+      </w:rPr>
+      <w:start w:val="1"/>
+      <w:suff w:val="tab"/>
+    </w:lvl>
+    <w:lvl w:ilvl="5">
+      <w:isLgl w:val="false"/>
+      <w:lvlJc w:val="left"/>
+      <w:lvlText w:val="§"/>
+      <w:numFmt w:val="bullet"/>
+      <w:pPr>
+        <w:pBdr/>
+        <w:spacing/>
+        <w:ind w:hanging="360" w:left="4309"/>
+      </w:pPr>
+      <w:rPr>
+        <w:rFonts w:hint="default" w:ascii="Wingdings" w:hAnsi="Wingdings" w:eastAsia="Wingdings" w:cs="Wingdings"/>
+      </w:rPr>
+      <w:start w:val="1"/>
+      <w:suff w:val="tab"/>
+    </w:lvl>
+    <w:lvl w:ilvl="6">
+      <w:isLgl w:val="false"/>
+      <w:lvlJc w:val="left"/>
+      <w:lvlText w:val="·"/>
+      <w:numFmt w:val="bullet"/>
+      <w:pPr>
+        <w:pBdr/>
+        <w:spacing/>
+        <w:ind w:hanging="360" w:left="5029"/>
+      </w:pPr>
+      <w:rPr>
+        <w:rFonts w:hint="default" w:ascii="Symbol" w:hAnsi="Symbol" w:eastAsia="Symbol" w:cs="Symbol"/>
+      </w:rPr>
+      <w:start w:val="1"/>
+      <w:suff w:val="tab"/>
+    </w:lvl>
+    <w:lvl w:ilvl="7">
+      <w:isLgl w:val="false"/>
+      <w:lvlJc w:val="left"/>
+      <w:lvlText w:val="o"/>
+      <w:numFmt w:val="bullet"/>
+      <w:pPr>
+        <w:pBdr/>
+        <w:spacing/>
+        <w:ind w:hanging="360" w:left="5749"/>
+      </w:pPr>
+      <w:rPr>
+        <w:rFonts w:hint="default" w:ascii="Courier New" w:hAnsi="Courier New" w:eastAsia="Courier New" w:cs="Courier New"/>
+      </w:rPr>
+      <w:start w:val="1"/>
+      <w:suff w:val="tab"/>
+    </w:lvl>
+    <w:lvl w:ilvl="8">
+      <w:isLgl w:val="false"/>
+      <w:lvlJc w:val="left"/>
+      <w:lvlText w:val="§"/>
+      <w:numFmt w:val="bullet"/>
+      <w:pPr>
+        <w:pBdr/>
+        <w:spacing/>
+        <w:ind w:hanging="360" w:left="6469"/>
       </w:pPr>
       <w:rPr>
         <w:rFonts w:hint="default" w:ascii="Wingdings" w:hAnsi="Wingdings" w:eastAsia="Wingdings" w:cs="Wingdings"/>
@@ -2318,6 +3246,9 @@
   </w:num>
   <w:num w:numId="7">
     <w:abstractNumId w:val="6"/>
+  </w:num>
+  <w:num w:numId="8">
+    <w:abstractNumId w:val="7"/>
   </w:num>
 </w:numbering>
 </file>
@@ -2480,9 +3411,9 @@
     <w:lsdException w:name="Bibliography" w:uiPriority="37"/>
     <w:lsdException w:name="TOC Heading" w:uiPriority="39" w:qFormat="1"/>
   </w:latentStyles>
-  <w:style w:type="table" w:styleId="12">
+  <w:style w:type="table" w:styleId="715">
     <w:name w:val="Table Grid"/>
-    <w:basedOn w:val="682"/>
+    <w:basedOn w:val="910"/>
     <w:uiPriority w:val="59"/>
     <w:pPr>
       <w:pBdr/>
@@ -2679,9 +3610,9 @@
       </w:tcPr>
     </w:tblStylePr>
   </w:style>
-  <w:style w:type="table" w:styleId="13">
+  <w:style w:type="table" w:styleId="716">
     <w:name w:val="Table Grid Light"/>
-    <w:basedOn w:val="682"/>
+    <w:basedOn w:val="910"/>
     <w:uiPriority w:val="59"/>
     <w:pPr>
       <w:pBdr/>
@@ -2878,9 +3809,9 @@
       </w:tcPr>
     </w:tblStylePr>
   </w:style>
-  <w:style w:type="table" w:styleId="14">
+  <w:style w:type="table" w:styleId="717">
     <w:name w:val="Plain Table 1"/>
-    <w:basedOn w:val="682"/>
+    <w:basedOn w:val="910"/>
     <w:uiPriority w:val="59"/>
     <w:pPr>
       <w:pBdr/>
@@ -3103,9 +4034,9 @@
       </w:tcPr>
     </w:tblStylePr>
   </w:style>
-  <w:style w:type="table" w:styleId="15">
+  <w:style w:type="table" w:styleId="718">
     <w:name w:val="Plain Table 2"/>
-    <w:basedOn w:val="682"/>
+    <w:basedOn w:val="910"/>
     <w:uiPriority w:val="59"/>
     <w:pPr>
       <w:pBdr/>
@@ -3336,9 +4267,9 @@
       </w:tcPr>
     </w:tblStylePr>
   </w:style>
-  <w:style w:type="table" w:styleId="16">
+  <w:style w:type="table" w:styleId="719">
     <w:name w:val="Plain Table 3"/>
-    <w:basedOn w:val="682"/>
+    <w:basedOn w:val="910"/>
     <w:uiPriority w:val="99"/>
     <w:pPr>
       <w:pBdr/>
@@ -3566,9 +4497,9 @@
       </w:tcPr>
     </w:tblStylePr>
   </w:style>
-  <w:style w:type="table" w:styleId="17">
+  <w:style w:type="table" w:styleId="720">
     <w:name w:val="Plain Table 4"/>
-    <w:basedOn w:val="682"/>
+    <w:basedOn w:val="910"/>
     <w:uiPriority w:val="99"/>
     <w:pPr>
       <w:pBdr/>
@@ -3782,9 +4713,9 @@
       </w:tcPr>
     </w:tblStylePr>
   </w:style>
-  <w:style w:type="table" w:styleId="18">
+  <w:style w:type="table" w:styleId="721">
     <w:name w:val="Plain Table 5"/>
-    <w:basedOn w:val="682"/>
+    <w:basedOn w:val="910"/>
     <w:uiPriority w:val="99"/>
     <w:pPr>
       <w:pBdr/>
@@ -4015,9 +4946,9 @@
       </w:tcPr>
     </w:tblStylePr>
   </w:style>
-  <w:style w:type="table" w:styleId="19">
+  <w:style w:type="table" w:styleId="722">
     <w:name w:val="Grid Table 1 Light"/>
-    <w:basedOn w:val="682"/>
+    <w:basedOn w:val="910"/>
     <w:uiPriority w:val="99"/>
     <w:pPr>
       <w:pBdr/>
@@ -4238,9 +5169,9 @@
       </w:tcPr>
     </w:tblStylePr>
   </w:style>
-  <w:style w:type="table" w:styleId="20">
+  <w:style w:type="table" w:styleId="723">
     <w:name w:val="Grid Table 1 Light - Accent 1"/>
-    <w:basedOn w:val="682"/>
+    <w:basedOn w:val="910"/>
     <w:uiPriority w:val="99"/>
     <w:pPr>
       <w:pBdr/>
@@ -4461,9 +5392,9 @@
       </w:tcPr>
     </w:tblStylePr>
   </w:style>
-  <w:style w:type="table" w:styleId="21">
+  <w:style w:type="table" w:styleId="724">
     <w:name w:val="Grid Table 1 Light - Accent 2"/>
-    <w:basedOn w:val="682"/>
+    <w:basedOn w:val="910"/>
     <w:uiPriority w:val="99"/>
     <w:pPr>
       <w:pBdr/>
@@ -4684,9 +5615,9 @@
       </w:tcPr>
     </w:tblStylePr>
   </w:style>
-  <w:style w:type="table" w:styleId="22">
+  <w:style w:type="table" w:styleId="725">
     <w:name w:val="Grid Table 1 Light - Accent 3"/>
-    <w:basedOn w:val="682"/>
+    <w:basedOn w:val="910"/>
     <w:uiPriority w:val="99"/>
     <w:pPr>
       <w:pBdr/>
@@ -4907,9 +5838,9 @@
       </w:tcPr>
     </w:tblStylePr>
   </w:style>
-  <w:style w:type="table" w:styleId="23">
+  <w:style w:type="table" w:styleId="726">
     <w:name w:val="Grid Table 1 Light - Accent 4"/>
-    <w:basedOn w:val="682"/>
+    <w:basedOn w:val="910"/>
     <w:uiPriority w:val="99"/>
     <w:pPr>
       <w:pBdr/>
@@ -5130,9 +6061,9 @@
       </w:tcPr>
     </w:tblStylePr>
   </w:style>
-  <w:style w:type="table" w:styleId="24">
+  <w:style w:type="table" w:styleId="727">
     <w:name w:val="Grid Table 1 Light - Accent 5"/>
-    <w:basedOn w:val="682"/>
+    <w:basedOn w:val="910"/>
     <w:uiPriority w:val="99"/>
     <w:pPr>
       <w:pBdr/>
@@ -5353,9 +6284,9 @@
       </w:tcPr>
     </w:tblStylePr>
   </w:style>
-  <w:style w:type="table" w:styleId="25">
+  <w:style w:type="table" w:styleId="728">
     <w:name w:val="Grid Table 1 Light - Accent 6"/>
-    <w:basedOn w:val="682"/>
+    <w:basedOn w:val="910"/>
     <w:uiPriority w:val="99"/>
     <w:pPr>
       <w:pBdr/>
@@ -5576,9 +6507,9 @@
       </w:tcPr>
     </w:tblStylePr>
   </w:style>
-  <w:style w:type="table" w:styleId="26">
+  <w:style w:type="table" w:styleId="729">
     <w:name w:val="Grid Table 2"/>
-    <w:basedOn w:val="682"/>
+    <w:basedOn w:val="910"/>
     <w:uiPriority w:val="99"/>
     <w:pPr>
       <w:pBdr/>
@@ -5808,9 +6739,9 @@
       </w:tcPr>
     </w:tblStylePr>
   </w:style>
-  <w:style w:type="table" w:styleId="27">
+  <w:style w:type="table" w:styleId="730">
     <w:name w:val="Grid Table 2 - Accent 1"/>
-    <w:basedOn w:val="682"/>
+    <w:basedOn w:val="910"/>
     <w:uiPriority w:val="99"/>
     <w:pPr>
       <w:pBdr/>
@@ -6040,9 +6971,9 @@
       </w:tcPr>
     </w:tblStylePr>
   </w:style>
-  <w:style w:type="table" w:styleId="28">
+  <w:style w:type="table" w:styleId="731">
     <w:name w:val="Grid Table 2 - Accent 2"/>
-    <w:basedOn w:val="682"/>
+    <w:basedOn w:val="910"/>
     <w:uiPriority w:val="99"/>
     <w:pPr>
       <w:pBdr/>
@@ -6272,9 +7203,9 @@
       </w:tcPr>
     </w:tblStylePr>
   </w:style>
-  <w:style w:type="table" w:styleId="29">
+  <w:style w:type="table" w:styleId="732">
     <w:name w:val="Grid Table 2 - Accent 3"/>
-    <w:basedOn w:val="682"/>
+    <w:basedOn w:val="910"/>
     <w:uiPriority w:val="99"/>
     <w:pPr>
       <w:pBdr/>
@@ -6504,9 +7435,9 @@
       </w:tcPr>
     </w:tblStylePr>
   </w:style>
-  <w:style w:type="table" w:styleId="30">
+  <w:style w:type="table" w:styleId="733">
     <w:name w:val="Grid Table 2 - Accent 4"/>
-    <w:basedOn w:val="682"/>
+    <w:basedOn w:val="910"/>
     <w:uiPriority w:val="99"/>
     <w:pPr>
       <w:pBdr/>
@@ -6736,9 +7667,9 @@
       </w:tcPr>
     </w:tblStylePr>
   </w:style>
-  <w:style w:type="table" w:styleId="31">
+  <w:style w:type="table" w:styleId="734">
     <w:name w:val="Grid Table 2 - Accent 5"/>
-    <w:basedOn w:val="682"/>
+    <w:basedOn w:val="910"/>
     <w:uiPriority w:val="99"/>
     <w:pPr>
       <w:pBdr/>
@@ -6968,9 +7899,9 @@
       </w:tcPr>
     </w:tblStylePr>
   </w:style>
-  <w:style w:type="table" w:styleId="32">
+  <w:style w:type="table" w:styleId="735">
     <w:name w:val="Grid Table 2 - Accent 6"/>
-    <w:basedOn w:val="682"/>
+    <w:basedOn w:val="910"/>
     <w:uiPriority w:val="99"/>
     <w:pPr>
       <w:pBdr/>
@@ -7200,9 +8131,9 @@
       </w:tcPr>
     </w:tblStylePr>
   </w:style>
-  <w:style w:type="table" w:styleId="33">
+  <w:style w:type="table" w:styleId="736">
     <w:name w:val="Grid Table 3"/>
-    <w:basedOn w:val="682"/>
+    <w:basedOn w:val="910"/>
     <w:uiPriority w:val="99"/>
     <w:pPr>
       <w:pBdr/>
@@ -7301,29 +8232,6 @@
         <w:tblBorders/>
       </w:tblPr>
       <w:tcPr>
-        <w:shd w:color="ffffff"/>
-        <w:tcBorders>
-          <w:top w:val="none" w:color="000000" w:sz="4" w:space="0"/>
-          <w:left w:val="none" w:color="000000" w:sz="4" w:space="0"/>
-          <w:bottom w:val="none" w:color="000000" w:sz="4" w:space="0"/>
-          <w:right w:val="none" w:color="000000" w:sz="4" w:space="0"/>
-        </w:tcBorders>
-      </w:tcPr>
-    </w:tblStylePr>
-    <w:tblStylePr w:type="firstRow">
-      <w:rPr>
-        <w:b/>
-        <w:color w:val="404040"/>
-      </w:rPr>
-      <w:pPr>
-        <w:pBdr/>
-        <w:spacing/>
-        <w:ind/>
-      </w:pPr>
-      <w:tblPr>
-        <w:tblBorders/>
-      </w:tblPr>
-      <w:tcPr>
         <w:shd w:val="clear" w:color="ffffff"/>
         <w:tcBorders>
           <w:top w:val="none" w:color="000000" w:sz="4" w:space="0"/>
@@ -7333,30 +8241,7 @@
         </w:tcBorders>
       </w:tcPr>
     </w:tblStylePr>
-    <w:tblStylePr w:type="lastCol">
-      <w:rPr>
-        <w:i/>
-        <w:color w:val="404040"/>
-      </w:rPr>
-      <w:pPr>
-        <w:pBdr/>
-        <w:spacing/>
-        <w:ind/>
-      </w:pPr>
-      <w:tblPr>
-        <w:tblBorders/>
-      </w:tblPr>
-      <w:tcPr>
-        <w:shd w:color="ffffff"/>
-        <w:tcBorders>
-          <w:top w:val="none" w:color="000000" w:sz="4" w:space="0"/>
-          <w:left w:val="none" w:color="000000" w:sz="4" w:space="0"/>
-          <w:bottom w:val="none" w:color="000000" w:sz="4" w:space="0"/>
-          <w:right w:val="none" w:color="000000" w:sz="4" w:space="0"/>
-        </w:tcBorders>
-      </w:tcPr>
-    </w:tblStylePr>
-    <w:tblStylePr w:type="lastRow">
+    <w:tblStylePr w:type="firstRow">
       <w:rPr>
         <w:b/>
         <w:color w:val="404040"/>
@@ -7379,6 +8264,52 @@
         </w:tcBorders>
       </w:tcPr>
     </w:tblStylePr>
+    <w:tblStylePr w:type="lastCol">
+      <w:rPr>
+        <w:i/>
+        <w:color w:val="404040"/>
+      </w:rPr>
+      <w:pPr>
+        <w:pBdr/>
+        <w:spacing/>
+        <w:ind/>
+      </w:pPr>
+      <w:tblPr>
+        <w:tblBorders/>
+      </w:tblPr>
+      <w:tcPr>
+        <w:shd w:val="clear" w:color="ffffff"/>
+        <w:tcBorders>
+          <w:top w:val="none" w:color="000000" w:sz="4" w:space="0"/>
+          <w:left w:val="none" w:color="000000" w:sz="4" w:space="0"/>
+          <w:bottom w:val="none" w:color="000000" w:sz="4" w:space="0"/>
+          <w:right w:val="none" w:color="000000" w:sz="4" w:space="0"/>
+        </w:tcBorders>
+      </w:tcPr>
+    </w:tblStylePr>
+    <w:tblStylePr w:type="lastRow">
+      <w:rPr>
+        <w:b/>
+        <w:color w:val="404040"/>
+      </w:rPr>
+      <w:pPr>
+        <w:pBdr/>
+        <w:spacing/>
+        <w:ind/>
+      </w:pPr>
+      <w:tblPr>
+        <w:tblBorders/>
+      </w:tblPr>
+      <w:tcPr>
+        <w:shd w:val="clear" w:color="ffffff"/>
+        <w:tcBorders>
+          <w:top w:val="none" w:color="000000" w:sz="4" w:space="0"/>
+          <w:left w:val="none" w:color="000000" w:sz="4" w:space="0"/>
+          <w:bottom w:val="none" w:color="000000" w:sz="4" w:space="0"/>
+          <w:right w:val="none" w:color="000000" w:sz="4" w:space="0"/>
+        </w:tcBorders>
+      </w:tcPr>
+    </w:tblStylePr>
     <w:tblStylePr w:type="nwCell">
       <w:pPr>
         <w:pBdr/>
@@ -7445,9 +8376,9 @@
       </w:tcPr>
     </w:tblStylePr>
   </w:style>
-  <w:style w:type="table" w:styleId="34">
+  <w:style w:type="table" w:styleId="737">
     <w:name w:val="Grid Table 3 - Accent 1"/>
-    <w:basedOn w:val="682"/>
+    <w:basedOn w:val="910"/>
     <w:uiPriority w:val="99"/>
     <w:pPr>
       <w:pBdr/>
@@ -7546,29 +8477,6 @@
         <w:tblBorders/>
       </w:tblPr>
       <w:tcPr>
-        <w:shd w:color="ffffff"/>
-        <w:tcBorders>
-          <w:top w:val="none" w:color="000000" w:sz="4" w:space="0"/>
-          <w:left w:val="none" w:color="000000" w:sz="4" w:space="0"/>
-          <w:bottom w:val="none" w:color="000000" w:sz="4" w:space="0"/>
-          <w:right w:val="none" w:color="000000" w:sz="4" w:space="0"/>
-        </w:tcBorders>
-      </w:tcPr>
-    </w:tblStylePr>
-    <w:tblStylePr w:type="firstRow">
-      <w:rPr>
-        <w:b/>
-        <w:color w:val="404040"/>
-      </w:rPr>
-      <w:pPr>
-        <w:pBdr/>
-        <w:spacing/>
-        <w:ind/>
-      </w:pPr>
-      <w:tblPr>
-        <w:tblBorders/>
-      </w:tblPr>
-      <w:tcPr>
         <w:shd w:val="clear" w:color="ffffff"/>
         <w:tcBorders>
           <w:top w:val="none" w:color="000000" w:sz="4" w:space="0"/>
@@ -7578,30 +8486,7 @@
         </w:tcBorders>
       </w:tcPr>
     </w:tblStylePr>
-    <w:tblStylePr w:type="lastCol">
-      <w:rPr>
-        <w:i/>
-        <w:color w:val="404040"/>
-      </w:rPr>
-      <w:pPr>
-        <w:pBdr/>
-        <w:spacing/>
-        <w:ind/>
-      </w:pPr>
-      <w:tblPr>
-        <w:tblBorders/>
-      </w:tblPr>
-      <w:tcPr>
-        <w:shd w:color="ffffff"/>
-        <w:tcBorders>
-          <w:top w:val="none" w:color="000000" w:sz="4" w:space="0"/>
-          <w:left w:val="none" w:color="000000" w:sz="4" w:space="0"/>
-          <w:bottom w:val="none" w:color="000000" w:sz="4" w:space="0"/>
-          <w:right w:val="none" w:color="000000" w:sz="4" w:space="0"/>
-        </w:tcBorders>
-      </w:tcPr>
-    </w:tblStylePr>
-    <w:tblStylePr w:type="lastRow">
+    <w:tblStylePr w:type="firstRow">
       <w:rPr>
         <w:b/>
         <w:color w:val="404040"/>
@@ -7624,6 +8509,52 @@
         </w:tcBorders>
       </w:tcPr>
     </w:tblStylePr>
+    <w:tblStylePr w:type="lastCol">
+      <w:rPr>
+        <w:i/>
+        <w:color w:val="404040"/>
+      </w:rPr>
+      <w:pPr>
+        <w:pBdr/>
+        <w:spacing/>
+        <w:ind/>
+      </w:pPr>
+      <w:tblPr>
+        <w:tblBorders/>
+      </w:tblPr>
+      <w:tcPr>
+        <w:shd w:val="clear" w:color="ffffff"/>
+        <w:tcBorders>
+          <w:top w:val="none" w:color="000000" w:sz="4" w:space="0"/>
+          <w:left w:val="none" w:color="000000" w:sz="4" w:space="0"/>
+          <w:bottom w:val="none" w:color="000000" w:sz="4" w:space="0"/>
+          <w:right w:val="none" w:color="000000" w:sz="4" w:space="0"/>
+        </w:tcBorders>
+      </w:tcPr>
+    </w:tblStylePr>
+    <w:tblStylePr w:type="lastRow">
+      <w:rPr>
+        <w:b/>
+        <w:color w:val="404040"/>
+      </w:rPr>
+      <w:pPr>
+        <w:pBdr/>
+        <w:spacing/>
+        <w:ind/>
+      </w:pPr>
+      <w:tblPr>
+        <w:tblBorders/>
+      </w:tblPr>
+      <w:tcPr>
+        <w:shd w:val="clear" w:color="ffffff"/>
+        <w:tcBorders>
+          <w:top w:val="none" w:color="000000" w:sz="4" w:space="0"/>
+          <w:left w:val="none" w:color="000000" w:sz="4" w:space="0"/>
+          <w:bottom w:val="none" w:color="000000" w:sz="4" w:space="0"/>
+          <w:right w:val="none" w:color="000000" w:sz="4" w:space="0"/>
+        </w:tcBorders>
+      </w:tcPr>
+    </w:tblStylePr>
     <w:tblStylePr w:type="nwCell">
       <w:pPr>
         <w:pBdr/>
@@ -7690,9 +8621,9 @@
       </w:tcPr>
     </w:tblStylePr>
   </w:style>
-  <w:style w:type="table" w:styleId="35">
+  <w:style w:type="table" w:styleId="738">
     <w:name w:val="Grid Table 3 - Accent 2"/>
-    <w:basedOn w:val="682"/>
+    <w:basedOn w:val="910"/>
     <w:uiPriority w:val="99"/>
     <w:pPr>
       <w:pBdr/>
@@ -7791,29 +8722,6 @@
         <w:tblBorders/>
       </w:tblPr>
       <w:tcPr>
-        <w:shd w:color="ffffff"/>
-        <w:tcBorders>
-          <w:top w:val="none" w:color="000000" w:sz="4" w:space="0"/>
-          <w:left w:val="none" w:color="000000" w:sz="4" w:space="0"/>
-          <w:bottom w:val="none" w:color="000000" w:sz="4" w:space="0"/>
-          <w:right w:val="none" w:color="000000" w:sz="4" w:space="0"/>
-        </w:tcBorders>
-      </w:tcPr>
-    </w:tblStylePr>
-    <w:tblStylePr w:type="firstRow">
-      <w:rPr>
-        <w:b/>
-        <w:color w:val="404040"/>
-      </w:rPr>
-      <w:pPr>
-        <w:pBdr/>
-        <w:spacing/>
-        <w:ind/>
-      </w:pPr>
-      <w:tblPr>
-        <w:tblBorders/>
-      </w:tblPr>
-      <w:tcPr>
         <w:shd w:val="clear" w:color="ffffff"/>
         <w:tcBorders>
           <w:top w:val="none" w:color="000000" w:sz="4" w:space="0"/>
@@ -7823,30 +8731,7 @@
         </w:tcBorders>
       </w:tcPr>
     </w:tblStylePr>
-    <w:tblStylePr w:type="lastCol">
-      <w:rPr>
-        <w:i/>
-        <w:color w:val="404040"/>
-      </w:rPr>
-      <w:pPr>
-        <w:pBdr/>
-        <w:spacing/>
-        <w:ind/>
-      </w:pPr>
-      <w:tblPr>
-        <w:tblBorders/>
-      </w:tblPr>
-      <w:tcPr>
-        <w:shd w:color="ffffff"/>
-        <w:tcBorders>
-          <w:top w:val="none" w:color="000000" w:sz="4" w:space="0"/>
-          <w:left w:val="none" w:color="000000" w:sz="4" w:space="0"/>
-          <w:bottom w:val="none" w:color="000000" w:sz="4" w:space="0"/>
-          <w:right w:val="none" w:color="000000" w:sz="4" w:space="0"/>
-        </w:tcBorders>
-      </w:tcPr>
-    </w:tblStylePr>
-    <w:tblStylePr w:type="lastRow">
+    <w:tblStylePr w:type="firstRow">
       <w:rPr>
         <w:b/>
         <w:color w:val="404040"/>
@@ -7869,6 +8754,52 @@
         </w:tcBorders>
       </w:tcPr>
     </w:tblStylePr>
+    <w:tblStylePr w:type="lastCol">
+      <w:rPr>
+        <w:i/>
+        <w:color w:val="404040"/>
+      </w:rPr>
+      <w:pPr>
+        <w:pBdr/>
+        <w:spacing/>
+        <w:ind/>
+      </w:pPr>
+      <w:tblPr>
+        <w:tblBorders/>
+      </w:tblPr>
+      <w:tcPr>
+        <w:shd w:val="clear" w:color="ffffff"/>
+        <w:tcBorders>
+          <w:top w:val="none" w:color="000000" w:sz="4" w:space="0"/>
+          <w:left w:val="none" w:color="000000" w:sz="4" w:space="0"/>
+          <w:bottom w:val="none" w:color="000000" w:sz="4" w:space="0"/>
+          <w:right w:val="none" w:color="000000" w:sz="4" w:space="0"/>
+        </w:tcBorders>
+      </w:tcPr>
+    </w:tblStylePr>
+    <w:tblStylePr w:type="lastRow">
+      <w:rPr>
+        <w:b/>
+        <w:color w:val="404040"/>
+      </w:rPr>
+      <w:pPr>
+        <w:pBdr/>
+        <w:spacing/>
+        <w:ind/>
+      </w:pPr>
+      <w:tblPr>
+        <w:tblBorders/>
+      </w:tblPr>
+      <w:tcPr>
+        <w:shd w:val="clear" w:color="ffffff"/>
+        <w:tcBorders>
+          <w:top w:val="none" w:color="000000" w:sz="4" w:space="0"/>
+          <w:left w:val="none" w:color="000000" w:sz="4" w:space="0"/>
+          <w:bottom w:val="none" w:color="000000" w:sz="4" w:space="0"/>
+          <w:right w:val="none" w:color="000000" w:sz="4" w:space="0"/>
+        </w:tcBorders>
+      </w:tcPr>
+    </w:tblStylePr>
     <w:tblStylePr w:type="nwCell">
       <w:pPr>
         <w:pBdr/>
@@ -7935,9 +8866,9 @@
       </w:tcPr>
     </w:tblStylePr>
   </w:style>
-  <w:style w:type="table" w:styleId="36">
+  <w:style w:type="table" w:styleId="739">
     <w:name w:val="Grid Table 3 - Accent 3"/>
-    <w:basedOn w:val="682"/>
+    <w:basedOn w:val="910"/>
     <w:uiPriority w:val="99"/>
     <w:pPr>
       <w:pBdr/>
@@ -8036,29 +8967,6 @@
         <w:tblBorders/>
       </w:tblPr>
       <w:tcPr>
-        <w:shd w:color="ffffff"/>
-        <w:tcBorders>
-          <w:top w:val="none" w:color="000000" w:sz="4" w:space="0"/>
-          <w:left w:val="none" w:color="000000" w:sz="4" w:space="0"/>
-          <w:bottom w:val="none" w:color="000000" w:sz="4" w:space="0"/>
-          <w:right w:val="none" w:color="000000" w:sz="4" w:space="0"/>
-        </w:tcBorders>
-      </w:tcPr>
-    </w:tblStylePr>
-    <w:tblStylePr w:type="firstRow">
-      <w:rPr>
-        <w:b/>
-        <w:color w:val="404040"/>
-      </w:rPr>
-      <w:pPr>
-        <w:pBdr/>
-        <w:spacing/>
-        <w:ind/>
-      </w:pPr>
-      <w:tblPr>
-        <w:tblBorders/>
-      </w:tblPr>
-      <w:tcPr>
         <w:shd w:val="clear" w:color="ffffff"/>
         <w:tcBorders>
           <w:top w:val="none" w:color="000000" w:sz="4" w:space="0"/>
@@ -8068,30 +8976,7 @@
         </w:tcBorders>
       </w:tcPr>
     </w:tblStylePr>
-    <w:tblStylePr w:type="lastCol">
-      <w:rPr>
-        <w:i/>
-        <w:color w:val="404040"/>
-      </w:rPr>
-      <w:pPr>
-        <w:pBdr/>
-        <w:spacing/>
-        <w:ind/>
-      </w:pPr>
-      <w:tblPr>
-        <w:tblBorders/>
-      </w:tblPr>
-      <w:tcPr>
-        <w:shd w:color="ffffff"/>
-        <w:tcBorders>
-          <w:top w:val="none" w:color="000000" w:sz="4" w:space="0"/>
-          <w:left w:val="none" w:color="000000" w:sz="4" w:space="0"/>
-          <w:bottom w:val="none" w:color="000000" w:sz="4" w:space="0"/>
-          <w:right w:val="none" w:color="000000" w:sz="4" w:space="0"/>
-        </w:tcBorders>
-      </w:tcPr>
-    </w:tblStylePr>
-    <w:tblStylePr w:type="lastRow">
+    <w:tblStylePr w:type="firstRow">
       <w:rPr>
         <w:b/>
         <w:color w:val="404040"/>
@@ -8114,6 +8999,52 @@
         </w:tcBorders>
       </w:tcPr>
     </w:tblStylePr>
+    <w:tblStylePr w:type="lastCol">
+      <w:rPr>
+        <w:i/>
+        <w:color w:val="404040"/>
+      </w:rPr>
+      <w:pPr>
+        <w:pBdr/>
+        <w:spacing/>
+        <w:ind/>
+      </w:pPr>
+      <w:tblPr>
+        <w:tblBorders/>
+      </w:tblPr>
+      <w:tcPr>
+        <w:shd w:val="clear" w:color="ffffff"/>
+        <w:tcBorders>
+          <w:top w:val="none" w:color="000000" w:sz="4" w:space="0"/>
+          <w:left w:val="none" w:color="000000" w:sz="4" w:space="0"/>
+          <w:bottom w:val="none" w:color="000000" w:sz="4" w:space="0"/>
+          <w:right w:val="none" w:color="000000" w:sz="4" w:space="0"/>
+        </w:tcBorders>
+      </w:tcPr>
+    </w:tblStylePr>
+    <w:tblStylePr w:type="lastRow">
+      <w:rPr>
+        <w:b/>
+        <w:color w:val="404040"/>
+      </w:rPr>
+      <w:pPr>
+        <w:pBdr/>
+        <w:spacing/>
+        <w:ind/>
+      </w:pPr>
+      <w:tblPr>
+        <w:tblBorders/>
+      </w:tblPr>
+      <w:tcPr>
+        <w:shd w:val="clear" w:color="ffffff"/>
+        <w:tcBorders>
+          <w:top w:val="none" w:color="000000" w:sz="4" w:space="0"/>
+          <w:left w:val="none" w:color="000000" w:sz="4" w:space="0"/>
+          <w:bottom w:val="none" w:color="000000" w:sz="4" w:space="0"/>
+          <w:right w:val="none" w:color="000000" w:sz="4" w:space="0"/>
+        </w:tcBorders>
+      </w:tcPr>
+    </w:tblStylePr>
     <w:tblStylePr w:type="nwCell">
       <w:pPr>
         <w:pBdr/>
@@ -8180,9 +9111,9 @@
       </w:tcPr>
     </w:tblStylePr>
   </w:style>
-  <w:style w:type="table" w:styleId="37">
+  <w:style w:type="table" w:styleId="740">
     <w:name w:val="Grid Table 3 - Accent 4"/>
-    <w:basedOn w:val="682"/>
+    <w:basedOn w:val="910"/>
     <w:uiPriority w:val="99"/>
     <w:pPr>
       <w:pBdr/>
@@ -8281,29 +9212,6 @@
         <w:tblBorders/>
       </w:tblPr>
       <w:tcPr>
-        <w:shd w:color="ffffff"/>
-        <w:tcBorders>
-          <w:top w:val="none" w:color="000000" w:sz="4" w:space="0"/>
-          <w:left w:val="none" w:color="000000" w:sz="4" w:space="0"/>
-          <w:bottom w:val="none" w:color="000000" w:sz="4" w:space="0"/>
-          <w:right w:val="none" w:color="000000" w:sz="4" w:space="0"/>
-        </w:tcBorders>
-      </w:tcPr>
-    </w:tblStylePr>
-    <w:tblStylePr w:type="firstRow">
-      <w:rPr>
-        <w:b/>
-        <w:color w:val="404040"/>
-      </w:rPr>
-      <w:pPr>
-        <w:pBdr/>
-        <w:spacing/>
-        <w:ind/>
-      </w:pPr>
-      <w:tblPr>
-        <w:tblBorders/>
-      </w:tblPr>
-      <w:tcPr>
         <w:shd w:val="clear" w:color="ffffff"/>
         <w:tcBorders>
           <w:top w:val="none" w:color="000000" w:sz="4" w:space="0"/>
@@ -8313,30 +9221,7 @@
         </w:tcBorders>
       </w:tcPr>
     </w:tblStylePr>
-    <w:tblStylePr w:type="lastCol">
-      <w:rPr>
-        <w:i/>
-        <w:color w:val="404040"/>
-      </w:rPr>
-      <w:pPr>
-        <w:pBdr/>
-        <w:spacing/>
-        <w:ind/>
-      </w:pPr>
-      <w:tblPr>
-        <w:tblBorders/>
-      </w:tblPr>
-      <w:tcPr>
-        <w:shd w:color="ffffff"/>
-        <w:tcBorders>
-          <w:top w:val="none" w:color="000000" w:sz="4" w:space="0"/>
-          <w:left w:val="none" w:color="000000" w:sz="4" w:space="0"/>
-          <w:bottom w:val="none" w:color="000000" w:sz="4" w:space="0"/>
-          <w:right w:val="none" w:color="000000" w:sz="4" w:space="0"/>
-        </w:tcBorders>
-      </w:tcPr>
-    </w:tblStylePr>
-    <w:tblStylePr w:type="lastRow">
+    <w:tblStylePr w:type="firstRow">
       <w:rPr>
         <w:b/>
         <w:color w:val="404040"/>
@@ -8359,6 +9244,52 @@
         </w:tcBorders>
       </w:tcPr>
     </w:tblStylePr>
+    <w:tblStylePr w:type="lastCol">
+      <w:rPr>
+        <w:i/>
+        <w:color w:val="404040"/>
+      </w:rPr>
+      <w:pPr>
+        <w:pBdr/>
+        <w:spacing/>
+        <w:ind/>
+      </w:pPr>
+      <w:tblPr>
+        <w:tblBorders/>
+      </w:tblPr>
+      <w:tcPr>
+        <w:shd w:val="clear" w:color="ffffff"/>
+        <w:tcBorders>
+          <w:top w:val="none" w:color="000000" w:sz="4" w:space="0"/>
+          <w:left w:val="none" w:color="000000" w:sz="4" w:space="0"/>
+          <w:bottom w:val="none" w:color="000000" w:sz="4" w:space="0"/>
+          <w:right w:val="none" w:color="000000" w:sz="4" w:space="0"/>
+        </w:tcBorders>
+      </w:tcPr>
+    </w:tblStylePr>
+    <w:tblStylePr w:type="lastRow">
+      <w:rPr>
+        <w:b/>
+        <w:color w:val="404040"/>
+      </w:rPr>
+      <w:pPr>
+        <w:pBdr/>
+        <w:spacing/>
+        <w:ind/>
+      </w:pPr>
+      <w:tblPr>
+        <w:tblBorders/>
+      </w:tblPr>
+      <w:tcPr>
+        <w:shd w:val="clear" w:color="ffffff"/>
+        <w:tcBorders>
+          <w:top w:val="none" w:color="000000" w:sz="4" w:space="0"/>
+          <w:left w:val="none" w:color="000000" w:sz="4" w:space="0"/>
+          <w:bottom w:val="none" w:color="000000" w:sz="4" w:space="0"/>
+          <w:right w:val="none" w:color="000000" w:sz="4" w:space="0"/>
+        </w:tcBorders>
+      </w:tcPr>
+    </w:tblStylePr>
     <w:tblStylePr w:type="nwCell">
       <w:pPr>
         <w:pBdr/>
@@ -8425,9 +9356,9 @@
       </w:tcPr>
     </w:tblStylePr>
   </w:style>
-  <w:style w:type="table" w:styleId="38">
+  <w:style w:type="table" w:styleId="741">
     <w:name w:val="Grid Table 3 - Accent 5"/>
-    <w:basedOn w:val="682"/>
+    <w:basedOn w:val="910"/>
     <w:uiPriority w:val="99"/>
     <w:pPr>
       <w:pBdr/>
@@ -8526,29 +9457,6 @@
         <w:tblBorders/>
       </w:tblPr>
       <w:tcPr>
-        <w:shd w:color="ffffff"/>
-        <w:tcBorders>
-          <w:top w:val="none" w:color="000000" w:sz="4" w:space="0"/>
-          <w:left w:val="none" w:color="000000" w:sz="4" w:space="0"/>
-          <w:bottom w:val="none" w:color="000000" w:sz="4" w:space="0"/>
-          <w:right w:val="none" w:color="000000" w:sz="4" w:space="0"/>
-        </w:tcBorders>
-      </w:tcPr>
-    </w:tblStylePr>
-    <w:tblStylePr w:type="firstRow">
-      <w:rPr>
-        <w:b/>
-        <w:color w:val="404040"/>
-      </w:rPr>
-      <w:pPr>
-        <w:pBdr/>
-        <w:spacing/>
-        <w:ind/>
-      </w:pPr>
-      <w:tblPr>
-        <w:tblBorders/>
-      </w:tblPr>
-      <w:tcPr>
         <w:shd w:val="clear" w:color="ffffff"/>
         <w:tcBorders>
           <w:top w:val="none" w:color="000000" w:sz="4" w:space="0"/>
@@ -8558,30 +9466,7 @@
         </w:tcBorders>
       </w:tcPr>
     </w:tblStylePr>
-    <w:tblStylePr w:type="lastCol">
-      <w:rPr>
-        <w:i/>
-        <w:color w:val="404040"/>
-      </w:rPr>
-      <w:pPr>
-        <w:pBdr/>
-        <w:spacing/>
-        <w:ind/>
-      </w:pPr>
-      <w:tblPr>
-        <w:tblBorders/>
-      </w:tblPr>
-      <w:tcPr>
-        <w:shd w:color="ffffff"/>
-        <w:tcBorders>
-          <w:top w:val="none" w:color="000000" w:sz="4" w:space="0"/>
-          <w:left w:val="none" w:color="000000" w:sz="4" w:space="0"/>
-          <w:bottom w:val="none" w:color="000000" w:sz="4" w:space="0"/>
-          <w:right w:val="none" w:color="000000" w:sz="4" w:space="0"/>
-        </w:tcBorders>
-      </w:tcPr>
-    </w:tblStylePr>
-    <w:tblStylePr w:type="lastRow">
+    <w:tblStylePr w:type="firstRow">
       <w:rPr>
         <w:b/>
         <w:color w:val="404040"/>
@@ -8604,6 +9489,52 @@
         </w:tcBorders>
       </w:tcPr>
     </w:tblStylePr>
+    <w:tblStylePr w:type="lastCol">
+      <w:rPr>
+        <w:i/>
+        <w:color w:val="404040"/>
+      </w:rPr>
+      <w:pPr>
+        <w:pBdr/>
+        <w:spacing/>
+        <w:ind/>
+      </w:pPr>
+      <w:tblPr>
+        <w:tblBorders/>
+      </w:tblPr>
+      <w:tcPr>
+        <w:shd w:val="clear" w:color="ffffff"/>
+        <w:tcBorders>
+          <w:top w:val="none" w:color="000000" w:sz="4" w:space="0"/>
+          <w:left w:val="none" w:color="000000" w:sz="4" w:space="0"/>
+          <w:bottom w:val="none" w:color="000000" w:sz="4" w:space="0"/>
+          <w:right w:val="none" w:color="000000" w:sz="4" w:space="0"/>
+        </w:tcBorders>
+      </w:tcPr>
+    </w:tblStylePr>
+    <w:tblStylePr w:type="lastRow">
+      <w:rPr>
+        <w:b/>
+        <w:color w:val="404040"/>
+      </w:rPr>
+      <w:pPr>
+        <w:pBdr/>
+        <w:spacing/>
+        <w:ind/>
+      </w:pPr>
+      <w:tblPr>
+        <w:tblBorders/>
+      </w:tblPr>
+      <w:tcPr>
+        <w:shd w:val="clear" w:color="ffffff"/>
+        <w:tcBorders>
+          <w:top w:val="none" w:color="000000" w:sz="4" w:space="0"/>
+          <w:left w:val="none" w:color="000000" w:sz="4" w:space="0"/>
+          <w:bottom w:val="none" w:color="000000" w:sz="4" w:space="0"/>
+          <w:right w:val="none" w:color="000000" w:sz="4" w:space="0"/>
+        </w:tcBorders>
+      </w:tcPr>
+    </w:tblStylePr>
     <w:tblStylePr w:type="nwCell">
       <w:pPr>
         <w:pBdr/>
@@ -8670,9 +9601,9 @@
       </w:tcPr>
     </w:tblStylePr>
   </w:style>
-  <w:style w:type="table" w:styleId="39">
+  <w:style w:type="table" w:styleId="742">
     <w:name w:val="Grid Table 3 - Accent 6"/>
-    <w:basedOn w:val="682"/>
+    <w:basedOn w:val="910"/>
     <w:uiPriority w:val="99"/>
     <w:pPr>
       <w:pBdr/>
@@ -8771,29 +9702,6 @@
         <w:tblBorders/>
       </w:tblPr>
       <w:tcPr>
-        <w:shd w:color="ffffff"/>
-        <w:tcBorders>
-          <w:top w:val="none" w:color="000000" w:sz="4" w:space="0"/>
-          <w:left w:val="none" w:color="000000" w:sz="4" w:space="0"/>
-          <w:bottom w:val="none" w:color="000000" w:sz="4" w:space="0"/>
-          <w:right w:val="none" w:color="000000" w:sz="4" w:space="0"/>
-        </w:tcBorders>
-      </w:tcPr>
-    </w:tblStylePr>
-    <w:tblStylePr w:type="firstRow">
-      <w:rPr>
-        <w:b/>
-        <w:color w:val="404040"/>
-      </w:rPr>
-      <w:pPr>
-        <w:pBdr/>
-        <w:spacing/>
-        <w:ind/>
-      </w:pPr>
-      <w:tblPr>
-        <w:tblBorders/>
-      </w:tblPr>
-      <w:tcPr>
         <w:shd w:val="clear" w:color="ffffff"/>
         <w:tcBorders>
           <w:top w:val="none" w:color="000000" w:sz="4" w:space="0"/>
@@ -8803,30 +9711,7 @@
         </w:tcBorders>
       </w:tcPr>
     </w:tblStylePr>
-    <w:tblStylePr w:type="lastCol">
-      <w:rPr>
-        <w:i/>
-        <w:color w:val="404040"/>
-      </w:rPr>
-      <w:pPr>
-        <w:pBdr/>
-        <w:spacing/>
-        <w:ind/>
-      </w:pPr>
-      <w:tblPr>
-        <w:tblBorders/>
-      </w:tblPr>
-      <w:tcPr>
-        <w:shd w:color="ffffff"/>
-        <w:tcBorders>
-          <w:top w:val="none" w:color="000000" w:sz="4" w:space="0"/>
-          <w:left w:val="none" w:color="000000" w:sz="4" w:space="0"/>
-          <w:bottom w:val="none" w:color="000000" w:sz="4" w:space="0"/>
-          <w:right w:val="none" w:color="000000" w:sz="4" w:space="0"/>
-        </w:tcBorders>
-      </w:tcPr>
-    </w:tblStylePr>
-    <w:tblStylePr w:type="lastRow">
+    <w:tblStylePr w:type="firstRow">
       <w:rPr>
         <w:b/>
         <w:color w:val="404040"/>
@@ -8849,6 +9734,52 @@
         </w:tcBorders>
       </w:tcPr>
     </w:tblStylePr>
+    <w:tblStylePr w:type="lastCol">
+      <w:rPr>
+        <w:i/>
+        <w:color w:val="404040"/>
+      </w:rPr>
+      <w:pPr>
+        <w:pBdr/>
+        <w:spacing/>
+        <w:ind/>
+      </w:pPr>
+      <w:tblPr>
+        <w:tblBorders/>
+      </w:tblPr>
+      <w:tcPr>
+        <w:shd w:val="clear" w:color="ffffff"/>
+        <w:tcBorders>
+          <w:top w:val="none" w:color="000000" w:sz="4" w:space="0"/>
+          <w:left w:val="none" w:color="000000" w:sz="4" w:space="0"/>
+          <w:bottom w:val="none" w:color="000000" w:sz="4" w:space="0"/>
+          <w:right w:val="none" w:color="000000" w:sz="4" w:space="0"/>
+        </w:tcBorders>
+      </w:tcPr>
+    </w:tblStylePr>
+    <w:tblStylePr w:type="lastRow">
+      <w:rPr>
+        <w:b/>
+        <w:color w:val="404040"/>
+      </w:rPr>
+      <w:pPr>
+        <w:pBdr/>
+        <w:spacing/>
+        <w:ind/>
+      </w:pPr>
+      <w:tblPr>
+        <w:tblBorders/>
+      </w:tblPr>
+      <w:tcPr>
+        <w:shd w:val="clear" w:color="ffffff"/>
+        <w:tcBorders>
+          <w:top w:val="none" w:color="000000" w:sz="4" w:space="0"/>
+          <w:left w:val="none" w:color="000000" w:sz="4" w:space="0"/>
+          <w:bottom w:val="none" w:color="000000" w:sz="4" w:space="0"/>
+          <w:right w:val="none" w:color="000000" w:sz="4" w:space="0"/>
+        </w:tcBorders>
+      </w:tcPr>
+    </w:tblStylePr>
     <w:tblStylePr w:type="nwCell">
       <w:pPr>
         <w:pBdr/>
@@ -8915,9 +9846,9 @@
       </w:tcPr>
     </w:tblStylePr>
   </w:style>
-  <w:style w:type="table" w:styleId="40">
+  <w:style w:type="table" w:styleId="743">
     <w:name w:val="Grid Table 4"/>
-    <w:basedOn w:val="682"/>
+    <w:basedOn w:val="910"/>
     <w:uiPriority w:val="59"/>
     <w:pPr>
       <w:pBdr/>
@@ -9148,9 +10079,9 @@
       </w:tcPr>
     </w:tblStylePr>
   </w:style>
-  <w:style w:type="table" w:styleId="41">
+  <w:style w:type="table" w:styleId="744">
     <w:name w:val="Grid Table 4 - Accent 1"/>
-    <w:basedOn w:val="682"/>
+    <w:basedOn w:val="910"/>
     <w:uiPriority w:val="59"/>
     <w:pPr>
       <w:pBdr/>
@@ -9381,9 +10312,9 @@
       </w:tcPr>
     </w:tblStylePr>
   </w:style>
-  <w:style w:type="table" w:styleId="42">
+  <w:style w:type="table" w:styleId="745">
     <w:name w:val="Grid Table 4 - Accent 2"/>
-    <w:basedOn w:val="682"/>
+    <w:basedOn w:val="910"/>
     <w:uiPriority w:val="59"/>
     <w:pPr>
       <w:pBdr/>
@@ -9614,9 +10545,9 @@
       </w:tcPr>
     </w:tblStylePr>
   </w:style>
-  <w:style w:type="table" w:styleId="43">
+  <w:style w:type="table" w:styleId="746">
     <w:name w:val="Grid Table 4 - Accent 3"/>
-    <w:basedOn w:val="682"/>
+    <w:basedOn w:val="910"/>
     <w:uiPriority w:val="59"/>
     <w:pPr>
       <w:pBdr/>
@@ -9847,9 +10778,9 @@
       </w:tcPr>
     </w:tblStylePr>
   </w:style>
-  <w:style w:type="table" w:styleId="44">
+  <w:style w:type="table" w:styleId="747">
     <w:name w:val="Grid Table 4 - Accent 4"/>
-    <w:basedOn w:val="682"/>
+    <w:basedOn w:val="910"/>
     <w:uiPriority w:val="59"/>
     <w:pPr>
       <w:pBdr/>
@@ -10080,9 +11011,9 @@
       </w:tcPr>
     </w:tblStylePr>
   </w:style>
-  <w:style w:type="table" w:styleId="45">
+  <w:style w:type="table" w:styleId="748">
     <w:name w:val="Grid Table 4 - Accent 5"/>
-    <w:basedOn w:val="682"/>
+    <w:basedOn w:val="910"/>
     <w:uiPriority w:val="59"/>
     <w:pPr>
       <w:pBdr/>
@@ -10313,9 +11244,9 @@
       </w:tcPr>
     </w:tblStylePr>
   </w:style>
-  <w:style w:type="table" w:styleId="46">
+  <w:style w:type="table" w:styleId="749">
     <w:name w:val="Grid Table 4 - Accent 6"/>
-    <w:basedOn w:val="682"/>
+    <w:basedOn w:val="910"/>
     <w:uiPriority w:val="59"/>
     <w:pPr>
       <w:pBdr/>
@@ -10546,9 +11477,9 @@
       </w:tcPr>
     </w:tblStylePr>
   </w:style>
-  <w:style w:type="table" w:styleId="47">
+  <w:style w:type="table" w:styleId="750">
     <w:name w:val="Grid Table 5 Dark"/>
-    <w:basedOn w:val="682"/>
+    <w:basedOn w:val="910"/>
     <w:uiPriority w:val="99"/>
     <w:pPr>
       <w:pBdr/>
@@ -10774,9 +11705,9 @@
       </w:tcPr>
     </w:tblStylePr>
   </w:style>
-  <w:style w:type="table" w:styleId="48">
+  <w:style w:type="table" w:styleId="751">
     <w:name w:val="Grid Table 5 Dark- Accent 1"/>
-    <w:basedOn w:val="682"/>
+    <w:basedOn w:val="910"/>
     <w:uiPriority w:val="99"/>
     <w:pPr>
       <w:pBdr/>
@@ -11002,9 +11933,9 @@
       </w:tcPr>
     </w:tblStylePr>
   </w:style>
-  <w:style w:type="table" w:styleId="49">
+  <w:style w:type="table" w:styleId="752">
     <w:name w:val="Grid Table 5 Dark - Accent 2"/>
-    <w:basedOn w:val="682"/>
+    <w:basedOn w:val="910"/>
     <w:uiPriority w:val="99"/>
     <w:pPr>
       <w:pBdr/>
@@ -11230,9 +12161,9 @@
       </w:tcPr>
     </w:tblStylePr>
   </w:style>
-  <w:style w:type="table" w:styleId="50">
+  <w:style w:type="table" w:styleId="753">
     <w:name w:val="Grid Table 5 Dark - Accent 3"/>
-    <w:basedOn w:val="682"/>
+    <w:basedOn w:val="910"/>
     <w:uiPriority w:val="99"/>
     <w:pPr>
       <w:pBdr/>
@@ -11458,9 +12389,9 @@
       </w:tcPr>
     </w:tblStylePr>
   </w:style>
-  <w:style w:type="table" w:styleId="51">
+  <w:style w:type="table" w:styleId="754">
     <w:name w:val="Grid Table 5 Dark- Accent 4"/>
-    <w:basedOn w:val="682"/>
+    <w:basedOn w:val="910"/>
     <w:uiPriority w:val="99"/>
     <w:pPr>
       <w:pBdr/>
@@ -11686,9 +12617,9 @@
       </w:tcPr>
     </w:tblStylePr>
   </w:style>
-  <w:style w:type="table" w:styleId="52">
+  <w:style w:type="table" w:styleId="755">
     <w:name w:val="Grid Table 5 Dark - Accent 5"/>
-    <w:basedOn w:val="682"/>
+    <w:basedOn w:val="910"/>
     <w:uiPriority w:val="99"/>
     <w:pPr>
       <w:pBdr/>
@@ -11914,9 +12845,9 @@
       </w:tcPr>
     </w:tblStylePr>
   </w:style>
-  <w:style w:type="table" w:styleId="53">
+  <w:style w:type="table" w:styleId="756">
     <w:name w:val="Grid Table 5 Dark - Accent 6"/>
-    <w:basedOn w:val="682"/>
+    <w:basedOn w:val="910"/>
     <w:uiPriority w:val="99"/>
     <w:pPr>
       <w:pBdr/>
@@ -12142,9 +13073,9 @@
       </w:tcPr>
     </w:tblStylePr>
   </w:style>
-  <w:style w:type="table" w:styleId="54">
+  <w:style w:type="table" w:styleId="757">
     <w:name w:val="Grid Table 6 Colorful"/>
-    <w:basedOn w:val="682"/>
+    <w:basedOn w:val="910"/>
     <w:uiPriority w:val="99"/>
     <w:pPr>
       <w:pBdr/>
@@ -12372,9 +13303,9 @@
       </w:tcPr>
     </w:tblStylePr>
   </w:style>
-  <w:style w:type="table" w:styleId="55">
+  <w:style w:type="table" w:styleId="758">
     <w:name w:val="Grid Table 6 Colorful - Accent 1"/>
-    <w:basedOn w:val="682"/>
+    <w:basedOn w:val="910"/>
     <w:uiPriority w:val="99"/>
     <w:pPr>
       <w:pBdr/>
@@ -12602,9 +13533,9 @@
       </w:tcPr>
     </w:tblStylePr>
   </w:style>
-  <w:style w:type="table" w:styleId="56">
+  <w:style w:type="table" w:styleId="759">
     <w:name w:val="Grid Table 6 Colorful - Accent 2"/>
-    <w:basedOn w:val="682"/>
+    <w:basedOn w:val="910"/>
     <w:uiPriority w:val="99"/>
     <w:pPr>
       <w:pBdr/>
@@ -12832,9 +13763,9 @@
       </w:tcPr>
     </w:tblStylePr>
   </w:style>
-  <w:style w:type="table" w:styleId="57">
+  <w:style w:type="table" w:styleId="760">
     <w:name w:val="Grid Table 6 Colorful - Accent 3"/>
-    <w:basedOn w:val="682"/>
+    <w:basedOn w:val="910"/>
     <w:uiPriority w:val="99"/>
     <w:pPr>
       <w:pBdr/>
@@ -13062,9 +13993,9 @@
       </w:tcPr>
     </w:tblStylePr>
   </w:style>
-  <w:style w:type="table" w:styleId="58">
+  <w:style w:type="table" w:styleId="761">
     <w:name w:val="Grid Table 6 Colorful - Accent 4"/>
-    <w:basedOn w:val="682"/>
+    <w:basedOn w:val="910"/>
     <w:uiPriority w:val="99"/>
     <w:pPr>
       <w:pBdr/>
@@ -13292,9 +14223,9 @@
       </w:tcPr>
     </w:tblStylePr>
   </w:style>
-  <w:style w:type="table" w:styleId="59">
+  <w:style w:type="table" w:styleId="762">
     <w:name w:val="Grid Table 6 Colorful - Accent 5"/>
-    <w:basedOn w:val="682"/>
+    <w:basedOn w:val="910"/>
     <w:uiPriority w:val="99"/>
     <w:pPr>
       <w:pBdr/>
@@ -13522,9 +14453,9 @@
       </w:tcPr>
     </w:tblStylePr>
   </w:style>
-  <w:style w:type="table" w:styleId="60">
+  <w:style w:type="table" w:styleId="763">
     <w:name w:val="Grid Table 6 Colorful - Accent 6"/>
-    <w:basedOn w:val="682"/>
+    <w:basedOn w:val="910"/>
     <w:uiPriority w:val="99"/>
     <w:pPr>
       <w:pBdr/>
@@ -13752,9 +14683,9 @@
       </w:tcPr>
     </w:tblStylePr>
   </w:style>
-  <w:style w:type="table" w:styleId="61">
+  <w:style w:type="table" w:styleId="764">
     <w:name w:val="Grid Table 7 Colorful"/>
-    <w:basedOn w:val="682"/>
+    <w:basedOn w:val="910"/>
     <w:uiPriority w:val="99"/>
     <w:pPr>
       <w:pBdr/>
@@ -13856,11 +14787,11 @@
         <w:tblBorders/>
       </w:tblPr>
       <w:tcPr>
-        <w:shd w:color="ffffff"/>
+        <w:shd w:val="clear" w:color="ffffff"/>
         <w:tcBorders>
-          <w:top w:val="none"/>
-          <w:left w:val="none"/>
-          <w:bottom w:val="none"/>
+          <w:top w:val="none" w:color="000000" w:sz="4" w:space="0"/>
+          <w:left w:val="none" w:color="000000" w:sz="4" w:space="0"/>
+          <w:bottom w:val="none" w:color="000000" w:sz="4" w:space="0"/>
           <w:right w:val="single" w:color="000000" w:themeColor="text1" w:themeTint="80" w:sz="4" w:space="0"/>
         </w:tcBorders>
       </w:tcPr>
@@ -13883,10 +14814,10 @@
       <w:tcPr>
         <w:shd w:val="clear" w:color="ffffff" w:themeColor="light1" w:fill="ffffff" w:themeFill="light1"/>
         <w:tcBorders>
-          <w:top w:val="none"/>
-          <w:left w:val="none"/>
+          <w:top w:val="none" w:color="000000" w:sz="4" w:space="0"/>
+          <w:left w:val="none" w:color="000000" w:sz="4" w:space="0"/>
           <w:bottom w:val="single" w:color="000000" w:themeColor="text1" w:themeTint="80" w:sz="4" w:space="0"/>
-          <w:right w:val="none"/>
+          <w:right w:val="none" w:color="000000" w:sz="4" w:space="0"/>
         </w:tcBorders>
       </w:tcPr>
     </w:tblStylePr>
@@ -13906,12 +14837,12 @@
         <w:tblBorders/>
       </w:tblPr>
       <w:tcPr>
-        <w:shd w:color="ffffff"/>
+        <w:shd w:val="clear" w:color="ffffff"/>
         <w:tcBorders>
-          <w:top w:val="none"/>
+          <w:top w:val="none" w:color="000000" w:sz="4" w:space="0"/>
           <w:left w:val="single" w:color="000000" w:themeColor="text1" w:themeTint="80" w:sz="4" w:space="0"/>
-          <w:bottom w:val="none"/>
-          <w:right w:val="none"/>
+          <w:bottom w:val="none" w:color="000000" w:sz="4" w:space="0"/>
+          <w:right w:val="none" w:color="000000" w:sz="4" w:space="0"/>
         </w:tcBorders>
       </w:tcPr>
     </w:tblStylePr>
@@ -13934,9 +14865,9 @@
         <w:shd w:val="clear" w:color="ffffff" w:themeColor="light1" w:fill="ffffff" w:themeFill="light1"/>
         <w:tcBorders>
           <w:top w:val="single" w:color="000000" w:themeColor="text1" w:themeTint="80" w:sz="4" w:space="0"/>
-          <w:left w:val="none"/>
-          <w:bottom w:val="none"/>
-          <w:right w:val="none"/>
+          <w:left w:val="none" w:color="000000" w:sz="4" w:space="0"/>
+          <w:bottom w:val="none" w:color="000000" w:sz="4" w:space="0"/>
+          <w:right w:val="none" w:color="000000" w:sz="4" w:space="0"/>
         </w:tcBorders>
       </w:tcPr>
     </w:tblStylePr>
@@ -14006,9 +14937,9 @@
       </w:tcPr>
     </w:tblStylePr>
   </w:style>
-  <w:style w:type="table" w:styleId="62">
+  <w:style w:type="table" w:styleId="765">
     <w:name w:val="Grid Table 7 Colorful - Accent 1"/>
-    <w:basedOn w:val="682"/>
+    <w:basedOn w:val="910"/>
     <w:uiPriority w:val="99"/>
     <w:pPr>
       <w:pBdr/>
@@ -14110,11 +15041,11 @@
         <w:tblBorders/>
       </w:tblPr>
       <w:tcPr>
-        <w:shd w:color="ffffff"/>
+        <w:shd w:val="clear" w:color="ffffff"/>
         <w:tcBorders>
-          <w:top w:val="none"/>
-          <w:left w:val="none"/>
-          <w:bottom w:val="none"/>
+          <w:top w:val="none" w:color="000000" w:sz="4" w:space="0"/>
+          <w:left w:val="none" w:color="000000" w:sz="4" w:space="0"/>
+          <w:bottom w:val="none" w:color="000000" w:sz="4" w:space="0"/>
           <w:right w:val="single" w:color="000000" w:themeColor="accent1" w:themeTint="80" w:sz="4" w:space="0"/>
         </w:tcBorders>
       </w:tcPr>
@@ -14137,10 +15068,10 @@
       <w:tcPr>
         <w:shd w:val="clear" w:color="ffffff" w:themeColor="light1" w:fill="ffffff" w:themeFill="light1"/>
         <w:tcBorders>
-          <w:top w:val="none"/>
-          <w:left w:val="none"/>
+          <w:top w:val="none" w:color="000000" w:sz="4" w:space="0"/>
+          <w:left w:val="none" w:color="000000" w:sz="4" w:space="0"/>
           <w:bottom w:val="single" w:color="000000" w:themeColor="accent1" w:themeTint="80" w:sz="4" w:space="0"/>
-          <w:right w:val="none"/>
+          <w:right w:val="none" w:color="000000" w:sz="4" w:space="0"/>
         </w:tcBorders>
       </w:tcPr>
     </w:tblStylePr>
@@ -14160,12 +15091,12 @@
         <w:tblBorders/>
       </w:tblPr>
       <w:tcPr>
-        <w:shd w:color="ffffff"/>
+        <w:shd w:val="clear" w:color="ffffff"/>
         <w:tcBorders>
-          <w:top w:val="none"/>
+          <w:top w:val="none" w:color="000000" w:sz="4" w:space="0"/>
           <w:left w:val="single" w:color="000000" w:themeColor="accent1" w:themeTint="80" w:sz="4" w:space="0"/>
-          <w:bottom w:val="none"/>
-          <w:right w:val="none"/>
+          <w:bottom w:val="none" w:color="000000" w:sz="4" w:space="0"/>
+          <w:right w:val="none" w:color="000000" w:sz="4" w:space="0"/>
         </w:tcBorders>
       </w:tcPr>
     </w:tblStylePr>
@@ -14188,9 +15119,9 @@
         <w:shd w:val="clear" w:color="ffffff" w:themeColor="light1" w:fill="ffffff" w:themeFill="light1"/>
         <w:tcBorders>
           <w:top w:val="single" w:color="000000" w:themeColor="accent1" w:themeTint="80" w:sz="4" w:space="0"/>
-          <w:left w:val="none"/>
-          <w:bottom w:val="none"/>
-          <w:right w:val="none"/>
+          <w:left w:val="none" w:color="000000" w:sz="4" w:space="0"/>
+          <w:bottom w:val="none" w:color="000000" w:sz="4" w:space="0"/>
+          <w:right w:val="none" w:color="000000" w:sz="4" w:space="0"/>
         </w:tcBorders>
       </w:tcPr>
     </w:tblStylePr>
@@ -14260,9 +15191,9 @@
       </w:tcPr>
     </w:tblStylePr>
   </w:style>
-  <w:style w:type="table" w:styleId="63">
+  <w:style w:type="table" w:styleId="766">
     <w:name w:val="Grid Table 7 Colorful - Accent 2"/>
-    <w:basedOn w:val="682"/>
+    <w:basedOn w:val="910"/>
     <w:uiPriority w:val="99"/>
     <w:pPr>
       <w:pBdr/>
@@ -14364,11 +15295,11 @@
         <w:tblBorders/>
       </w:tblPr>
       <w:tcPr>
-        <w:shd w:color="ffffff"/>
+        <w:shd w:val="clear" w:color="ffffff"/>
         <w:tcBorders>
-          <w:top w:val="none"/>
-          <w:left w:val="none"/>
-          <w:bottom w:val="none"/>
+          <w:top w:val="none" w:color="000000" w:sz="4" w:space="0"/>
+          <w:left w:val="none" w:color="000000" w:sz="4" w:space="0"/>
+          <w:bottom w:val="none" w:color="000000" w:sz="4" w:space="0"/>
           <w:right w:val="single" w:color="000000" w:themeColor="accent2" w:themeTint="97" w:sz="4" w:space="0"/>
         </w:tcBorders>
       </w:tcPr>
@@ -14391,10 +15322,10 @@
       <w:tcPr>
         <w:shd w:val="clear" w:color="ffffff" w:themeColor="light1" w:fill="ffffff" w:themeFill="light1"/>
         <w:tcBorders>
-          <w:top w:val="none"/>
-          <w:left w:val="none"/>
+          <w:top w:val="none" w:color="000000" w:sz="4" w:space="0"/>
+          <w:left w:val="none" w:color="000000" w:sz="4" w:space="0"/>
           <w:bottom w:val="single" w:color="000000" w:themeColor="accent2" w:themeTint="97" w:sz="4" w:space="0"/>
-          <w:right w:val="none"/>
+          <w:right w:val="none" w:color="000000" w:sz="4" w:space="0"/>
         </w:tcBorders>
       </w:tcPr>
     </w:tblStylePr>
@@ -14414,12 +15345,12 @@
         <w:tblBorders/>
       </w:tblPr>
       <w:tcPr>
-        <w:shd w:color="ffffff"/>
+        <w:shd w:val="clear" w:color="ffffff"/>
         <w:tcBorders>
-          <w:top w:val="none"/>
+          <w:top w:val="none" w:color="000000" w:sz="4" w:space="0"/>
           <w:left w:val="single" w:color="000000" w:themeColor="accent2" w:themeTint="97" w:sz="4" w:space="0"/>
-          <w:bottom w:val="none"/>
-          <w:right w:val="none"/>
+          <w:bottom w:val="none" w:color="000000" w:sz="4" w:space="0"/>
+          <w:right w:val="none" w:color="000000" w:sz="4" w:space="0"/>
         </w:tcBorders>
       </w:tcPr>
     </w:tblStylePr>
@@ -14442,9 +15373,9 @@
         <w:shd w:val="clear" w:color="ffffff" w:themeColor="light1" w:fill="ffffff" w:themeFill="light1"/>
         <w:tcBorders>
           <w:top w:val="single" w:color="000000" w:themeColor="accent2" w:themeTint="97" w:sz="4" w:space="0"/>
-          <w:left w:val="none"/>
-          <w:bottom w:val="none"/>
-          <w:right w:val="none"/>
+          <w:left w:val="none" w:color="000000" w:sz="4" w:space="0"/>
+          <w:bottom w:val="none" w:color="000000" w:sz="4" w:space="0"/>
+          <w:right w:val="none" w:color="000000" w:sz="4" w:space="0"/>
         </w:tcBorders>
       </w:tcPr>
     </w:tblStylePr>
@@ -14514,9 +15445,9 @@
       </w:tcPr>
     </w:tblStylePr>
   </w:style>
-  <w:style w:type="table" w:styleId="64">
+  <w:style w:type="table" w:styleId="767">
     <w:name w:val="Grid Table 7 Colorful - Accent 3"/>
-    <w:basedOn w:val="682"/>
+    <w:basedOn w:val="910"/>
     <w:uiPriority w:val="99"/>
     <w:pPr>
       <w:pBdr/>
@@ -14618,11 +15549,11 @@
         <w:tblBorders/>
       </w:tblPr>
       <w:tcPr>
-        <w:shd w:color="ffffff"/>
+        <w:shd w:val="clear" w:color="ffffff"/>
         <w:tcBorders>
-          <w:top w:val="none"/>
-          <w:left w:val="none"/>
-          <w:bottom w:val="none"/>
+          <w:top w:val="none" w:color="000000" w:sz="4" w:space="0"/>
+          <w:left w:val="none" w:color="000000" w:sz="4" w:space="0"/>
+          <w:bottom w:val="none" w:color="000000" w:sz="4" w:space="0"/>
           <w:right w:val="single" w:color="000000" w:themeColor="accent3" w:themeTint="FE" w:sz="4" w:space="0"/>
         </w:tcBorders>
       </w:tcPr>
@@ -14645,10 +15576,10 @@
       <w:tcPr>
         <w:shd w:val="clear" w:color="ffffff" w:themeColor="light1" w:fill="ffffff" w:themeFill="light1"/>
         <w:tcBorders>
-          <w:top w:val="none"/>
-          <w:left w:val="none"/>
+          <w:top w:val="none" w:color="000000" w:sz="4" w:space="0"/>
+          <w:left w:val="none" w:color="000000" w:sz="4" w:space="0"/>
           <w:bottom w:val="single" w:color="000000" w:themeColor="accent3" w:themeTint="FE" w:sz="4" w:space="0"/>
-          <w:right w:val="none"/>
+          <w:right w:val="none" w:color="000000" w:sz="4" w:space="0"/>
         </w:tcBorders>
       </w:tcPr>
     </w:tblStylePr>
@@ -14668,12 +15599,12 @@
         <w:tblBorders/>
       </w:tblPr>
       <w:tcPr>
-        <w:shd w:color="ffffff"/>
+        <w:shd w:val="clear" w:color="ffffff"/>
         <w:tcBorders>
-          <w:top w:val="none"/>
+          <w:top w:val="none" w:color="000000" w:sz="4" w:space="0"/>
           <w:left w:val="single" w:color="000000" w:themeColor="accent3" w:themeTint="FE" w:sz="4" w:space="0"/>
-          <w:bottom w:val="none"/>
-          <w:right w:val="none"/>
+          <w:bottom w:val="none" w:color="000000" w:sz="4" w:space="0"/>
+          <w:right w:val="none" w:color="000000" w:sz="4" w:space="0"/>
         </w:tcBorders>
       </w:tcPr>
     </w:tblStylePr>
@@ -14696,9 +15627,9 @@
         <w:shd w:val="clear" w:color="ffffff" w:themeColor="light1" w:fill="ffffff" w:themeFill="light1"/>
         <w:tcBorders>
           <w:top w:val="single" w:color="000000" w:themeColor="accent3" w:themeTint="FE" w:sz="4" w:space="0"/>
-          <w:left w:val="none"/>
-          <w:bottom w:val="none"/>
-          <w:right w:val="none"/>
+          <w:left w:val="none" w:color="000000" w:sz="4" w:space="0"/>
+          <w:bottom w:val="none" w:color="000000" w:sz="4" w:space="0"/>
+          <w:right w:val="none" w:color="000000" w:sz="4" w:space="0"/>
         </w:tcBorders>
       </w:tcPr>
     </w:tblStylePr>
@@ -14768,9 +15699,9 @@
       </w:tcPr>
     </w:tblStylePr>
   </w:style>
-  <w:style w:type="table" w:styleId="65">
+  <w:style w:type="table" w:styleId="768">
     <w:name w:val="Grid Table 7 Colorful - Accent 4"/>
-    <w:basedOn w:val="682"/>
+    <w:basedOn w:val="910"/>
     <w:uiPriority w:val="99"/>
     <w:pPr>
       <w:pBdr/>
@@ -14872,11 +15803,11 @@
         <w:tblBorders/>
       </w:tblPr>
       <w:tcPr>
-        <w:shd w:color="ffffff"/>
+        <w:shd w:val="clear" w:color="ffffff"/>
         <w:tcBorders>
-          <w:top w:val="none"/>
-          <w:left w:val="none"/>
-          <w:bottom w:val="none"/>
+          <w:top w:val="none" w:color="000000" w:sz="4" w:space="0"/>
+          <w:left w:val="none" w:color="000000" w:sz="4" w:space="0"/>
+          <w:bottom w:val="none" w:color="000000" w:sz="4" w:space="0"/>
           <w:right w:val="single" w:color="000000" w:themeColor="accent4" w:themeTint="9A" w:sz="4" w:space="0"/>
         </w:tcBorders>
       </w:tcPr>
@@ -14899,10 +15830,10 @@
       <w:tcPr>
         <w:shd w:val="clear" w:color="ffffff" w:themeColor="light1" w:fill="ffffff" w:themeFill="light1"/>
         <w:tcBorders>
-          <w:top w:val="none"/>
-          <w:left w:val="none"/>
+          <w:top w:val="none" w:color="000000" w:sz="4" w:space="0"/>
+          <w:left w:val="none" w:color="000000" w:sz="4" w:space="0"/>
           <w:bottom w:val="single" w:color="000000" w:themeColor="accent4" w:themeTint="9A" w:sz="4" w:space="0"/>
-          <w:right w:val="none"/>
+          <w:right w:val="none" w:color="000000" w:sz="4" w:space="0"/>
         </w:tcBorders>
       </w:tcPr>
     </w:tblStylePr>
@@ -14922,12 +15853,12 @@
         <w:tblBorders/>
       </w:tblPr>
       <w:tcPr>
-        <w:shd w:color="ffffff"/>
+        <w:shd w:val="clear" w:color="ffffff"/>
         <w:tcBorders>
-          <w:top w:val="none"/>
+          <w:top w:val="none" w:color="000000" w:sz="4" w:space="0"/>
           <w:left w:val="single" w:color="000000" w:themeColor="accent4" w:themeTint="9A" w:sz="4" w:space="0"/>
-          <w:bottom w:val="none"/>
-          <w:right w:val="none"/>
+          <w:bottom w:val="none" w:color="000000" w:sz="4" w:space="0"/>
+          <w:right w:val="none" w:color="000000" w:sz="4" w:space="0"/>
         </w:tcBorders>
       </w:tcPr>
     </w:tblStylePr>
@@ -14950,9 +15881,9 @@
         <w:shd w:val="clear" w:color="ffffff" w:themeColor="light1" w:fill="ffffff" w:themeFill="light1"/>
         <w:tcBorders>
           <w:top w:val="single" w:color="000000" w:themeColor="accent4" w:themeTint="9A" w:sz="4" w:space="0"/>
-          <w:left w:val="none"/>
-          <w:bottom w:val="none"/>
-          <w:right w:val="none"/>
+          <w:left w:val="none" w:color="000000" w:sz="4" w:space="0"/>
+          <w:bottom w:val="none" w:color="000000" w:sz="4" w:space="0"/>
+          <w:right w:val="none" w:color="000000" w:sz="4" w:space="0"/>
         </w:tcBorders>
       </w:tcPr>
     </w:tblStylePr>
@@ -15022,9 +15953,9 @@
       </w:tcPr>
     </w:tblStylePr>
   </w:style>
-  <w:style w:type="table" w:styleId="66">
+  <w:style w:type="table" w:styleId="769">
     <w:name w:val="Grid Table 7 Colorful - Accent 5"/>
-    <w:basedOn w:val="682"/>
+    <w:basedOn w:val="910"/>
     <w:uiPriority w:val="99"/>
     <w:pPr>
       <w:pBdr/>
@@ -15126,11 +16057,11 @@
         <w:tblBorders/>
       </w:tblPr>
       <w:tcPr>
-        <w:shd w:color="ffffff"/>
+        <w:shd w:val="clear" w:color="ffffff"/>
         <w:tcBorders>
-          <w:top w:val="none"/>
-          <w:left w:val="none"/>
-          <w:bottom w:val="none"/>
+          <w:top w:val="none" w:color="000000" w:sz="4" w:space="0"/>
+          <w:left w:val="none" w:color="000000" w:sz="4" w:space="0"/>
+          <w:bottom w:val="none" w:color="000000" w:sz="4" w:space="0"/>
           <w:right w:val="single" w:color="000000" w:themeColor="accent5" w:themeTint="90" w:sz="4" w:space="0"/>
         </w:tcBorders>
       </w:tcPr>
@@ -15153,10 +16084,10 @@
       <w:tcPr>
         <w:shd w:val="clear" w:color="ffffff" w:themeColor="light1" w:fill="ffffff" w:themeFill="light1"/>
         <w:tcBorders>
-          <w:top w:val="none"/>
-          <w:left w:val="none"/>
+          <w:top w:val="none" w:color="000000" w:sz="4" w:space="0"/>
+          <w:left w:val="none" w:color="000000" w:sz="4" w:space="0"/>
           <w:bottom w:val="single" w:color="000000" w:themeColor="accent5" w:themeTint="90" w:sz="4" w:space="0"/>
-          <w:right w:val="none"/>
+          <w:right w:val="none" w:color="000000" w:sz="4" w:space="0"/>
         </w:tcBorders>
       </w:tcPr>
     </w:tblStylePr>
@@ -15176,12 +16107,12 @@
         <w:tblBorders/>
       </w:tblPr>
       <w:tcPr>
-        <w:shd w:color="ffffff"/>
+        <w:shd w:val="clear" w:color="ffffff"/>
         <w:tcBorders>
-          <w:top w:val="none"/>
+          <w:top w:val="none" w:color="000000" w:sz="4" w:space="0"/>
           <w:left w:val="single" w:color="000000" w:themeColor="accent5" w:themeTint="90" w:sz="4" w:space="0"/>
-          <w:bottom w:val="none"/>
-          <w:right w:val="none"/>
+          <w:bottom w:val="none" w:color="000000" w:sz="4" w:space="0"/>
+          <w:right w:val="none" w:color="000000" w:sz="4" w:space="0"/>
         </w:tcBorders>
       </w:tcPr>
     </w:tblStylePr>
@@ -15204,9 +16135,9 @@
         <w:shd w:val="clear" w:color="ffffff" w:themeColor="light1" w:fill="ffffff" w:themeFill="light1"/>
         <w:tcBorders>
           <w:top w:val="single" w:color="000000" w:themeColor="accent5" w:themeTint="90" w:sz="4" w:space="0"/>
-          <w:left w:val="none"/>
-          <w:bottom w:val="none"/>
-          <w:right w:val="none"/>
+          <w:left w:val="none" w:color="000000" w:sz="4" w:space="0"/>
+          <w:bottom w:val="none" w:color="000000" w:sz="4" w:space="0"/>
+          <w:right w:val="none" w:color="000000" w:sz="4" w:space="0"/>
         </w:tcBorders>
       </w:tcPr>
     </w:tblStylePr>
@@ -15276,9 +16207,9 @@
       </w:tcPr>
     </w:tblStylePr>
   </w:style>
-  <w:style w:type="table" w:styleId="67">
+  <w:style w:type="table" w:styleId="770">
     <w:name w:val="Grid Table 7 Colorful - Accent 6"/>
-    <w:basedOn w:val="682"/>
+    <w:basedOn w:val="910"/>
     <w:uiPriority w:val="99"/>
     <w:pPr>
       <w:pBdr/>
@@ -15380,11 +16311,11 @@
         <w:tblBorders/>
       </w:tblPr>
       <w:tcPr>
-        <w:shd w:color="ffffff"/>
+        <w:shd w:val="clear" w:color="ffffff"/>
         <w:tcBorders>
-          <w:top w:val="none"/>
-          <w:left w:val="none"/>
-          <w:bottom w:val="none"/>
+          <w:top w:val="none" w:color="000000" w:sz="4" w:space="0"/>
+          <w:left w:val="none" w:color="000000" w:sz="4" w:space="0"/>
+          <w:bottom w:val="none" w:color="000000" w:sz="4" w:space="0"/>
           <w:right w:val="single" w:color="000000" w:themeColor="accent6" w:themeTint="90" w:sz="4" w:space="0"/>
         </w:tcBorders>
       </w:tcPr>
@@ -15407,10 +16338,10 @@
       <w:tcPr>
         <w:shd w:val="clear" w:color="ffffff" w:themeColor="light1" w:fill="ffffff" w:themeFill="light1"/>
         <w:tcBorders>
-          <w:top w:val="none"/>
-          <w:left w:val="none"/>
+          <w:top w:val="none" w:color="000000" w:sz="4" w:space="0"/>
+          <w:left w:val="none" w:color="000000" w:sz="4" w:space="0"/>
           <w:bottom w:val="single" w:color="000000" w:themeColor="accent6" w:themeTint="90" w:sz="4" w:space="0"/>
-          <w:right w:val="none"/>
+          <w:right w:val="none" w:color="000000" w:sz="4" w:space="0"/>
         </w:tcBorders>
       </w:tcPr>
     </w:tblStylePr>
@@ -15430,12 +16361,12 @@
         <w:tblBorders/>
       </w:tblPr>
       <w:tcPr>
-        <w:shd w:color="ffffff"/>
+        <w:shd w:val="clear" w:color="ffffff"/>
         <w:tcBorders>
-          <w:top w:val="none"/>
+          <w:top w:val="none" w:color="000000" w:sz="4" w:space="0"/>
           <w:left w:val="single" w:color="000000" w:themeColor="accent6" w:themeTint="90" w:sz="4" w:space="0"/>
-          <w:bottom w:val="none"/>
-          <w:right w:val="none"/>
+          <w:bottom w:val="none" w:color="000000" w:sz="4" w:space="0"/>
+          <w:right w:val="none" w:color="000000" w:sz="4" w:space="0"/>
         </w:tcBorders>
       </w:tcPr>
     </w:tblStylePr>
@@ -15458,9 +16389,9 @@
         <w:shd w:val="clear" w:color="ffffff" w:themeColor="light1" w:fill="ffffff" w:themeFill="light1"/>
         <w:tcBorders>
           <w:top w:val="single" w:color="000000" w:themeColor="accent6" w:themeTint="90" w:sz="4" w:space="0"/>
-          <w:left w:val="none"/>
-          <w:bottom w:val="none"/>
-          <w:right w:val="none"/>
+          <w:left w:val="none" w:color="000000" w:sz="4" w:space="0"/>
+          <w:bottom w:val="none" w:color="000000" w:sz="4" w:space="0"/>
+          <w:right w:val="none" w:color="000000" w:sz="4" w:space="0"/>
         </w:tcBorders>
       </w:tcPr>
     </w:tblStylePr>
@@ -15530,9 +16461,9 @@
       </w:tcPr>
     </w:tblStylePr>
   </w:style>
-  <w:style w:type="table" w:styleId="68">
+  <w:style w:type="table" w:styleId="771">
     <w:name w:val="List Table 1 Light"/>
-    <w:basedOn w:val="682"/>
+    <w:basedOn w:val="910"/>
     <w:uiPriority w:val="99"/>
     <w:pPr>
       <w:pBdr/>
@@ -15746,9 +16677,9 @@
       </w:tcPr>
     </w:tblStylePr>
   </w:style>
-  <w:style w:type="table" w:styleId="69">
+  <w:style w:type="table" w:styleId="772">
     <w:name w:val="List Table 1 Light - Accent 1"/>
-    <w:basedOn w:val="682"/>
+    <w:basedOn w:val="910"/>
     <w:uiPriority w:val="99"/>
     <w:pPr>
       <w:pBdr/>
@@ -15962,9 +16893,9 @@
       </w:tcPr>
     </w:tblStylePr>
   </w:style>
-  <w:style w:type="table" w:styleId="70">
+  <w:style w:type="table" w:styleId="773">
     <w:name w:val="List Table 1 Light - Accent 2"/>
-    <w:basedOn w:val="682"/>
+    <w:basedOn w:val="910"/>
     <w:uiPriority w:val="99"/>
     <w:pPr>
       <w:pBdr/>
@@ -16178,9 +17109,9 @@
       </w:tcPr>
     </w:tblStylePr>
   </w:style>
-  <w:style w:type="table" w:styleId="71">
+  <w:style w:type="table" w:styleId="774">
     <w:name w:val="List Table 1 Light - Accent 3"/>
-    <w:basedOn w:val="682"/>
+    <w:basedOn w:val="910"/>
     <w:uiPriority w:val="99"/>
     <w:pPr>
       <w:pBdr/>
@@ -16394,9 +17325,9 @@
       </w:tcPr>
     </w:tblStylePr>
   </w:style>
-  <w:style w:type="table" w:styleId="72">
+  <w:style w:type="table" w:styleId="775">
     <w:name w:val="List Table 1 Light - Accent 4"/>
-    <w:basedOn w:val="682"/>
+    <w:basedOn w:val="910"/>
     <w:uiPriority w:val="99"/>
     <w:pPr>
       <w:pBdr/>
@@ -16610,9 +17541,9 @@
       </w:tcPr>
     </w:tblStylePr>
   </w:style>
-  <w:style w:type="table" w:styleId="73">
+  <w:style w:type="table" w:styleId="776">
     <w:name w:val="List Table 1 Light - Accent 5"/>
-    <w:basedOn w:val="682"/>
+    <w:basedOn w:val="910"/>
     <w:uiPriority w:val="99"/>
     <w:pPr>
       <w:pBdr/>
@@ -16826,9 +17757,9 @@
       </w:tcPr>
     </w:tblStylePr>
   </w:style>
-  <w:style w:type="table" w:styleId="74">
+  <w:style w:type="table" w:styleId="777">
     <w:name w:val="List Table 1 Light - Accent 6"/>
-    <w:basedOn w:val="682"/>
+    <w:basedOn w:val="910"/>
     <w:uiPriority w:val="99"/>
     <w:pPr>
       <w:pBdr/>
@@ -17042,9 +17973,9 @@
       </w:tcPr>
     </w:tblStylePr>
   </w:style>
-  <w:style w:type="table" w:styleId="75">
+  <w:style w:type="table" w:styleId="778">
     <w:name w:val="List Table 2"/>
-    <w:basedOn w:val="682"/>
+    <w:basedOn w:val="910"/>
     <w:uiPriority w:val="99"/>
     <w:pPr>
       <w:pBdr/>
@@ -17280,9 +18211,9 @@
       </w:tcPr>
     </w:tblStylePr>
   </w:style>
-  <w:style w:type="table" w:styleId="76">
+  <w:style w:type="table" w:styleId="779">
     <w:name w:val="List Table 2 - Accent 1"/>
-    <w:basedOn w:val="682"/>
+    <w:basedOn w:val="910"/>
     <w:uiPriority w:val="99"/>
     <w:pPr>
       <w:pBdr/>
@@ -17518,9 +18449,9 @@
       </w:tcPr>
     </w:tblStylePr>
   </w:style>
-  <w:style w:type="table" w:styleId="77">
+  <w:style w:type="table" w:styleId="780">
     <w:name w:val="List Table 2 - Accent 2"/>
-    <w:basedOn w:val="682"/>
+    <w:basedOn w:val="910"/>
     <w:uiPriority w:val="99"/>
     <w:pPr>
       <w:pBdr/>
@@ -17756,9 +18687,9 @@
       </w:tcPr>
     </w:tblStylePr>
   </w:style>
-  <w:style w:type="table" w:styleId="78">
+  <w:style w:type="table" w:styleId="781">
     <w:name w:val="List Table 2 - Accent 3"/>
-    <w:basedOn w:val="682"/>
+    <w:basedOn w:val="910"/>
     <w:uiPriority w:val="99"/>
     <w:pPr>
       <w:pBdr/>
@@ -17994,9 +18925,9 @@
       </w:tcPr>
     </w:tblStylePr>
   </w:style>
-  <w:style w:type="table" w:styleId="79">
+  <w:style w:type="table" w:styleId="782">
     <w:name w:val="List Table 2 - Accent 4"/>
-    <w:basedOn w:val="682"/>
+    <w:basedOn w:val="910"/>
     <w:uiPriority w:val="99"/>
     <w:pPr>
       <w:pBdr/>
@@ -18232,9 +19163,9 @@
       </w:tcPr>
     </w:tblStylePr>
   </w:style>
-  <w:style w:type="table" w:styleId="80">
+  <w:style w:type="table" w:styleId="783">
     <w:name w:val="List Table 2 - Accent 5"/>
-    <w:basedOn w:val="682"/>
+    <w:basedOn w:val="910"/>
     <w:uiPriority w:val="99"/>
     <w:pPr>
       <w:pBdr/>
@@ -18470,9 +19401,9 @@
       </w:tcPr>
     </w:tblStylePr>
   </w:style>
-  <w:style w:type="table" w:styleId="81">
+  <w:style w:type="table" w:styleId="784">
     <w:name w:val="List Table 2 - Accent 6"/>
-    <w:basedOn w:val="682"/>
+    <w:basedOn w:val="910"/>
     <w:uiPriority w:val="99"/>
     <w:pPr>
       <w:pBdr/>
@@ -18708,9 +19639,9 @@
       </w:tcPr>
     </w:tblStylePr>
   </w:style>
-  <w:style w:type="table" w:styleId="82">
+  <w:style w:type="table" w:styleId="785">
     <w:name w:val="List Table 3"/>
-    <w:basedOn w:val="682"/>
+    <w:basedOn w:val="910"/>
     <w:uiPriority w:val="99"/>
     <w:pPr>
       <w:pBdr/>
@@ -18936,9 +19867,9 @@
       </w:tcPr>
     </w:tblStylePr>
   </w:style>
-  <w:style w:type="table" w:styleId="83">
+  <w:style w:type="table" w:styleId="786">
     <w:name w:val="List Table 3 - Accent 1"/>
-    <w:basedOn w:val="682"/>
+    <w:basedOn w:val="910"/>
     <w:uiPriority w:val="99"/>
     <w:pPr>
       <w:pBdr/>
@@ -19164,9 +20095,9 @@
       </w:tcPr>
     </w:tblStylePr>
   </w:style>
-  <w:style w:type="table" w:styleId="84">
+  <w:style w:type="table" w:styleId="787">
     <w:name w:val="List Table 3 - Accent 2"/>
-    <w:basedOn w:val="682"/>
+    <w:basedOn w:val="910"/>
     <w:uiPriority w:val="99"/>
     <w:pPr>
       <w:pBdr/>
@@ -19392,9 +20323,9 @@
       </w:tcPr>
     </w:tblStylePr>
   </w:style>
-  <w:style w:type="table" w:styleId="85">
+  <w:style w:type="table" w:styleId="788">
     <w:name w:val="List Table 3 - Accent 3"/>
-    <w:basedOn w:val="682"/>
+    <w:basedOn w:val="910"/>
     <w:uiPriority w:val="99"/>
     <w:pPr>
       <w:pBdr/>
@@ -19620,9 +20551,9 @@
       </w:tcPr>
     </w:tblStylePr>
   </w:style>
-  <w:style w:type="table" w:styleId="86">
+  <w:style w:type="table" w:styleId="789">
     <w:name w:val="List Table 3 - Accent 4"/>
-    <w:basedOn w:val="682"/>
+    <w:basedOn w:val="910"/>
     <w:uiPriority w:val="99"/>
     <w:pPr>
       <w:pBdr/>
@@ -19848,9 +20779,9 @@
       </w:tcPr>
     </w:tblStylePr>
   </w:style>
-  <w:style w:type="table" w:styleId="87">
+  <w:style w:type="table" w:styleId="790">
     <w:name w:val="List Table 3 - Accent 5"/>
-    <w:basedOn w:val="682"/>
+    <w:basedOn w:val="910"/>
     <w:uiPriority w:val="99"/>
     <w:pPr>
       <w:pBdr/>
@@ -20076,9 +21007,9 @@
       </w:tcPr>
     </w:tblStylePr>
   </w:style>
-  <w:style w:type="table" w:styleId="88">
+  <w:style w:type="table" w:styleId="791">
     <w:name w:val="List Table 3 - Accent 6"/>
-    <w:basedOn w:val="682"/>
+    <w:basedOn w:val="910"/>
     <w:uiPriority w:val="99"/>
     <w:pPr>
       <w:pBdr/>
@@ -20304,9 +21235,9 @@
       </w:tcPr>
     </w:tblStylePr>
   </w:style>
-  <w:style w:type="table" w:styleId="89">
+  <w:style w:type="table" w:styleId="792">
     <w:name w:val="List Table 4"/>
-    <w:basedOn w:val="682"/>
+    <w:basedOn w:val="910"/>
     <w:uiPriority w:val="99"/>
     <w:pPr>
       <w:pBdr/>
@@ -20529,9 +21460,9 @@
       </w:tcPr>
     </w:tblStylePr>
   </w:style>
-  <w:style w:type="table" w:styleId="90">
+  <w:style w:type="table" w:styleId="793">
     <w:name w:val="List Table 4 - Accent 1"/>
-    <w:basedOn w:val="682"/>
+    <w:basedOn w:val="910"/>
     <w:uiPriority w:val="99"/>
     <w:pPr>
       <w:pBdr/>
@@ -20754,9 +21685,9 @@
       </w:tcPr>
     </w:tblStylePr>
   </w:style>
-  <w:style w:type="table" w:styleId="91">
+  <w:style w:type="table" w:styleId="794">
     <w:name w:val="List Table 4 - Accent 2"/>
-    <w:basedOn w:val="682"/>
+    <w:basedOn w:val="910"/>
     <w:uiPriority w:val="99"/>
     <w:pPr>
       <w:pBdr/>
@@ -20979,9 +21910,9 @@
       </w:tcPr>
     </w:tblStylePr>
   </w:style>
-  <w:style w:type="table" w:styleId="92">
+  <w:style w:type="table" w:styleId="795">
     <w:name w:val="List Table 4 - Accent 3"/>
-    <w:basedOn w:val="682"/>
+    <w:basedOn w:val="910"/>
     <w:uiPriority w:val="99"/>
     <w:pPr>
       <w:pBdr/>
@@ -21204,9 +22135,9 @@
       </w:tcPr>
     </w:tblStylePr>
   </w:style>
-  <w:style w:type="table" w:styleId="93">
+  <w:style w:type="table" w:styleId="796">
     <w:name w:val="List Table 4 - Accent 4"/>
-    <w:basedOn w:val="682"/>
+    <w:basedOn w:val="910"/>
     <w:uiPriority w:val="99"/>
     <w:pPr>
       <w:pBdr/>
@@ -21429,9 +22360,9 @@
       </w:tcPr>
     </w:tblStylePr>
   </w:style>
-  <w:style w:type="table" w:styleId="94">
+  <w:style w:type="table" w:styleId="797">
     <w:name w:val="List Table 4 - Accent 5"/>
-    <w:basedOn w:val="682"/>
+    <w:basedOn w:val="910"/>
     <w:uiPriority w:val="99"/>
     <w:pPr>
       <w:pBdr/>
@@ -21654,9 +22585,9 @@
       </w:tcPr>
     </w:tblStylePr>
   </w:style>
-  <w:style w:type="table" w:styleId="95">
+  <w:style w:type="table" w:styleId="798">
     <w:name w:val="List Table 4 - Accent 6"/>
-    <w:basedOn w:val="682"/>
+    <w:basedOn w:val="910"/>
     <w:uiPriority w:val="99"/>
     <w:pPr>
       <w:pBdr/>
@@ -21879,9 +22810,9 @@
       </w:tcPr>
     </w:tblStylePr>
   </w:style>
-  <w:style w:type="table" w:styleId="96">
+  <w:style w:type="table" w:styleId="799">
     <w:name w:val="List Table 5 Dark"/>
-    <w:basedOn w:val="682"/>
+    <w:basedOn w:val="910"/>
     <w:uiPriority w:val="99"/>
     <w:pPr>
       <w:pBdr/>
@@ -22121,9 +23052,9 @@
       </w:tcPr>
     </w:tblStylePr>
   </w:style>
-  <w:style w:type="table" w:styleId="97">
+  <w:style w:type="table" w:styleId="800">
     <w:name w:val="List Table 5 Dark - Accent 1"/>
-    <w:basedOn w:val="682"/>
+    <w:basedOn w:val="910"/>
     <w:uiPriority w:val="99"/>
     <w:pPr>
       <w:pBdr/>
@@ -22363,9 +23294,9 @@
       </w:tcPr>
     </w:tblStylePr>
   </w:style>
-  <w:style w:type="table" w:styleId="98">
+  <w:style w:type="table" w:styleId="801">
     <w:name w:val="List Table 5 Dark - Accent 2"/>
-    <w:basedOn w:val="682"/>
+    <w:basedOn w:val="910"/>
     <w:uiPriority w:val="99"/>
     <w:pPr>
       <w:pBdr/>
@@ -22605,9 +23536,9 @@
       </w:tcPr>
     </w:tblStylePr>
   </w:style>
-  <w:style w:type="table" w:styleId="99">
+  <w:style w:type="table" w:styleId="802">
     <w:name w:val="List Table 5 Dark - Accent 3"/>
-    <w:basedOn w:val="682"/>
+    <w:basedOn w:val="910"/>
     <w:uiPriority w:val="99"/>
     <w:pPr>
       <w:pBdr/>
@@ -22847,9 +23778,9 @@
       </w:tcPr>
     </w:tblStylePr>
   </w:style>
-  <w:style w:type="table" w:styleId="100">
+  <w:style w:type="table" w:styleId="803">
     <w:name w:val="List Table 5 Dark - Accent 4"/>
-    <w:basedOn w:val="682"/>
+    <w:basedOn w:val="910"/>
     <w:uiPriority w:val="99"/>
     <w:pPr>
       <w:pBdr/>
@@ -23089,9 +24020,9 @@
       </w:tcPr>
     </w:tblStylePr>
   </w:style>
-  <w:style w:type="table" w:styleId="101">
+  <w:style w:type="table" w:styleId="804">
     <w:name w:val="List Table 5 Dark - Accent 5"/>
-    <w:basedOn w:val="682"/>
+    <w:basedOn w:val="910"/>
     <w:uiPriority w:val="99"/>
     <w:pPr>
       <w:pBdr/>
@@ -23331,9 +24262,9 @@
       </w:tcPr>
     </w:tblStylePr>
   </w:style>
-  <w:style w:type="table" w:styleId="102">
+  <w:style w:type="table" w:styleId="805">
     <w:name w:val="List Table 5 Dark - Accent 6"/>
-    <w:basedOn w:val="682"/>
+    <w:basedOn w:val="910"/>
     <w:uiPriority w:val="99"/>
     <w:pPr>
       <w:pBdr/>
@@ -23573,9 +24504,9 @@
       </w:tcPr>
     </w:tblStylePr>
   </w:style>
-  <w:style w:type="table" w:styleId="103">
+  <w:style w:type="table" w:styleId="806">
     <w:name w:val="List Table 6 Colorful"/>
-    <w:basedOn w:val="682"/>
+    <w:basedOn w:val="910"/>
     <w:uiPriority w:val="99"/>
     <w:pPr>
       <w:pBdr/>
@@ -23796,9 +24727,9 @@
       </w:tcPr>
     </w:tblStylePr>
   </w:style>
-  <w:style w:type="table" w:styleId="104">
+  <w:style w:type="table" w:styleId="807">
     <w:name w:val="List Table 6 Colorful - Accent 1"/>
-    <w:basedOn w:val="682"/>
+    <w:basedOn w:val="910"/>
     <w:uiPriority w:val="99"/>
     <w:pPr>
       <w:pBdr/>
@@ -24019,9 +24950,9 @@
       </w:tcPr>
     </w:tblStylePr>
   </w:style>
-  <w:style w:type="table" w:styleId="105">
+  <w:style w:type="table" w:styleId="808">
     <w:name w:val="List Table 6 Colorful - Accent 2"/>
-    <w:basedOn w:val="682"/>
+    <w:basedOn w:val="910"/>
     <w:uiPriority w:val="99"/>
     <w:pPr>
       <w:pBdr/>
@@ -24242,9 +25173,9 @@
       </w:tcPr>
     </w:tblStylePr>
   </w:style>
-  <w:style w:type="table" w:styleId="106">
+  <w:style w:type="table" w:styleId="809">
     <w:name w:val="List Table 6 Colorful - Accent 3"/>
-    <w:basedOn w:val="682"/>
+    <w:basedOn w:val="910"/>
     <w:uiPriority w:val="99"/>
     <w:pPr>
       <w:pBdr/>
@@ -24465,9 +25396,9 @@
       </w:tcPr>
     </w:tblStylePr>
   </w:style>
-  <w:style w:type="table" w:styleId="107">
+  <w:style w:type="table" w:styleId="810">
     <w:name w:val="List Table 6 Colorful - Accent 4"/>
-    <w:basedOn w:val="682"/>
+    <w:basedOn w:val="910"/>
     <w:uiPriority w:val="99"/>
     <w:pPr>
       <w:pBdr/>
@@ -24688,9 +25619,9 @@
       </w:tcPr>
     </w:tblStylePr>
   </w:style>
-  <w:style w:type="table" w:styleId="108">
+  <w:style w:type="table" w:styleId="811">
     <w:name w:val="List Table 6 Colorful - Accent 5"/>
-    <w:basedOn w:val="682"/>
+    <w:basedOn w:val="910"/>
     <w:uiPriority w:val="99"/>
     <w:pPr>
       <w:pBdr/>
@@ -24911,9 +25842,9 @@
       </w:tcPr>
     </w:tblStylePr>
   </w:style>
-  <w:style w:type="table" w:styleId="109">
+  <w:style w:type="table" w:styleId="812">
     <w:name w:val="List Table 6 Colorful - Accent 6"/>
-    <w:basedOn w:val="682"/>
+    <w:basedOn w:val="910"/>
     <w:uiPriority w:val="99"/>
     <w:pPr>
       <w:pBdr/>
@@ -25134,9 +26065,9 @@
       </w:tcPr>
     </w:tblStylePr>
   </w:style>
-  <w:style w:type="table" w:styleId="110">
+  <w:style w:type="table" w:styleId="813">
     <w:name w:val="List Table 7 Colorful"/>
-    <w:basedOn w:val="682"/>
+    <w:basedOn w:val="910"/>
     <w:uiPriority w:val="99"/>
     <w:pPr>
       <w:pBdr/>
@@ -25235,11 +26166,11 @@
         <w:tblBorders/>
       </w:tblPr>
       <w:tcPr>
-        <w:shd w:color="ffffff"/>
+        <w:shd w:val="clear" w:color="ffffff"/>
         <w:tcBorders>
-          <w:top w:val="none"/>
-          <w:left w:val="none"/>
-          <w:bottom w:val="none"/>
+          <w:top w:val="none" w:color="000000" w:sz="4" w:space="0"/>
+          <w:left w:val="none" w:color="000000" w:sz="4" w:space="0"/>
+          <w:bottom w:val="none" w:color="000000" w:sz="4" w:space="0"/>
           <w:right w:val="single" w:color="000000" w:themeColor="text1" w:themeTint="80" w:sz="4" w:space="0"/>
         </w:tcBorders>
       </w:tcPr>
@@ -25262,10 +26193,10 @@
       <w:tcPr>
         <w:shd w:val="clear" w:color="ffffff" w:themeColor="light1" w:fill="ffffff" w:themeFill="light1"/>
         <w:tcBorders>
-          <w:top w:val="none"/>
-          <w:left w:val="none"/>
+          <w:top w:val="none" w:color="000000" w:sz="4" w:space="0"/>
+          <w:left w:val="none" w:color="000000" w:sz="4" w:space="0"/>
           <w:bottom w:val="single" w:color="000000" w:themeColor="text1" w:themeTint="80" w:sz="4" w:space="0"/>
-          <w:right w:val="none"/>
+          <w:right w:val="none" w:color="000000" w:sz="4" w:space="0"/>
         </w:tcBorders>
       </w:tcPr>
     </w:tblStylePr>
@@ -25285,12 +26216,12 @@
         <w:tblBorders/>
       </w:tblPr>
       <w:tcPr>
-        <w:shd w:color="ffffff"/>
+        <w:shd w:val="clear" w:color="ffffff"/>
         <w:tcBorders>
-          <w:top w:val="none"/>
+          <w:top w:val="none" w:color="000000" w:sz="4" w:space="0"/>
           <w:left w:val="single" w:color="000000" w:themeColor="text1" w:themeTint="80" w:sz="4" w:space="0"/>
-          <w:bottom w:val="none"/>
-          <w:right w:val="none"/>
+          <w:bottom w:val="none" w:color="000000" w:sz="4" w:space="0"/>
+          <w:right w:val="none" w:color="000000" w:sz="4" w:space="0"/>
         </w:tcBorders>
       </w:tcPr>
     </w:tblStylePr>
@@ -25313,9 +26244,9 @@
         <w:shd w:val="clear" w:color="ffffff" w:themeColor="light1" w:fill="ffffff" w:themeFill="light1"/>
         <w:tcBorders>
           <w:top w:val="single" w:color="000000" w:themeColor="text1" w:themeTint="80" w:sz="4" w:space="0"/>
-          <w:left w:val="none"/>
-          <w:bottom w:val="none"/>
-          <w:right w:val="none"/>
+          <w:left w:val="none" w:color="000000" w:sz="4" w:space="0"/>
+          <w:bottom w:val="none" w:color="000000" w:sz="4" w:space="0"/>
+          <w:right w:val="none" w:color="000000" w:sz="4" w:space="0"/>
         </w:tcBorders>
       </w:tcPr>
     </w:tblStylePr>
@@ -25390,9 +26321,9 @@
       </w:tcPr>
     </w:tblStylePr>
   </w:style>
-  <w:style w:type="table" w:styleId="111">
+  <w:style w:type="table" w:styleId="814">
     <w:name w:val="List Table 7 Colorful - Accent 1"/>
-    <w:basedOn w:val="682"/>
+    <w:basedOn w:val="910"/>
     <w:uiPriority w:val="99"/>
     <w:pPr>
       <w:pBdr/>
@@ -25491,11 +26422,11 @@
         <w:tblBorders/>
       </w:tblPr>
       <w:tcPr>
-        <w:shd w:color="ffffff"/>
+        <w:shd w:val="clear" w:color="ffffff"/>
         <w:tcBorders>
-          <w:top w:val="none"/>
-          <w:left w:val="none"/>
-          <w:bottom w:val="none"/>
+          <w:top w:val="none" w:color="000000" w:sz="4" w:space="0"/>
+          <w:left w:val="none" w:color="000000" w:sz="4" w:space="0"/>
+          <w:bottom w:val="none" w:color="000000" w:sz="4" w:space="0"/>
           <w:right w:val="single" w:color="000000" w:themeColor="accent1" w:sz="4" w:space="0"/>
         </w:tcBorders>
       </w:tcPr>
@@ -25518,10 +26449,10 @@
       <w:tcPr>
         <w:shd w:val="clear" w:color="ffffff" w:themeColor="light1" w:fill="ffffff" w:themeFill="light1"/>
         <w:tcBorders>
-          <w:top w:val="none"/>
-          <w:left w:val="none"/>
+          <w:top w:val="none" w:color="000000" w:sz="4" w:space="0"/>
+          <w:left w:val="none" w:color="000000" w:sz="4" w:space="0"/>
           <w:bottom w:val="single" w:color="000000" w:themeColor="accent1" w:sz="4" w:space="0"/>
-          <w:right w:val="none"/>
+          <w:right w:val="none" w:color="000000" w:sz="4" w:space="0"/>
         </w:tcBorders>
       </w:tcPr>
     </w:tblStylePr>
@@ -25541,12 +26472,12 @@
         <w:tblBorders/>
       </w:tblPr>
       <w:tcPr>
-        <w:shd w:color="ffffff"/>
+        <w:shd w:val="clear" w:color="ffffff"/>
         <w:tcBorders>
-          <w:top w:val="none"/>
+          <w:top w:val="none" w:color="000000" w:sz="4" w:space="0"/>
           <w:left w:val="single" w:color="000000" w:themeColor="accent1" w:sz="4" w:space="0"/>
-          <w:bottom w:val="none"/>
-          <w:right w:val="none"/>
+          <w:bottom w:val="none" w:color="000000" w:sz="4" w:space="0"/>
+          <w:right w:val="none" w:color="000000" w:sz="4" w:space="0"/>
         </w:tcBorders>
       </w:tcPr>
     </w:tblStylePr>
@@ -25569,9 +26500,9 @@
         <w:shd w:val="clear" w:color="ffffff" w:themeColor="light1" w:fill="ffffff" w:themeFill="light1"/>
         <w:tcBorders>
           <w:top w:val="single" w:color="000000" w:themeColor="accent1" w:sz="4" w:space="0"/>
-          <w:left w:val="none"/>
-          <w:bottom w:val="none"/>
-          <w:right w:val="none"/>
+          <w:left w:val="none" w:color="000000" w:sz="4" w:space="0"/>
+          <w:bottom w:val="none" w:color="000000" w:sz="4" w:space="0"/>
+          <w:right w:val="none" w:color="000000" w:sz="4" w:space="0"/>
         </w:tcBorders>
       </w:tcPr>
     </w:tblStylePr>
@@ -25646,9 +26577,9 @@
       </w:tcPr>
     </w:tblStylePr>
   </w:style>
-  <w:style w:type="table" w:styleId="112">
+  <w:style w:type="table" w:styleId="815">
     <w:name w:val="List Table 7 Colorful - Accent 2"/>
-    <w:basedOn w:val="682"/>
+    <w:basedOn w:val="910"/>
     <w:uiPriority w:val="99"/>
     <w:pPr>
       <w:pBdr/>
@@ -25747,11 +26678,11 @@
         <w:tblBorders/>
       </w:tblPr>
       <w:tcPr>
-        <w:shd w:color="ffffff"/>
+        <w:shd w:val="clear" w:color="ffffff"/>
         <w:tcBorders>
-          <w:top w:val="none"/>
-          <w:left w:val="none"/>
-          <w:bottom w:val="none"/>
+          <w:top w:val="none" w:color="000000" w:sz="4" w:space="0"/>
+          <w:left w:val="none" w:color="000000" w:sz="4" w:space="0"/>
+          <w:bottom w:val="none" w:color="000000" w:sz="4" w:space="0"/>
           <w:right w:val="single" w:color="000000" w:themeColor="accent2" w:themeTint="97" w:sz="4" w:space="0"/>
         </w:tcBorders>
       </w:tcPr>
@@ -25774,10 +26705,10 @@
       <w:tcPr>
         <w:shd w:val="clear" w:color="ffffff" w:themeColor="light1" w:fill="ffffff" w:themeFill="light1"/>
         <w:tcBorders>
-          <w:top w:val="none"/>
-          <w:left w:val="none"/>
+          <w:top w:val="none" w:color="000000" w:sz="4" w:space="0"/>
+          <w:left w:val="none" w:color="000000" w:sz="4" w:space="0"/>
           <w:bottom w:val="single" w:color="000000" w:themeColor="accent2" w:themeTint="97" w:sz="4" w:space="0"/>
-          <w:right w:val="none"/>
+          <w:right w:val="none" w:color="000000" w:sz="4" w:space="0"/>
         </w:tcBorders>
       </w:tcPr>
     </w:tblStylePr>
@@ -25797,12 +26728,12 @@
         <w:tblBorders/>
       </w:tblPr>
       <w:tcPr>
-        <w:shd w:color="ffffff"/>
+        <w:shd w:val="clear" w:color="ffffff"/>
         <w:tcBorders>
-          <w:top w:val="none"/>
+          <w:top w:val="none" w:color="000000" w:sz="4" w:space="0"/>
           <w:left w:val="single" w:color="000000" w:themeColor="accent2" w:themeTint="97" w:sz="4" w:space="0"/>
-          <w:bottom w:val="none"/>
-          <w:right w:val="none"/>
+          <w:bottom w:val="none" w:color="000000" w:sz="4" w:space="0"/>
+          <w:right w:val="none" w:color="000000" w:sz="4" w:space="0"/>
         </w:tcBorders>
       </w:tcPr>
     </w:tblStylePr>
@@ -25825,9 +26756,9 @@
         <w:shd w:val="clear" w:color="ffffff" w:themeColor="light1" w:fill="ffffff" w:themeFill="light1"/>
         <w:tcBorders>
           <w:top w:val="single" w:color="000000" w:themeColor="accent2" w:themeTint="97" w:sz="4" w:space="0"/>
-          <w:left w:val="none"/>
-          <w:bottom w:val="none"/>
-          <w:right w:val="none"/>
+          <w:left w:val="none" w:color="000000" w:sz="4" w:space="0"/>
+          <w:bottom w:val="none" w:color="000000" w:sz="4" w:space="0"/>
+          <w:right w:val="none" w:color="000000" w:sz="4" w:space="0"/>
         </w:tcBorders>
       </w:tcPr>
     </w:tblStylePr>
@@ -25902,9 +26833,9 @@
       </w:tcPr>
     </w:tblStylePr>
   </w:style>
-  <w:style w:type="table" w:styleId="113">
+  <w:style w:type="table" w:styleId="816">
     <w:name w:val="List Table 7 Colorful - Accent 3"/>
-    <w:basedOn w:val="682"/>
+    <w:basedOn w:val="910"/>
     <w:uiPriority w:val="99"/>
     <w:pPr>
       <w:pBdr/>
@@ -26003,11 +26934,11 @@
         <w:tblBorders/>
       </w:tblPr>
       <w:tcPr>
-        <w:shd w:color="ffffff"/>
+        <w:shd w:val="clear" w:color="ffffff"/>
         <w:tcBorders>
-          <w:top w:val="none"/>
-          <w:left w:val="none"/>
-          <w:bottom w:val="none"/>
+          <w:top w:val="none" w:color="000000" w:sz="4" w:space="0"/>
+          <w:left w:val="none" w:color="000000" w:sz="4" w:space="0"/>
+          <w:bottom w:val="none" w:color="000000" w:sz="4" w:space="0"/>
           <w:right w:val="single" w:color="000000" w:themeColor="accent3" w:themeTint="98" w:sz="4" w:space="0"/>
         </w:tcBorders>
       </w:tcPr>
@@ -26030,10 +26961,10 @@
       <w:tcPr>
         <w:shd w:val="clear" w:color="ffffff" w:themeColor="light1" w:fill="ffffff" w:themeFill="light1"/>
         <w:tcBorders>
-          <w:top w:val="none"/>
-          <w:left w:val="none"/>
+          <w:top w:val="none" w:color="000000" w:sz="4" w:space="0"/>
+          <w:left w:val="none" w:color="000000" w:sz="4" w:space="0"/>
           <w:bottom w:val="single" w:color="000000" w:themeColor="accent3" w:themeTint="98" w:sz="4" w:space="0"/>
-          <w:right w:val="none"/>
+          <w:right w:val="none" w:color="000000" w:sz="4" w:space="0"/>
         </w:tcBorders>
       </w:tcPr>
     </w:tblStylePr>
@@ -26053,12 +26984,12 @@
         <w:tblBorders/>
       </w:tblPr>
       <w:tcPr>
-        <w:shd w:color="ffffff"/>
+        <w:shd w:val="clear" w:color="ffffff"/>
         <w:tcBorders>
-          <w:top w:val="none"/>
+          <w:top w:val="none" w:color="000000" w:sz="4" w:space="0"/>
           <w:left w:val="single" w:color="000000" w:themeColor="accent3" w:themeTint="98" w:sz="4" w:space="0"/>
-          <w:bottom w:val="none"/>
-          <w:right w:val="none"/>
+          <w:bottom w:val="none" w:color="000000" w:sz="4" w:space="0"/>
+          <w:right w:val="none" w:color="000000" w:sz="4" w:space="0"/>
         </w:tcBorders>
       </w:tcPr>
     </w:tblStylePr>
@@ -26081,9 +27012,9 @@
         <w:shd w:val="clear" w:color="ffffff" w:themeColor="light1" w:fill="ffffff" w:themeFill="light1"/>
         <w:tcBorders>
           <w:top w:val="single" w:color="000000" w:themeColor="accent3" w:themeTint="98" w:sz="4" w:space="0"/>
-          <w:left w:val="none"/>
-          <w:bottom w:val="none"/>
-          <w:right w:val="none"/>
+          <w:left w:val="none" w:color="000000" w:sz="4" w:space="0"/>
+          <w:bottom w:val="none" w:color="000000" w:sz="4" w:space="0"/>
+          <w:right w:val="none" w:color="000000" w:sz="4" w:space="0"/>
         </w:tcBorders>
       </w:tcPr>
     </w:tblStylePr>
@@ -26158,9 +27089,9 @@
       </w:tcPr>
     </w:tblStylePr>
   </w:style>
-  <w:style w:type="table" w:styleId="114">
+  <w:style w:type="table" w:styleId="817">
     <w:name w:val="List Table 7 Colorful - Accent 4"/>
-    <w:basedOn w:val="682"/>
+    <w:basedOn w:val="910"/>
     <w:uiPriority w:val="99"/>
     <w:pPr>
       <w:pBdr/>
@@ -26259,11 +27190,11 @@
         <w:tblBorders/>
       </w:tblPr>
       <w:tcPr>
-        <w:shd w:color="ffffff"/>
+        <w:shd w:val="clear" w:color="ffffff"/>
         <w:tcBorders>
-          <w:top w:val="none"/>
-          <w:left w:val="none"/>
-          <w:bottom w:val="none"/>
+          <w:top w:val="none" w:color="000000" w:sz="4" w:space="0"/>
+          <w:left w:val="none" w:color="000000" w:sz="4" w:space="0"/>
+          <w:bottom w:val="none" w:color="000000" w:sz="4" w:space="0"/>
           <w:right w:val="single" w:color="000000" w:themeColor="accent4" w:themeTint="9A" w:sz="4" w:space="0"/>
         </w:tcBorders>
       </w:tcPr>
@@ -26286,10 +27217,10 @@
       <w:tcPr>
         <w:shd w:val="clear" w:color="ffffff" w:themeColor="light1" w:fill="ffffff" w:themeFill="light1"/>
         <w:tcBorders>
-          <w:top w:val="none"/>
-          <w:left w:val="none"/>
+          <w:top w:val="none" w:color="000000" w:sz="4" w:space="0"/>
+          <w:left w:val="none" w:color="000000" w:sz="4" w:space="0"/>
           <w:bottom w:val="single" w:color="000000" w:themeColor="accent4" w:themeTint="9A" w:sz="4" w:space="0"/>
-          <w:right w:val="none"/>
+          <w:right w:val="none" w:color="000000" w:sz="4" w:space="0"/>
         </w:tcBorders>
       </w:tcPr>
     </w:tblStylePr>
@@ -26309,12 +27240,12 @@
         <w:tblBorders/>
       </w:tblPr>
       <w:tcPr>
-        <w:shd w:color="ffffff"/>
+        <w:shd w:val="clear" w:color="ffffff"/>
         <w:tcBorders>
-          <w:top w:val="none"/>
+          <w:top w:val="none" w:color="000000" w:sz="4" w:space="0"/>
           <w:left w:val="single" w:color="000000" w:themeColor="accent4" w:themeTint="9A" w:sz="4" w:space="0"/>
-          <w:bottom w:val="none"/>
-          <w:right w:val="none"/>
+          <w:bottom w:val="none" w:color="000000" w:sz="4" w:space="0"/>
+          <w:right w:val="none" w:color="000000" w:sz="4" w:space="0"/>
         </w:tcBorders>
       </w:tcPr>
     </w:tblStylePr>
@@ -26337,9 +27268,9 @@
         <w:shd w:val="clear" w:color="ffffff" w:themeColor="light1" w:fill="ffffff" w:themeFill="light1"/>
         <w:tcBorders>
           <w:top w:val="single" w:color="000000" w:themeColor="accent4" w:themeTint="9A" w:sz="4" w:space="0"/>
-          <w:left w:val="none"/>
-          <w:bottom w:val="none"/>
-          <w:right w:val="none"/>
+          <w:left w:val="none" w:color="000000" w:sz="4" w:space="0"/>
+          <w:bottom w:val="none" w:color="000000" w:sz="4" w:space="0"/>
+          <w:right w:val="none" w:color="000000" w:sz="4" w:space="0"/>
         </w:tcBorders>
       </w:tcPr>
     </w:tblStylePr>
@@ -26414,9 +27345,9 @@
       </w:tcPr>
     </w:tblStylePr>
   </w:style>
-  <w:style w:type="table" w:styleId="115">
+  <w:style w:type="table" w:styleId="818">
     <w:name w:val="List Table 7 Colorful - Accent 5"/>
-    <w:basedOn w:val="682"/>
+    <w:basedOn w:val="910"/>
     <w:uiPriority w:val="99"/>
     <w:pPr>
       <w:pBdr/>
@@ -26515,11 +27446,11 @@
         <w:tblBorders/>
       </w:tblPr>
       <w:tcPr>
-        <w:shd w:color="ffffff"/>
+        <w:shd w:val="clear" w:color="ffffff"/>
         <w:tcBorders>
-          <w:top w:val="none"/>
-          <w:left w:val="none"/>
-          <w:bottom w:val="none"/>
+          <w:top w:val="none" w:color="000000" w:sz="4" w:space="0"/>
+          <w:left w:val="none" w:color="000000" w:sz="4" w:space="0"/>
+          <w:bottom w:val="none" w:color="000000" w:sz="4" w:space="0"/>
           <w:right w:val="single" w:color="000000" w:themeColor="accent5" w:themeTint="9A" w:sz="4" w:space="0"/>
         </w:tcBorders>
       </w:tcPr>
@@ -26542,10 +27473,10 @@
       <w:tcPr>
         <w:shd w:val="clear" w:color="ffffff" w:themeColor="light1" w:fill="ffffff" w:themeFill="light1"/>
         <w:tcBorders>
-          <w:top w:val="none"/>
-          <w:left w:val="none"/>
+          <w:top w:val="none" w:color="000000" w:sz="4" w:space="0"/>
+          <w:left w:val="none" w:color="000000" w:sz="4" w:space="0"/>
           <w:bottom w:val="single" w:color="000000" w:themeColor="accent5" w:themeTint="9A" w:sz="4" w:space="0"/>
-          <w:right w:val="none"/>
+          <w:right w:val="none" w:color="000000" w:sz="4" w:space="0"/>
         </w:tcBorders>
       </w:tcPr>
     </w:tblStylePr>
@@ -26565,12 +27496,12 @@
         <w:tblBorders/>
       </w:tblPr>
       <w:tcPr>
-        <w:shd w:color="ffffff"/>
+        <w:shd w:val="clear" w:color="ffffff"/>
         <w:tcBorders>
-          <w:top w:val="none"/>
+          <w:top w:val="none" w:color="000000" w:sz="4" w:space="0"/>
           <w:left w:val="single" w:color="000000" w:themeColor="accent5" w:themeTint="9A" w:sz="4" w:space="0"/>
-          <w:bottom w:val="none"/>
-          <w:right w:val="none"/>
+          <w:bottom w:val="none" w:color="000000" w:sz="4" w:space="0"/>
+          <w:right w:val="none" w:color="000000" w:sz="4" w:space="0"/>
         </w:tcBorders>
       </w:tcPr>
     </w:tblStylePr>
@@ -26593,9 +27524,9 @@
         <w:shd w:val="clear" w:color="ffffff" w:themeColor="light1" w:fill="ffffff" w:themeFill="light1"/>
         <w:tcBorders>
           <w:top w:val="single" w:color="000000" w:themeColor="accent5" w:themeTint="9A" w:sz="4" w:space="0"/>
-          <w:left w:val="none"/>
-          <w:bottom w:val="none"/>
-          <w:right w:val="none"/>
+          <w:left w:val="none" w:color="000000" w:sz="4" w:space="0"/>
+          <w:bottom w:val="none" w:color="000000" w:sz="4" w:space="0"/>
+          <w:right w:val="none" w:color="000000" w:sz="4" w:space="0"/>
         </w:tcBorders>
       </w:tcPr>
     </w:tblStylePr>
@@ -26670,9 +27601,9 @@
       </w:tcPr>
     </w:tblStylePr>
   </w:style>
-  <w:style w:type="table" w:styleId="116">
+  <w:style w:type="table" w:styleId="819">
     <w:name w:val="List Table 7 Colorful - Accent 6"/>
-    <w:basedOn w:val="682"/>
+    <w:basedOn w:val="910"/>
     <w:uiPriority w:val="99"/>
     <w:pPr>
       <w:pBdr/>
@@ -26771,11 +27702,11 @@
         <w:tblBorders/>
       </w:tblPr>
       <w:tcPr>
-        <w:shd w:color="ffffff"/>
+        <w:shd w:val="clear" w:color="ffffff"/>
         <w:tcBorders>
-          <w:top w:val="none"/>
-          <w:left w:val="none"/>
-          <w:bottom w:val="none"/>
+          <w:top w:val="none" w:color="000000" w:sz="4" w:space="0"/>
+          <w:left w:val="none" w:color="000000" w:sz="4" w:space="0"/>
+          <w:bottom w:val="none" w:color="000000" w:sz="4" w:space="0"/>
           <w:right w:val="single" w:color="000000" w:themeColor="accent6" w:themeTint="98" w:sz="4" w:space="0"/>
         </w:tcBorders>
       </w:tcPr>
@@ -26798,10 +27729,10 @@
       <w:tcPr>
         <w:shd w:val="clear" w:color="ffffff" w:themeColor="light1" w:fill="ffffff" w:themeFill="light1"/>
         <w:tcBorders>
-          <w:top w:val="none"/>
-          <w:left w:val="none"/>
+          <w:top w:val="none" w:color="000000" w:sz="4" w:space="0"/>
+          <w:left w:val="none" w:color="000000" w:sz="4" w:space="0"/>
           <w:bottom w:val="single" w:color="000000" w:themeColor="accent6" w:themeTint="98" w:sz="4" w:space="0"/>
-          <w:right w:val="none"/>
+          <w:right w:val="none" w:color="000000" w:sz="4" w:space="0"/>
         </w:tcBorders>
       </w:tcPr>
     </w:tblStylePr>
@@ -26821,12 +27752,12 @@
         <w:tblBorders/>
       </w:tblPr>
       <w:tcPr>
-        <w:shd w:color="ffffff"/>
+        <w:shd w:val="clear" w:color="ffffff"/>
         <w:tcBorders>
-          <w:top w:val="none"/>
+          <w:top w:val="none" w:color="000000" w:sz="4" w:space="0"/>
           <w:left w:val="single" w:color="000000" w:themeColor="accent6" w:themeTint="98" w:sz="4" w:space="0"/>
-          <w:bottom w:val="none"/>
-          <w:right w:val="none"/>
+          <w:bottom w:val="none" w:color="000000" w:sz="4" w:space="0"/>
+          <w:right w:val="none" w:color="000000" w:sz="4" w:space="0"/>
         </w:tcBorders>
       </w:tcPr>
     </w:tblStylePr>
@@ -26849,9 +27780,9 @@
         <w:shd w:val="clear" w:color="ffffff" w:themeColor="light1" w:fill="ffffff" w:themeFill="light1"/>
         <w:tcBorders>
           <w:top w:val="single" w:color="000000" w:themeColor="accent6" w:themeTint="98" w:sz="4" w:space="0"/>
-          <w:left w:val="none"/>
-          <w:bottom w:val="none"/>
-          <w:right w:val="none"/>
+          <w:left w:val="none" w:color="000000" w:sz="4" w:space="0"/>
+          <w:bottom w:val="none" w:color="000000" w:sz="4" w:space="0"/>
+          <w:right w:val="none" w:color="000000" w:sz="4" w:space="0"/>
         </w:tcBorders>
       </w:tcPr>
     </w:tblStylePr>
@@ -26926,9 +27857,9 @@
       </w:tcPr>
     </w:tblStylePr>
   </w:style>
-  <w:style w:type="table" w:styleId="117">
+  <w:style w:type="table" w:styleId="820">
     <w:name w:val="Lined - Accent"/>
-    <w:basedOn w:val="682"/>
+    <w:basedOn w:val="910"/>
     <w:uiPriority w:val="99"/>
     <w:pPr>
       <w:pBdr/>
@@ -27163,9 +28094,9 @@
       </w:tcPr>
     </w:tblStylePr>
   </w:style>
-  <w:style w:type="table" w:styleId="118">
+  <w:style w:type="table" w:styleId="821">
     <w:name w:val="Lined - Accent 1"/>
-    <w:basedOn w:val="682"/>
+    <w:basedOn w:val="910"/>
     <w:uiPriority w:val="99"/>
     <w:pPr>
       <w:pBdr/>
@@ -27400,9 +28331,9 @@
       </w:tcPr>
     </w:tblStylePr>
   </w:style>
-  <w:style w:type="table" w:styleId="119">
+  <w:style w:type="table" w:styleId="822">
     <w:name w:val="Lined - Accent 2"/>
-    <w:basedOn w:val="682"/>
+    <w:basedOn w:val="910"/>
     <w:uiPriority w:val="99"/>
     <w:pPr>
       <w:pBdr/>
@@ -27637,9 +28568,9 @@
       </w:tcPr>
     </w:tblStylePr>
   </w:style>
-  <w:style w:type="table" w:styleId="120">
+  <w:style w:type="table" w:styleId="823">
     <w:name w:val="Lined - Accent 3"/>
-    <w:basedOn w:val="682"/>
+    <w:basedOn w:val="910"/>
     <w:uiPriority w:val="99"/>
     <w:pPr>
       <w:pBdr/>
@@ -27874,9 +28805,9 @@
       </w:tcPr>
     </w:tblStylePr>
   </w:style>
-  <w:style w:type="table" w:styleId="121">
+  <w:style w:type="table" w:styleId="824">
     <w:name w:val="Lined - Accent 4"/>
-    <w:basedOn w:val="682"/>
+    <w:basedOn w:val="910"/>
     <w:uiPriority w:val="99"/>
     <w:pPr>
       <w:pBdr/>
@@ -28111,9 +29042,9 @@
       </w:tcPr>
     </w:tblStylePr>
   </w:style>
-  <w:style w:type="table" w:styleId="122">
+  <w:style w:type="table" w:styleId="825">
     <w:name w:val="Lined - Accent 5"/>
-    <w:basedOn w:val="682"/>
+    <w:basedOn w:val="910"/>
     <w:uiPriority w:val="99"/>
     <w:pPr>
       <w:pBdr/>
@@ -28348,9 +29279,9 @@
       </w:tcPr>
     </w:tblStylePr>
   </w:style>
-  <w:style w:type="table" w:styleId="123">
+  <w:style w:type="table" w:styleId="826">
     <w:name w:val="Lined - Accent 6"/>
-    <w:basedOn w:val="682"/>
+    <w:basedOn w:val="910"/>
     <w:uiPriority w:val="99"/>
     <w:pPr>
       <w:pBdr/>
@@ -28585,9 +29516,9 @@
       </w:tcPr>
     </w:tblStylePr>
   </w:style>
-  <w:style w:type="table" w:styleId="124">
+  <w:style w:type="table" w:styleId="827">
     <w:name w:val="Bordered &amp; Lined - Accent"/>
-    <w:basedOn w:val="682"/>
+    <w:basedOn w:val="910"/>
     <w:uiPriority w:val="99"/>
     <w:pPr>
       <w:pBdr/>
@@ -28829,9 +29760,9 @@
       </w:tcPr>
     </w:tblStylePr>
   </w:style>
-  <w:style w:type="table" w:styleId="125">
+  <w:style w:type="table" w:styleId="828">
     <w:name w:val="Bordered &amp; Lined - Accent 1"/>
-    <w:basedOn w:val="682"/>
+    <w:basedOn w:val="910"/>
     <w:uiPriority w:val="99"/>
     <w:pPr>
       <w:pBdr/>
@@ -29073,9 +30004,9 @@
       </w:tcPr>
     </w:tblStylePr>
   </w:style>
-  <w:style w:type="table" w:styleId="126">
+  <w:style w:type="table" w:styleId="829">
     <w:name w:val="Bordered &amp; Lined - Accent 2"/>
-    <w:basedOn w:val="682"/>
+    <w:basedOn w:val="910"/>
     <w:uiPriority w:val="99"/>
     <w:pPr>
       <w:pBdr/>
@@ -29317,9 +30248,9 @@
       </w:tcPr>
     </w:tblStylePr>
   </w:style>
-  <w:style w:type="table" w:styleId="127">
+  <w:style w:type="table" w:styleId="830">
     <w:name w:val="Bordered &amp; Lined - Accent 3"/>
-    <w:basedOn w:val="682"/>
+    <w:basedOn w:val="910"/>
     <w:uiPriority w:val="99"/>
     <w:pPr>
       <w:pBdr/>
@@ -29561,9 +30492,9 @@
       </w:tcPr>
     </w:tblStylePr>
   </w:style>
-  <w:style w:type="table" w:styleId="128">
+  <w:style w:type="table" w:styleId="831">
     <w:name w:val="Bordered &amp; Lined - Accent 4"/>
-    <w:basedOn w:val="682"/>
+    <w:basedOn w:val="910"/>
     <w:uiPriority w:val="99"/>
     <w:pPr>
       <w:pBdr/>
@@ -29805,9 +30736,9 @@
       </w:tcPr>
     </w:tblStylePr>
   </w:style>
-  <w:style w:type="table" w:styleId="129">
+  <w:style w:type="table" w:styleId="832">
     <w:name w:val="Bordered &amp; Lined - Accent 5"/>
-    <w:basedOn w:val="682"/>
+    <w:basedOn w:val="910"/>
     <w:uiPriority w:val="99"/>
     <w:pPr>
       <w:pBdr/>
@@ -30049,9 +30980,9 @@
       </w:tcPr>
     </w:tblStylePr>
   </w:style>
-  <w:style w:type="table" w:styleId="130">
+  <w:style w:type="table" w:styleId="833">
     <w:name w:val="Bordered &amp; Lined - Accent 6"/>
-    <w:basedOn w:val="682"/>
+    <w:basedOn w:val="910"/>
     <w:uiPriority w:val="99"/>
     <w:pPr>
       <w:pBdr/>
@@ -30293,9 +31224,9 @@
       </w:tcPr>
     </w:tblStylePr>
   </w:style>
-  <w:style w:type="table" w:styleId="131">
+  <w:style w:type="table" w:styleId="834">
     <w:name w:val="Bordered"/>
-    <w:basedOn w:val="682"/>
+    <w:basedOn w:val="910"/>
     <w:uiPriority w:val="99"/>
     <w:pPr>
       <w:pBdr/>
@@ -30524,9 +31455,9 @@
       </w:tcPr>
     </w:tblStylePr>
   </w:style>
-  <w:style w:type="table" w:styleId="132">
+  <w:style w:type="table" w:styleId="835">
     <w:name w:val="Bordered - Accent 1"/>
-    <w:basedOn w:val="682"/>
+    <w:basedOn w:val="910"/>
     <w:uiPriority w:val="99"/>
     <w:pPr>
       <w:pBdr/>
@@ -30755,9 +31686,9 @@
       </w:tcPr>
     </w:tblStylePr>
   </w:style>
-  <w:style w:type="table" w:styleId="133">
+  <w:style w:type="table" w:styleId="836">
     <w:name w:val="Bordered - Accent 2"/>
-    <w:basedOn w:val="682"/>
+    <w:basedOn w:val="910"/>
     <w:uiPriority w:val="99"/>
     <w:pPr>
       <w:pBdr/>
@@ -30986,9 +31917,9 @@
       </w:tcPr>
     </w:tblStylePr>
   </w:style>
-  <w:style w:type="table" w:styleId="134">
+  <w:style w:type="table" w:styleId="837">
     <w:name w:val="Bordered - Accent 3"/>
-    <w:basedOn w:val="682"/>
+    <w:basedOn w:val="910"/>
     <w:uiPriority w:val="99"/>
     <w:pPr>
       <w:pBdr/>
@@ -31217,9 +32148,9 @@
       </w:tcPr>
     </w:tblStylePr>
   </w:style>
-  <w:style w:type="table" w:styleId="135">
+  <w:style w:type="table" w:styleId="838">
     <w:name w:val="Bordered - Accent 4"/>
-    <w:basedOn w:val="682"/>
+    <w:basedOn w:val="910"/>
     <w:uiPriority w:val="99"/>
     <w:pPr>
       <w:pBdr/>
@@ -31448,9 +32379,9 @@
       </w:tcPr>
     </w:tblStylePr>
   </w:style>
-  <w:style w:type="table" w:styleId="136">
+  <w:style w:type="table" w:styleId="839">
     <w:name w:val="Bordered - Accent 5"/>
-    <w:basedOn w:val="682"/>
+    <w:basedOn w:val="910"/>
     <w:uiPriority w:val="99"/>
     <w:pPr>
       <w:pBdr/>
@@ -31679,9 +32610,9 @@
       </w:tcPr>
     </w:tblStylePr>
   </w:style>
-  <w:style w:type="table" w:styleId="137">
+  <w:style w:type="table" w:styleId="840">
     <w:name w:val="Bordered - Accent 6"/>
-    <w:basedOn w:val="682"/>
+    <w:basedOn w:val="910"/>
     <w:uiPriority w:val="99"/>
     <w:pPr>
       <w:pBdr/>
@@ -31910,11 +32841,11 @@
       </w:tcPr>
     </w:tblStylePr>
   </w:style>
-  <w:style w:type="paragraph" w:styleId="139">
+  <w:style w:type="paragraph" w:styleId="841">
     <w:name w:val="Heading 1"/>
-    <w:basedOn w:val="670"/>
-    <w:next w:val="670"/>
-    <w:link w:val="150"/>
+    <w:basedOn w:val="898"/>
+    <w:next w:val="898"/>
+    <w:link w:val="851"/>
     <w:uiPriority w:val="9"/>
     <w:qFormat/>
     <w:pPr>
@@ -31932,11 +32863,11 @@
       <w:szCs w:val="40"/>
     </w:rPr>
   </w:style>
-  <w:style w:type="paragraph" w:styleId="140">
+  <w:style w:type="paragraph" w:styleId="842">
     <w:name w:val="Heading 2"/>
-    <w:basedOn w:val="670"/>
-    <w:next w:val="670"/>
-    <w:link w:val="151"/>
+    <w:basedOn w:val="898"/>
+    <w:next w:val="898"/>
+    <w:link w:val="852"/>
     <w:uiPriority w:val="9"/>
     <w:unhideWhenUsed/>
     <w:qFormat/>
@@ -31955,11 +32886,11 @@
       <w:szCs w:val="32"/>
     </w:rPr>
   </w:style>
-  <w:style w:type="paragraph" w:styleId="141">
+  <w:style w:type="paragraph" w:styleId="843">
     <w:name w:val="Heading 3"/>
-    <w:basedOn w:val="670"/>
-    <w:next w:val="670"/>
-    <w:link w:val="152"/>
+    <w:basedOn w:val="898"/>
+    <w:next w:val="898"/>
+    <w:link w:val="853"/>
     <w:uiPriority w:val="9"/>
     <w:unhideWhenUsed/>
     <w:qFormat/>
@@ -31978,11 +32909,11 @@
       <w:szCs w:val="28"/>
     </w:rPr>
   </w:style>
-  <w:style w:type="paragraph" w:styleId="142">
+  <w:style w:type="paragraph" w:styleId="844">
     <w:name w:val="Heading 4"/>
-    <w:basedOn w:val="670"/>
-    <w:next w:val="670"/>
-    <w:link w:val="153"/>
+    <w:basedOn w:val="898"/>
+    <w:next w:val="898"/>
+    <w:link w:val="854"/>
     <w:uiPriority w:val="9"/>
     <w:unhideWhenUsed/>
     <w:qFormat/>
@@ -32001,11 +32932,11 @@
       <w:color w:val="0f4761" w:themeColor="accent1" w:themeShade="BF"/>
     </w:rPr>
   </w:style>
-  <w:style w:type="paragraph" w:styleId="143">
+  <w:style w:type="paragraph" w:styleId="845">
     <w:name w:val="Heading 5"/>
-    <w:basedOn w:val="670"/>
-    <w:next w:val="670"/>
-    <w:link w:val="154"/>
+    <w:basedOn w:val="898"/>
+    <w:next w:val="898"/>
+    <w:link w:val="855"/>
     <w:uiPriority w:val="9"/>
     <w:unhideWhenUsed/>
     <w:qFormat/>
@@ -32022,11 +32953,11 @@
       <w:color w:val="0f4761" w:themeColor="accent1" w:themeShade="BF"/>
     </w:rPr>
   </w:style>
-  <w:style w:type="paragraph" w:styleId="144">
+  <w:style w:type="paragraph" w:styleId="846">
     <w:name w:val="Heading 6"/>
-    <w:basedOn w:val="670"/>
-    <w:next w:val="670"/>
-    <w:link w:val="155"/>
+    <w:basedOn w:val="898"/>
+    <w:next w:val="898"/>
+    <w:link w:val="856"/>
     <w:uiPriority w:val="9"/>
     <w:unhideWhenUsed/>
     <w:qFormat/>
@@ -32045,11 +32976,11 @@
       <w:color w:val="595959" w:themeColor="text1" w:themeTint="A6"/>
     </w:rPr>
   </w:style>
-  <w:style w:type="paragraph" w:styleId="145">
+  <w:style w:type="paragraph" w:styleId="847">
     <w:name w:val="Heading 7"/>
-    <w:basedOn w:val="670"/>
-    <w:next w:val="670"/>
-    <w:link w:val="156"/>
+    <w:basedOn w:val="898"/>
+    <w:next w:val="898"/>
+    <w:link w:val="857"/>
     <w:uiPriority w:val="9"/>
     <w:unhideWhenUsed/>
     <w:qFormat/>
@@ -32066,11 +32997,11 @@
       <w:color w:val="595959" w:themeColor="text1" w:themeTint="A6"/>
     </w:rPr>
   </w:style>
-  <w:style w:type="paragraph" w:styleId="146">
+  <w:style w:type="paragraph" w:styleId="848">
     <w:name w:val="Heading 8"/>
-    <w:basedOn w:val="670"/>
-    <w:next w:val="670"/>
-    <w:link w:val="157"/>
+    <w:basedOn w:val="898"/>
+    <w:next w:val="898"/>
+    <w:link w:val="858"/>
     <w:uiPriority w:val="9"/>
     <w:unhideWhenUsed/>
     <w:qFormat/>
@@ -32089,11 +33020,11 @@
       <w:color w:val="272727" w:themeColor="text1" w:themeTint="D8"/>
     </w:rPr>
   </w:style>
-  <w:style w:type="paragraph" w:styleId="147">
+  <w:style w:type="paragraph" w:styleId="849">
     <w:name w:val="Heading 9"/>
-    <w:basedOn w:val="670"/>
-    <w:next w:val="670"/>
-    <w:link w:val="158"/>
+    <w:basedOn w:val="898"/>
+    <w:next w:val="898"/>
+    <w:link w:val="859"/>
     <w:uiPriority w:val="9"/>
     <w:unhideWhenUsed/>
     <w:qFormat/>
@@ -32112,7 +33043,7 @@
       <w:color w:val="272727" w:themeColor="text1" w:themeTint="D8"/>
     </w:rPr>
   </w:style>
-  <w:style w:type="numbering" w:styleId="149" w:default="1">
+  <w:style w:type="numbering" w:styleId="850" w:default="1">
     <w:name w:val="No List"/>
     <w:uiPriority w:val="99"/>
     <w:semiHidden/>
@@ -32123,10 +33054,10 @@
       <w:ind/>
     </w:pPr>
   </w:style>
-  <w:style w:type="character" w:styleId="150">
+  <w:style w:type="character" w:styleId="851">
     <w:name w:val="Heading 1 Char"/>
-    <w:basedOn w:val="671"/>
-    <w:link w:val="139"/>
+    <w:basedOn w:val="899"/>
+    <w:link w:val="841"/>
     <w:uiPriority w:val="9"/>
     <w:pPr>
       <w:pBdr/>
@@ -32140,10 +33071,10 @@
       <w:szCs w:val="40"/>
     </w:rPr>
   </w:style>
-  <w:style w:type="character" w:styleId="151">
+  <w:style w:type="character" w:styleId="852">
     <w:name w:val="Heading 2 Char"/>
-    <w:basedOn w:val="671"/>
-    <w:link w:val="140"/>
+    <w:basedOn w:val="899"/>
+    <w:link w:val="842"/>
     <w:uiPriority w:val="9"/>
     <w:pPr>
       <w:pBdr/>
@@ -32157,10 +33088,10 @@
       <w:szCs w:val="32"/>
     </w:rPr>
   </w:style>
-  <w:style w:type="character" w:styleId="152">
+  <w:style w:type="character" w:styleId="853">
     <w:name w:val="Heading 3 Char"/>
-    <w:basedOn w:val="671"/>
-    <w:link w:val="141"/>
+    <w:basedOn w:val="899"/>
+    <w:link w:val="843"/>
     <w:uiPriority w:val="9"/>
     <w:pPr>
       <w:pBdr/>
@@ -32174,10 +33105,10 @@
       <w:szCs w:val="28"/>
     </w:rPr>
   </w:style>
-  <w:style w:type="character" w:styleId="153">
+  <w:style w:type="character" w:styleId="854">
     <w:name w:val="Heading 4 Char"/>
-    <w:basedOn w:val="671"/>
-    <w:link w:val="142"/>
+    <w:basedOn w:val="899"/>
+    <w:link w:val="844"/>
     <w:uiPriority w:val="9"/>
     <w:pPr>
       <w:pBdr/>
@@ -32191,10 +33122,10 @@
       <w:color w:val="0f4761" w:themeColor="accent1" w:themeShade="BF"/>
     </w:rPr>
   </w:style>
-  <w:style w:type="character" w:styleId="154">
+  <w:style w:type="character" w:styleId="855">
     <w:name w:val="Heading 5 Char"/>
-    <w:basedOn w:val="671"/>
-    <w:link w:val="143"/>
+    <w:basedOn w:val="899"/>
+    <w:link w:val="845"/>
     <w:uiPriority w:val="9"/>
     <w:pPr>
       <w:pBdr/>
@@ -32206,10 +33137,10 @@
       <w:color w:val="0f4761" w:themeColor="accent1" w:themeShade="BF"/>
     </w:rPr>
   </w:style>
-  <w:style w:type="character" w:styleId="155">
+  <w:style w:type="character" w:styleId="856">
     <w:name w:val="Heading 6 Char"/>
-    <w:basedOn w:val="671"/>
-    <w:link w:val="144"/>
+    <w:basedOn w:val="899"/>
+    <w:link w:val="846"/>
     <w:uiPriority w:val="9"/>
     <w:pPr>
       <w:pBdr/>
@@ -32223,10 +33154,10 @@
       <w:color w:val="595959" w:themeColor="text1" w:themeTint="A6"/>
     </w:rPr>
   </w:style>
-  <w:style w:type="character" w:styleId="156">
+  <w:style w:type="character" w:styleId="857">
     <w:name w:val="Heading 7 Char"/>
-    <w:basedOn w:val="671"/>
-    <w:link w:val="145"/>
+    <w:basedOn w:val="899"/>
+    <w:link w:val="847"/>
     <w:uiPriority w:val="9"/>
     <w:pPr>
       <w:pBdr/>
@@ -32238,10 +33169,10 @@
       <w:color w:val="595959" w:themeColor="text1" w:themeTint="A6"/>
     </w:rPr>
   </w:style>
-  <w:style w:type="character" w:styleId="157">
+  <w:style w:type="character" w:styleId="858">
     <w:name w:val="Heading 8 Char"/>
-    <w:basedOn w:val="671"/>
-    <w:link w:val="146"/>
+    <w:basedOn w:val="899"/>
+    <w:link w:val="848"/>
     <w:uiPriority w:val="9"/>
     <w:pPr>
       <w:pBdr/>
@@ -32255,10 +33186,10 @@
       <w:color w:val="272727" w:themeColor="text1" w:themeTint="D8"/>
     </w:rPr>
   </w:style>
-  <w:style w:type="character" w:styleId="158">
+  <w:style w:type="character" w:styleId="859">
     <w:name w:val="Heading 9 Char"/>
-    <w:basedOn w:val="671"/>
-    <w:link w:val="147"/>
+    <w:basedOn w:val="899"/>
+    <w:link w:val="849"/>
     <w:uiPriority w:val="9"/>
     <w:pPr>
       <w:pBdr/>
@@ -32272,10 +33203,10 @@
       <w:color w:val="272727" w:themeColor="text1" w:themeTint="D8"/>
     </w:rPr>
   </w:style>
-  <w:style w:type="character" w:styleId="160">
+  <w:style w:type="character" w:styleId="860">
     <w:name w:val="Title Char"/>
-    <w:basedOn w:val="671"/>
-    <w:link w:val="680"/>
+    <w:basedOn w:val="899"/>
+    <w:link w:val="908"/>
     <w:uiPriority w:val="10"/>
     <w:pPr>
       <w:pBdr/>
@@ -32289,11 +33220,11 @@
       <w:szCs w:val="56"/>
     </w:rPr>
   </w:style>
-  <w:style w:type="paragraph" w:styleId="161">
+  <w:style w:type="paragraph" w:styleId="861">
     <w:name w:val="Subtitle"/>
-    <w:basedOn w:val="670"/>
-    <w:next w:val="670"/>
-    <w:link w:val="162"/>
+    <w:basedOn w:val="898"/>
+    <w:next w:val="898"/>
+    <w:link w:val="862"/>
     <w:uiPriority w:val="11"/>
     <w:qFormat/>
     <w:pPr>
@@ -32311,10 +33242,10 @@
       <w:szCs w:val="28"/>
     </w:rPr>
   </w:style>
-  <w:style w:type="character" w:styleId="162">
+  <w:style w:type="character" w:styleId="862">
     <w:name w:val="Subtitle Char"/>
-    <w:basedOn w:val="671"/>
-    <w:link w:val="161"/>
+    <w:basedOn w:val="899"/>
+    <w:link w:val="861"/>
     <w:uiPriority w:val="11"/>
     <w:pPr>
       <w:pBdr/>
@@ -32328,11 +33259,11 @@
       <w:szCs w:val="28"/>
     </w:rPr>
   </w:style>
-  <w:style w:type="paragraph" w:styleId="163">
+  <w:style w:type="paragraph" w:styleId="863">
     <w:name w:val="Quote"/>
-    <w:basedOn w:val="670"/>
-    <w:next w:val="670"/>
-    <w:link w:val="164"/>
+    <w:basedOn w:val="898"/>
+    <w:next w:val="898"/>
+    <w:link w:val="864"/>
     <w:uiPriority w:val="29"/>
     <w:qFormat/>
     <w:pPr>
@@ -32347,10 +33278,10 @@
       <w:color w:val="404040" w:themeColor="text1" w:themeTint="BF"/>
     </w:rPr>
   </w:style>
-  <w:style w:type="character" w:styleId="164">
+  <w:style w:type="character" w:styleId="864">
     <w:name w:val="Quote Char"/>
-    <w:basedOn w:val="671"/>
-    <w:link w:val="163"/>
+    <w:basedOn w:val="899"/>
+    <w:link w:val="863"/>
     <w:uiPriority w:val="29"/>
     <w:pPr>
       <w:pBdr/>
@@ -32363,9 +33294,9 @@
       <w:color w:val="404040" w:themeColor="text1" w:themeTint="BF"/>
     </w:rPr>
   </w:style>
-  <w:style w:type="paragraph" w:styleId="165">
+  <w:style w:type="paragraph" w:styleId="865">
     <w:name w:val="List Paragraph"/>
-    <w:basedOn w:val="670"/>
+    <w:basedOn w:val="898"/>
     <w:uiPriority w:val="34"/>
     <w:qFormat/>
     <w:pPr>
@@ -32375,9 +33306,9 @@
       <w:contextualSpacing w:val="true"/>
     </w:pPr>
   </w:style>
-  <w:style w:type="character" w:styleId="166">
+  <w:style w:type="character" w:styleId="866">
     <w:name w:val="Intense Emphasis"/>
-    <w:basedOn w:val="671"/>
+    <w:basedOn w:val="899"/>
     <w:uiPriority w:val="21"/>
     <w:qFormat/>
     <w:pPr>
@@ -32391,11 +33322,11 @@
       <w:color w:val="0f4761" w:themeColor="accent1" w:themeShade="BF"/>
     </w:rPr>
   </w:style>
-  <w:style w:type="paragraph" w:styleId="167">
+  <w:style w:type="paragraph" w:styleId="867">
     <w:name w:val="Intense Quote"/>
-    <w:basedOn w:val="670"/>
-    <w:next w:val="670"/>
-    <w:link w:val="168"/>
+    <w:basedOn w:val="898"/>
+    <w:next w:val="898"/>
+    <w:link w:val="868"/>
     <w:uiPriority w:val="30"/>
     <w:qFormat/>
     <w:pPr>
@@ -32413,10 +33344,10 @@
       <w:color w:val="0f4761" w:themeColor="accent1" w:themeShade="BF"/>
     </w:rPr>
   </w:style>
-  <w:style w:type="character" w:styleId="168">
+  <w:style w:type="character" w:styleId="868">
     <w:name w:val="Intense Quote Char"/>
-    <w:basedOn w:val="671"/>
-    <w:link w:val="167"/>
+    <w:basedOn w:val="899"/>
+    <w:link w:val="867"/>
     <w:uiPriority w:val="30"/>
     <w:pPr>
       <w:pBdr/>
@@ -32429,9 +33360,9 @@
       <w:color w:val="0f4761" w:themeColor="accent1" w:themeShade="BF"/>
     </w:rPr>
   </w:style>
-  <w:style w:type="character" w:styleId="169">
+  <w:style w:type="character" w:styleId="869">
     <w:name w:val="Intense Reference"/>
-    <w:basedOn w:val="671"/>
+    <w:basedOn w:val="899"/>
     <w:uiPriority w:val="32"/>
     <w:qFormat/>
     <w:pPr>
@@ -32447,9 +33378,9 @@
       <w:spacing w:val="5"/>
     </w:rPr>
   </w:style>
-  <w:style w:type="paragraph" w:styleId="170">
+  <w:style w:type="paragraph" w:styleId="870">
     <w:name w:val="No Spacing"/>
-    <w:basedOn w:val="670"/>
+    <w:basedOn w:val="898"/>
     <w:uiPriority w:val="1"/>
     <w:qFormat/>
     <w:pPr>
@@ -32458,9 +33389,9 @@
       <w:ind/>
     </w:pPr>
   </w:style>
-  <w:style w:type="character" w:styleId="171">
+  <w:style w:type="character" w:styleId="871">
     <w:name w:val="Subtle Emphasis"/>
-    <w:basedOn w:val="671"/>
+    <w:basedOn w:val="899"/>
     <w:uiPriority w:val="19"/>
     <w:qFormat/>
     <w:pPr>
@@ -32474,9 +33405,9 @@
       <w:color w:val="404040" w:themeColor="text1" w:themeTint="BF"/>
     </w:rPr>
   </w:style>
-  <w:style w:type="character" w:styleId="174">
+  <w:style w:type="character" w:styleId="872">
     <w:name w:val="Subtle Reference"/>
-    <w:basedOn w:val="671"/>
+    <w:basedOn w:val="899"/>
     <w:uiPriority w:val="31"/>
     <w:qFormat/>
     <w:pPr>
@@ -32489,9 +33420,9 @@
       <w:color w:val="5a5a5a" w:themeColor="text1" w:themeTint="A5"/>
     </w:rPr>
   </w:style>
-  <w:style w:type="character" w:styleId="175">
+  <w:style w:type="character" w:styleId="873">
     <w:name w:val="Book Title"/>
-    <w:basedOn w:val="671"/>
+    <w:basedOn w:val="899"/>
     <w:uiPriority w:val="33"/>
     <w:qFormat/>
     <w:pPr>
@@ -32507,10 +33438,10 @@
       <w:spacing w:val="5"/>
     </w:rPr>
   </w:style>
-  <w:style w:type="paragraph" w:styleId="176">
+  <w:style w:type="paragraph" w:styleId="874">
     <w:name w:val="Header"/>
-    <w:basedOn w:val="670"/>
-    <w:link w:val="177"/>
+    <w:basedOn w:val="898"/>
+    <w:link w:val="875"/>
     <w:uiPriority w:val="99"/>
     <w:unhideWhenUsed/>
     <w:pPr>
@@ -32523,10 +33454,10 @@
       <w:ind/>
     </w:pPr>
   </w:style>
-  <w:style w:type="character" w:styleId="177">
+  <w:style w:type="character" w:styleId="875">
     <w:name w:val="Header Char"/>
-    <w:basedOn w:val="671"/>
-    <w:link w:val="176"/>
+    <w:basedOn w:val="899"/>
+    <w:link w:val="874"/>
     <w:uiPriority w:val="99"/>
     <w:pPr>
       <w:pBdr/>
@@ -32534,10 +33465,10 @@
       <w:ind/>
     </w:pPr>
   </w:style>
-  <w:style w:type="paragraph" w:styleId="178">
+  <w:style w:type="paragraph" w:styleId="876">
     <w:name w:val="Footer"/>
-    <w:basedOn w:val="670"/>
-    <w:link w:val="179"/>
+    <w:basedOn w:val="898"/>
+    <w:link w:val="877"/>
     <w:uiPriority w:val="99"/>
     <w:unhideWhenUsed/>
     <w:pPr>
@@ -32550,10 +33481,10 @@
       <w:ind/>
     </w:pPr>
   </w:style>
-  <w:style w:type="character" w:styleId="179">
+  <w:style w:type="character" w:styleId="877">
     <w:name w:val="Footer Char"/>
-    <w:basedOn w:val="671"/>
-    <w:link w:val="178"/>
+    <w:basedOn w:val="899"/>
+    <w:link w:val="876"/>
     <w:uiPriority w:val="99"/>
     <w:pPr>
       <w:pBdr/>
@@ -32561,10 +33492,10 @@
       <w:ind/>
     </w:pPr>
   </w:style>
-  <w:style w:type="paragraph" w:styleId="181">
+  <w:style w:type="paragraph" w:styleId="878">
     <w:name w:val="footnote text"/>
-    <w:basedOn w:val="670"/>
-    <w:link w:val="182"/>
+    <w:basedOn w:val="898"/>
+    <w:link w:val="879"/>
     <w:uiPriority w:val="99"/>
     <w:semiHidden/>
     <w:unhideWhenUsed/>
@@ -32578,10 +33509,10 @@
       <w:szCs w:val="20"/>
     </w:rPr>
   </w:style>
-  <w:style w:type="character" w:styleId="182">
+  <w:style w:type="character" w:styleId="879">
     <w:name w:val="Footnote Text Char"/>
-    <w:basedOn w:val="671"/>
-    <w:link w:val="181"/>
+    <w:basedOn w:val="899"/>
+    <w:link w:val="878"/>
     <w:uiPriority w:val="99"/>
     <w:semiHidden/>
     <w:pPr>
@@ -32594,9 +33525,9 @@
       <w:szCs w:val="20"/>
     </w:rPr>
   </w:style>
-  <w:style w:type="character" w:styleId="183">
+  <w:style w:type="character" w:styleId="880">
     <w:name w:val="footnote reference"/>
-    <w:basedOn w:val="671"/>
+    <w:basedOn w:val="899"/>
     <w:uiPriority w:val="99"/>
     <w:semiHidden/>
     <w:unhideWhenUsed/>
@@ -32609,10 +33540,10 @@
       <w:vertAlign w:val="superscript"/>
     </w:rPr>
   </w:style>
-  <w:style w:type="paragraph" w:styleId="184">
+  <w:style w:type="paragraph" w:styleId="881">
     <w:name w:val="endnote text"/>
-    <w:basedOn w:val="670"/>
-    <w:link w:val="185"/>
+    <w:basedOn w:val="898"/>
+    <w:link w:val="882"/>
     <w:uiPriority w:val="99"/>
     <w:semiHidden/>
     <w:unhideWhenUsed/>
@@ -32626,10 +33557,10 @@
       <w:szCs w:val="20"/>
     </w:rPr>
   </w:style>
-  <w:style w:type="character" w:styleId="185">
+  <w:style w:type="character" w:styleId="882">
     <w:name w:val="Endnote Text Char"/>
-    <w:basedOn w:val="671"/>
-    <w:link w:val="184"/>
+    <w:basedOn w:val="899"/>
+    <w:link w:val="881"/>
     <w:uiPriority w:val="99"/>
     <w:semiHidden/>
     <w:pPr>
@@ -32642,9 +33573,9 @@
       <w:szCs w:val="20"/>
     </w:rPr>
   </w:style>
-  <w:style w:type="character" w:styleId="186">
+  <w:style w:type="character" w:styleId="883">
     <w:name w:val="endnote reference"/>
-    <w:basedOn w:val="671"/>
+    <w:basedOn w:val="899"/>
     <w:uiPriority w:val="99"/>
     <w:semiHidden/>
     <w:unhideWhenUsed/>
@@ -32657,9 +33588,9 @@
       <w:vertAlign w:val="superscript"/>
     </w:rPr>
   </w:style>
-  <w:style w:type="character" w:styleId="187">
+  <w:style w:type="character" w:styleId="884">
     <w:name w:val="Hyperlink"/>
-    <w:basedOn w:val="671"/>
+    <w:basedOn w:val="899"/>
     <w:uiPriority w:val="99"/>
     <w:unhideWhenUsed/>
     <w:pPr>
@@ -32672,9 +33603,9 @@
       <w:u w:val="single"/>
     </w:rPr>
   </w:style>
-  <w:style w:type="character" w:styleId="188">
+  <w:style w:type="character" w:styleId="885">
     <w:name w:val="FollowedHyperlink"/>
-    <w:basedOn w:val="671"/>
+    <w:basedOn w:val="899"/>
     <w:uiPriority w:val="99"/>
     <w:semiHidden/>
     <w:unhideWhenUsed/>
@@ -32688,10 +33619,10 @@
       <w:u w:val="single"/>
     </w:rPr>
   </w:style>
-  <w:style w:type="paragraph" w:styleId="189">
+  <w:style w:type="paragraph" w:styleId="886">
     <w:name w:val="toc 1"/>
-    <w:basedOn w:val="670"/>
-    <w:next w:val="670"/>
+    <w:basedOn w:val="898"/>
+    <w:next w:val="898"/>
     <w:uiPriority w:val="39"/>
     <w:unhideWhenUsed/>
     <w:pPr>
@@ -32700,10 +33631,10 @@
       <w:ind/>
     </w:pPr>
   </w:style>
-  <w:style w:type="paragraph" w:styleId="190">
+  <w:style w:type="paragraph" w:styleId="887">
     <w:name w:val="toc 2"/>
-    <w:basedOn w:val="670"/>
-    <w:next w:val="670"/>
+    <w:basedOn w:val="898"/>
+    <w:next w:val="898"/>
     <w:uiPriority w:val="39"/>
     <w:unhideWhenUsed/>
     <w:pPr>
@@ -32712,10 +33643,10 @@
       <w:ind w:left="220"/>
     </w:pPr>
   </w:style>
-  <w:style w:type="paragraph" w:styleId="191">
+  <w:style w:type="paragraph" w:styleId="888">
     <w:name w:val="toc 3"/>
-    <w:basedOn w:val="670"/>
-    <w:next w:val="670"/>
+    <w:basedOn w:val="898"/>
+    <w:next w:val="898"/>
     <w:uiPriority w:val="39"/>
     <w:unhideWhenUsed/>
     <w:pPr>
@@ -32724,10 +33655,10 @@
       <w:ind w:left="440"/>
     </w:pPr>
   </w:style>
-  <w:style w:type="paragraph" w:styleId="192">
+  <w:style w:type="paragraph" w:styleId="889">
     <w:name w:val="toc 4"/>
-    <w:basedOn w:val="670"/>
-    <w:next w:val="670"/>
+    <w:basedOn w:val="898"/>
+    <w:next w:val="898"/>
     <w:uiPriority w:val="39"/>
     <w:unhideWhenUsed/>
     <w:pPr>
@@ -32736,10 +33667,10 @@
       <w:ind w:left="660"/>
     </w:pPr>
   </w:style>
-  <w:style w:type="paragraph" w:styleId="193">
+  <w:style w:type="paragraph" w:styleId="890">
     <w:name w:val="toc 5"/>
-    <w:basedOn w:val="670"/>
-    <w:next w:val="670"/>
+    <w:basedOn w:val="898"/>
+    <w:next w:val="898"/>
     <w:uiPriority w:val="39"/>
     <w:unhideWhenUsed/>
     <w:pPr>
@@ -32748,10 +33679,10 @@
       <w:ind w:left="880"/>
     </w:pPr>
   </w:style>
-  <w:style w:type="paragraph" w:styleId="194">
+  <w:style w:type="paragraph" w:styleId="891">
     <w:name w:val="toc 6"/>
-    <w:basedOn w:val="670"/>
-    <w:next w:val="670"/>
+    <w:basedOn w:val="898"/>
+    <w:next w:val="898"/>
     <w:uiPriority w:val="39"/>
     <w:unhideWhenUsed/>
     <w:pPr>
@@ -32760,10 +33691,10 @@
       <w:ind w:left="1100"/>
     </w:pPr>
   </w:style>
-  <w:style w:type="paragraph" w:styleId="195">
+  <w:style w:type="paragraph" w:styleId="892">
     <w:name w:val="toc 7"/>
-    <w:basedOn w:val="670"/>
-    <w:next w:val="670"/>
+    <w:basedOn w:val="898"/>
+    <w:next w:val="898"/>
     <w:uiPriority w:val="39"/>
     <w:unhideWhenUsed/>
     <w:pPr>
@@ -32772,10 +33703,10 @@
       <w:ind w:left="1320"/>
     </w:pPr>
   </w:style>
-  <w:style w:type="paragraph" w:styleId="196">
+  <w:style w:type="paragraph" w:styleId="893">
     <w:name w:val="toc 8"/>
-    <w:basedOn w:val="670"/>
-    <w:next w:val="670"/>
+    <w:basedOn w:val="898"/>
+    <w:next w:val="898"/>
     <w:uiPriority w:val="39"/>
     <w:unhideWhenUsed/>
     <w:pPr>
@@ -32784,10 +33715,10 @@
       <w:ind w:left="1540"/>
     </w:pPr>
   </w:style>
-  <w:style w:type="paragraph" w:styleId="197">
+  <w:style w:type="paragraph" w:styleId="894">
     <w:name w:val="toc 9"/>
-    <w:basedOn w:val="670"/>
-    <w:next w:val="670"/>
+    <w:basedOn w:val="898"/>
+    <w:next w:val="898"/>
     <w:uiPriority w:val="39"/>
     <w:unhideWhenUsed/>
     <w:pPr>
@@ -32796,9 +33727,9 @@
       <w:ind w:left="1760"/>
     </w:pPr>
   </w:style>
-  <w:style w:type="character" w:styleId="198">
+  <w:style w:type="character" w:styleId="895">
     <w:name w:val="Placeholder Text"/>
-    <w:basedOn w:val="671"/>
+    <w:basedOn w:val="899"/>
     <w:uiPriority w:val="99"/>
     <w:semiHidden/>
     <w:pPr>
@@ -32810,7 +33741,7 @@
       <w:color w:val="666666"/>
     </w:rPr>
   </w:style>
-  <w:style w:type="paragraph" w:styleId="208">
+  <w:style w:type="paragraph" w:styleId="896">
     <w:name w:val="TOC Heading"/>
     <w:uiPriority w:val="39"/>
     <w:unhideWhenUsed/>
@@ -32820,10 +33751,10 @@
       <w:ind/>
     </w:pPr>
   </w:style>
-  <w:style w:type="paragraph" w:styleId="209">
+  <w:style w:type="paragraph" w:styleId="897">
     <w:name w:val="table of figures"/>
-    <w:basedOn w:val="670"/>
-    <w:next w:val="670"/>
+    <w:basedOn w:val="898"/>
+    <w:next w:val="898"/>
     <w:uiPriority w:val="99"/>
     <w:unhideWhenUsed/>
     <w:pPr>
@@ -32832,7 +33763,7 @@
       <w:ind/>
     </w:pPr>
   </w:style>
-  <w:style w:type="paragraph" w:styleId="670" w:default="1">
+  <w:style w:type="paragraph" w:styleId="898" w:default="1">
     <w:name w:val="Normal"/>
     <w:qFormat/>
     <w:pPr>
@@ -32851,7 +33782,7 @@
       <w:lang w:val="es-ES" w:eastAsia="zh-CN" w:bidi="hi-IN"/>
     </w:rPr>
   </w:style>
-  <w:style w:type="character" w:styleId="671" w:default="1">
+  <w:style w:type="character" w:styleId="899" w:default="1">
     <w:name w:val="Default Paragraph Font"/>
     <w:uiPriority w:val="1"/>
     <w:semiHidden/>
@@ -32863,7 +33794,7 @@
       <w:ind/>
     </w:pPr>
   </w:style>
-  <w:style w:type="character" w:styleId="672" w:customStyle="1">
+  <w:style w:type="character" w:styleId="900" w:customStyle="1">
     <w:name w:val="Bolos"/>
     <w:qFormat/>
     <w:pPr>
@@ -32875,7 +33806,7 @@
       <w:rFonts w:ascii="OpenSymbol" w:hAnsi="OpenSymbol" w:eastAsia="OpenSymbol" w:cs="OpenSymbol"/>
     </w:rPr>
   </w:style>
-  <w:style w:type="character" w:styleId="673">
+  <w:style w:type="character" w:styleId="901">
     <w:name w:val="Strong"/>
     <w:qFormat/>
     <w:pPr>
@@ -32888,7 +33819,7 @@
       <w:bCs/>
     </w:rPr>
   </w:style>
-  <w:style w:type="character" w:styleId="674">
+  <w:style w:type="character" w:styleId="902">
     <w:name w:val="Emphasis"/>
     <w:qFormat/>
     <w:pPr>
@@ -32901,10 +33832,10 @@
       <w:iCs/>
     </w:rPr>
   </w:style>
-  <w:style w:type="paragraph" w:styleId="675" w:customStyle="1">
+  <w:style w:type="paragraph" w:styleId="903" w:customStyle="1">
     <w:name w:val="Título"/>
-    <w:basedOn w:val="670"/>
-    <w:next w:val="676"/>
+    <w:basedOn w:val="898"/>
+    <w:next w:val="904"/>
     <w:qFormat/>
     <w:pPr>
       <w:keepNext w:val="true"/>
@@ -32918,27 +33849,27 @@
       <w:szCs w:val="28"/>
     </w:rPr>
   </w:style>
-  <w:style w:type="paragraph" w:styleId="676">
+  <w:style w:type="paragraph" w:styleId="904">
     <w:name w:val="Body Text"/>
-    <w:basedOn w:val="670"/>
+    <w:basedOn w:val="898"/>
     <w:pPr>
       <w:pBdr/>
       <w:spacing w:after="140" w:before="0" w:line="276" w:lineRule="auto"/>
       <w:ind/>
     </w:pPr>
   </w:style>
-  <w:style w:type="paragraph" w:styleId="677">
+  <w:style w:type="paragraph" w:styleId="905">
     <w:name w:val="List"/>
-    <w:basedOn w:val="676"/>
+    <w:basedOn w:val="904"/>
     <w:pPr>
       <w:pBdr/>
       <w:spacing/>
       <w:ind/>
     </w:pPr>
   </w:style>
-  <w:style w:type="paragraph" w:styleId="678">
+  <w:style w:type="paragraph" w:styleId="906">
     <w:name w:val="Caption"/>
-    <w:basedOn w:val="670"/>
+    <w:basedOn w:val="898"/>
     <w:qFormat/>
     <w:pPr>
       <w:suppressLineNumbers w:val="true"/>
@@ -32951,9 +33882,9 @@
       <w:iCs/>
     </w:rPr>
   </w:style>
-  <w:style w:type="paragraph" w:styleId="679" w:customStyle="1">
+  <w:style w:type="paragraph" w:styleId="907" w:customStyle="1">
     <w:name w:val="Índice"/>
-    <w:basedOn w:val="670"/>
+    <w:basedOn w:val="898"/>
     <w:qFormat/>
     <w:pPr>
       <w:suppressLineNumbers w:val="true"/>
@@ -32965,10 +33896,10 @@
       <w:rFonts w:cs="Arial"/>
     </w:rPr>
   </w:style>
-  <w:style w:type="paragraph" w:styleId="680">
+  <w:style w:type="paragraph" w:styleId="908">
     <w:name w:val="Title"/>
-    <w:basedOn w:val="670"/>
-    <w:next w:val="676"/>
+    <w:basedOn w:val="898"/>
+    <w:next w:val="904"/>
     <w:uiPriority w:val="10"/>
     <w:qFormat/>
     <w:pPr>
@@ -32983,7 +33914,7 @@
       <w:szCs w:val="28"/>
     </w:rPr>
   </w:style>
-  <w:style w:type="numbering" w:styleId="681">
+  <w:style w:type="numbering" w:styleId="909">
     <w:name w:val="Ninguna lista"/>
     <w:uiPriority w:val="99"/>
     <w:semiHidden/>
@@ -32995,7 +33926,7 @@
       <w:ind/>
     </w:pPr>
   </w:style>
-  <w:style w:type="table" w:styleId="682" w:default="1">
+  <w:style w:type="table" w:styleId="910" w:default="1">
     <w:name w:val="Normal Table"/>
     <w:uiPriority w:val="99"/>
     <w:semiHidden/>
